--- a/handover/02-Support-Document.docx
+++ b/handover/02-Support-Document.docx
@@ -38,11 +38,12 @@
           <w:color w:val="6B6455"/>
           <w:sz w:val="20"/>
         </w:rPr>
-        <w:t>Version 2.1 · 13 October 2026 (living document -- updated each iteration) | Team TE38 · BitDance | FIT5120, Monash University</w:t>
+        <w:t>Version 2.2 · 15 October 2026 (living document -- updated each iteration) | Team TE38 · BitDance | FIT5120, Monash University</w:t>
       </w:r>
     </w:p>
     <w:p>
       <w:pPr>
+        <w:keepNext/>
         <w:spacing w:before="280" w:after="120"/>
       </w:pPr>
       <w:r>
@@ -64,11 +65,25 @@
           <w:color w:val="201E19"/>
           <w:sz w:val="21"/>
         </w:rPr>
-        <w:t>This document is for whoever operationally runs and supports the live HandMirror product once a sponsor has taken it on -- day-to-day operation, data loading, backups, and what to do when something breaks. It assumes no prior familiarity with the codebase (that's the companion Maintenance Document).</w:t>
+        <w:t>This document is for whoever operationally runs and supports the live HandMirror product once a sponsor has taken it on: what every feature does (so support staff can help learners), day-to-day operation, data loading, backups, security, and what to do when something breaks. It assumes no prior familiarity with the codebase -- that is the companion Maintenance Document.</w:t>
       </w:r>
     </w:p>
     <w:p>
       <w:pPr>
+        <w:spacing w:after="160"/>
+      </w:pPr>
+      <w:r>
+        <w:rPr>
+          <w:i w:val="0"/>
+          <w:color w:val="201E19"/>
+          <w:sz w:val="21"/>
+        </w:rPr>
+        <w:t>Reading order: Section 2 for the features, Sections 3-6 to run the system, Section 7 for security and the standards it follows, Section 9 when something goes wrong, and Section 10 for the handover plan itself.</w:t>
+      </w:r>
+    </w:p>
+    <w:p>
+      <w:pPr>
+        <w:keepNext/>
         <w:spacing w:before="280" w:after="120"/>
       </w:pPr>
       <w:r>
@@ -77,7 +92,975 @@
           <w:color w:val="1F3D7A"/>
           <w:sz w:val="28"/>
         </w:rPr>
-        <w:t>2. System summary</w:t>
+        <w:t>2. Using HandMirror -- feature guide</w:t>
+      </w:r>
+    </w:p>
+    <w:p>
+      <w:pPr>
+        <w:spacing w:after="160"/>
+      </w:pPr>
+      <w:r>
+        <w:rPr>
+          <w:i w:val="0"/>
+          <w:color w:val="201E19"/>
+          <w:sz w:val="21"/>
+        </w:rPr>
+        <w:t>HandMirror needs no account: every feature works as soon as the site opens. A learner's To Learn and Learnt lists are kept in their own browser, so they are tied to that browser and device.</w:t>
+      </w:r>
+    </w:p>
+    <w:p>
+      <w:pPr>
+        <w:keepNext/>
+        <w:spacing w:before="160" w:after="80"/>
+      </w:pPr>
+      <w:r>
+        <w:rPr>
+          <w:b/>
+          <w:color w:val="201E19"/>
+          <w:sz w:val="23"/>
+        </w:rPr>
+        <w:t>2.1 Look up a sign (Library)</w:t>
+      </w:r>
+    </w:p>
+    <w:p>
+      <w:pPr>
+        <w:pStyle w:val="ListBullet"/>
+        <w:spacing w:after="60"/>
+      </w:pPr>
+      <w:r>
+        <w:rPr>
+          <w:color w:val="201E19"/>
+          <w:sz w:val="21"/>
+        </w:rPr>
+        <w:t>Type any English word in the search bar; results match the sign's name, its topics, search keywords and definitions.</w:t>
+      </w:r>
+    </w:p>
+    <w:p>
+      <w:pPr>
+        <w:pStyle w:val="ListBullet"/>
+        <w:spacing w:after="60"/>
+      </w:pPr>
+      <w:r>
+        <w:rPr>
+          <w:color w:val="201E19"/>
+          <w:sz w:val="21"/>
+        </w:rPr>
+        <w:t>Narrow the list with the topic index on the left, the All levels / Beginner / Intermediate / Advanced switch, and Sort by (A-Z, difficulty or popularity).</w:t>
+      </w:r>
+    </w:p>
+    <w:p>
+      <w:pPr>
+        <w:pStyle w:val="ListBullet"/>
+        <w:spacing w:after="60"/>
+      </w:pPr>
+      <w:r>
+        <w:rPr>
+          <w:color w:val="201E19"/>
+          <w:sz w:val="21"/>
+        </w:rPr>
+        <w:t>The camera icon in the search bar is sign-to-search: sign at the webcam and pick from the four closest matches.</w:t>
+      </w:r>
+    </w:p>
+    <w:p>
+      <w:pPr>
+        <w:pStyle w:val="ListBullet"/>
+        <w:spacing w:after="60"/>
+      </w:pPr>
+      <w:r>
+        <w:rPr>
+          <w:color w:val="201E19"/>
+          <w:sz w:val="21"/>
+        </w:rPr>
+        <w:t>Each card plays its demonstration video, shows the estimated level (top-left), and has two buttons at the bottom-right: + adds the sign to To Learn, ✓ marks it learnt. A blue “To Learn” or green “Learnt” stamp shows its state.</w:t>
+      </w:r>
+    </w:p>
+    <w:p>
+      <w:pPr>
+        <w:keepNext/>
+        <w:spacing w:before="80" w:after="40"/>
+        <w:jc w:val="center"/>
+      </w:pPr>
+      <w:r>
+        <w:drawing>
+          <wp:inline xmlns:a="http://schemas.openxmlformats.org/drawingml/2006/main" xmlns:pic="http://schemas.openxmlformats.org/drawingml/2006/picture">
+            <wp:extent cx="5760000" cy="3600000"/>
+            <wp:docPr id="1" name="Picture 1"/>
+            <wp:cNvGraphicFramePr>
+              <a:graphicFrameLocks noChangeAspect="1"/>
+            </wp:cNvGraphicFramePr>
+            <a:graphic>
+              <a:graphicData uri="http://schemas.openxmlformats.org/drawingml/2006/picture">
+                <pic:pic>
+                  <pic:nvPicPr>
+                    <pic:cNvPr id="0" name="image.jpg"/>
+                    <pic:cNvPicPr/>
+                  </pic:nvPicPr>
+                  <pic:blipFill>
+                    <a:blip r:embed="rId9"/>
+                    <a:stretch>
+                      <a:fillRect/>
+                    </a:stretch>
+                  </pic:blipFill>
+                  <pic:spPr>
+                    <a:xfrm>
+                      <a:off x="0" y="0"/>
+                      <a:ext cx="5760000" cy="3600000"/>
+                    </a:xfrm>
+                    <a:prstGeom prst="rect"/>
+                  </pic:spPr>
+                </pic:pic>
+              </a:graphicData>
+            </a:graphic>
+          </wp:inline>
+        </w:drawing>
+      </w:r>
+    </w:p>
+    <w:p>
+      <w:pPr>
+        <w:spacing w:after="200"/>
+        <w:jc w:val="center"/>
+      </w:pPr>
+      <w:r>
+        <w:rPr>
+          <w:i/>
+          <w:color w:val="6B6455"/>
+          <w:sz w:val="18"/>
+        </w:rPr>
+        <w:t>Figure 1. The Sign Library: search, topic index, level filter and sort, with the + / ✓ buttons on each card.</w:t>
+      </w:r>
+    </w:p>
+    <w:p>
+      <w:pPr>
+        <w:keepNext/>
+        <w:spacing w:before="160" w:after="80"/>
+      </w:pPr>
+      <w:r>
+        <w:rPr>
+          <w:b/>
+          <w:color w:val="201E19"/>
+          <w:sz w:val="23"/>
+        </w:rPr>
+        <w:t>2.2 Save several signs at once</w:t>
+      </w:r>
+    </w:p>
+    <w:p>
+      <w:pPr>
+        <w:spacing w:after="160"/>
+      </w:pPr>
+      <w:r>
+        <w:rPr>
+          <w:i w:val="0"/>
+          <w:color w:val="201E19"/>
+          <w:sz w:val="21"/>
+        </w:rPr>
+        <w:t>Select signs (above the cards in the Library, To Learn and Learnt) turns the grid into a multi-select: click cards to tick them, then use the bar at the bottom of the screen. The Library offers Add to To Learn and Mark as learnt; To Learn offers Mark as learnt and Remove; Learnt offers Move to To Learn and Remove. A sign is never on both lists -- adding it to one takes it off the other. Done leaves selection mode.</w:t>
+      </w:r>
+    </w:p>
+    <w:p>
+      <w:pPr>
+        <w:keepNext/>
+        <w:spacing w:before="80" w:after="40"/>
+        <w:jc w:val="center"/>
+      </w:pPr>
+      <w:r>
+        <w:drawing>
+          <wp:inline xmlns:a="http://schemas.openxmlformats.org/drawingml/2006/main" xmlns:pic="http://schemas.openxmlformats.org/drawingml/2006/picture">
+            <wp:extent cx="5760000" cy="3600000"/>
+            <wp:docPr id="2" name="Picture 2"/>
+            <wp:cNvGraphicFramePr>
+              <a:graphicFrameLocks noChangeAspect="1"/>
+            </wp:cNvGraphicFramePr>
+            <a:graphic>
+              <a:graphicData uri="http://schemas.openxmlformats.org/drawingml/2006/picture">
+                <pic:pic>
+                  <pic:nvPicPr>
+                    <pic:cNvPr id="0" name="image.jpg"/>
+                    <pic:cNvPicPr/>
+                  </pic:nvPicPr>
+                  <pic:blipFill>
+                    <a:blip r:embed="rId10"/>
+                    <a:stretch>
+                      <a:fillRect/>
+                    </a:stretch>
+                  </pic:blipFill>
+                  <pic:spPr>
+                    <a:xfrm>
+                      <a:off x="0" y="0"/>
+                      <a:ext cx="5760000" cy="3600000"/>
+                    </a:xfrm>
+                    <a:prstGeom prst="rect"/>
+                  </pic:spPr>
+                </pic:pic>
+              </a:graphicData>
+            </a:graphic>
+          </wp:inline>
+        </w:drawing>
+      </w:r>
+    </w:p>
+    <w:p>
+      <w:pPr>
+        <w:spacing w:after="200"/>
+        <w:jc w:val="center"/>
+      </w:pPr>
+      <w:r>
+        <w:rPr>
+          <w:i/>
+          <w:color w:val="6B6455"/>
+          <w:sz w:val="18"/>
+        </w:rPr>
+        <w:t>Figure 2. Two signs selected, with the bulk-action bar at the bottom of the screen.</w:t>
+      </w:r>
+    </w:p>
+    <w:p>
+      <w:pPr>
+        <w:keepNext/>
+        <w:spacing w:before="160" w:after="80"/>
+      </w:pPr>
+      <w:r>
+        <w:rPr>
+          <w:b/>
+          <w:color w:val="201E19"/>
+          <w:sz w:val="23"/>
+        </w:rPr>
+        <w:t>2.3 Learn a sign</w:t>
+      </w:r>
+    </w:p>
+    <w:p>
+      <w:pPr>
+        <w:pStyle w:val="ListBullet"/>
+        <w:spacing w:after="60"/>
+      </w:pPr>
+      <w:r>
+        <w:rPr>
+          <w:color w:val="201E19"/>
+          <w:sz w:val="21"/>
+        </w:rPr>
+        <w:t>The sign page opens on Learn: the demonstration video (with a choice of versions where there are several, replay, and 0.5×-2× speed), the definition, and “How it's formed” -- the movement step by step.</w:t>
+      </w:r>
+    </w:p>
+    <w:p>
+      <w:pPr>
+        <w:pStyle w:val="ListBullet"/>
+        <w:spacing w:after="60"/>
+      </w:pPr>
+      <w:r>
+        <w:rPr>
+          <w:color w:val="201E19"/>
+          <w:sz w:val="21"/>
+        </w:rPr>
+        <w:t>Video / 3D avatar switches the stage to an avatar performing the same sign. Drag to turn it to any angle; Reset view puts it back. The avatar shows the overall movement -- exact handshapes come from the video.</w:t>
+      </w:r>
+    </w:p>
+    <w:p>
+      <w:pPr>
+        <w:pStyle w:val="ListBullet"/>
+        <w:spacing w:after="60"/>
+      </w:pPr>
+      <w:r>
+        <w:rPr>
+          <w:color w:val="201E19"/>
+          <w:sz w:val="21"/>
+        </w:rPr>
+        <w:t>Add to to-learn list and Mark as learnt save the sign; the arrows at the sides step to the previous and next sign in the list the learner came from.</w:t>
+      </w:r>
+    </w:p>
+    <w:p>
+      <w:pPr>
+        <w:keepNext/>
+        <w:spacing w:before="80" w:after="40"/>
+        <w:jc w:val="center"/>
+      </w:pPr>
+      <w:r>
+        <w:drawing>
+          <wp:inline xmlns:a="http://schemas.openxmlformats.org/drawingml/2006/main" xmlns:pic="http://schemas.openxmlformats.org/drawingml/2006/picture">
+            <wp:extent cx="5400000" cy="3375000"/>
+            <wp:docPr id="3" name="Picture 3"/>
+            <wp:cNvGraphicFramePr>
+              <a:graphicFrameLocks noChangeAspect="1"/>
+            </wp:cNvGraphicFramePr>
+            <a:graphic>
+              <a:graphicData uri="http://schemas.openxmlformats.org/drawingml/2006/picture">
+                <pic:pic>
+                  <pic:nvPicPr>
+                    <pic:cNvPr id="0" name="image.jpg"/>
+                    <pic:cNvPicPr/>
+                  </pic:nvPicPr>
+                  <pic:blipFill>
+                    <a:blip r:embed="rId11"/>
+                    <a:stretch>
+                      <a:fillRect/>
+                    </a:stretch>
+                  </pic:blipFill>
+                  <pic:spPr>
+                    <a:xfrm>
+                      <a:off x="0" y="0"/>
+                      <a:ext cx="5400000" cy="3375000"/>
+                    </a:xfrm>
+                    <a:prstGeom prst="rect"/>
+                  </pic:spPr>
+                </pic:pic>
+              </a:graphicData>
+            </a:graphic>
+          </wp:inline>
+        </w:drawing>
+      </w:r>
+    </w:p>
+    <w:p>
+      <w:pPr>
+        <w:spacing w:after="200"/>
+        <w:jc w:val="center"/>
+      </w:pPr>
+      <w:r>
+        <w:rPr>
+          <w:i/>
+          <w:color w:val="6B6455"/>
+          <w:sz w:val="18"/>
+        </w:rPr>
+        <w:t>Figure 3. A sign page in Learn mode with the demonstration video.</w:t>
+      </w:r>
+    </w:p>
+    <w:p>
+      <w:pPr>
+        <w:keepNext/>
+        <w:spacing w:before="80" w:after="40"/>
+        <w:jc w:val="center"/>
+      </w:pPr>
+      <w:r>
+        <w:drawing>
+          <wp:inline xmlns:a="http://schemas.openxmlformats.org/drawingml/2006/main" xmlns:pic="http://schemas.openxmlformats.org/drawingml/2006/picture">
+            <wp:extent cx="5400000" cy="3375000"/>
+            <wp:docPr id="4" name="Picture 4"/>
+            <wp:cNvGraphicFramePr>
+              <a:graphicFrameLocks noChangeAspect="1"/>
+            </wp:cNvGraphicFramePr>
+            <a:graphic>
+              <a:graphicData uri="http://schemas.openxmlformats.org/drawingml/2006/picture">
+                <pic:pic>
+                  <pic:nvPicPr>
+                    <pic:cNvPr id="0" name="image.jpg"/>
+                    <pic:cNvPicPr/>
+                  </pic:nvPicPr>
+                  <pic:blipFill>
+                    <a:blip r:embed="rId12"/>
+                    <a:stretch>
+                      <a:fillRect/>
+                    </a:stretch>
+                  </pic:blipFill>
+                  <pic:spPr>
+                    <a:xfrm>
+                      <a:off x="0" y="0"/>
+                      <a:ext cx="5400000" cy="3375000"/>
+                    </a:xfrm>
+                    <a:prstGeom prst="rect"/>
+                  </pic:spPr>
+                </pic:pic>
+              </a:graphicData>
+            </a:graphic>
+          </wp:inline>
+        </w:drawing>
+      </w:r>
+    </w:p>
+    <w:p>
+      <w:pPr>
+        <w:spacing w:after="200"/>
+        <w:jc w:val="center"/>
+      </w:pPr>
+      <w:r>
+        <w:rPr>
+          <w:i/>
+          <w:color w:val="6B6455"/>
+          <w:sz w:val="18"/>
+        </w:rPr>
+        <w:t>Figure 4. The same sign on the 3D avatar.</w:t>
+      </w:r>
+    </w:p>
+    <w:p>
+      <w:pPr>
+        <w:keepNext/>
+        <w:spacing w:before="160" w:after="80"/>
+      </w:pPr>
+      <w:r>
+        <w:rPr>
+          <w:b/>
+          <w:color w:val="201E19"/>
+          <w:sz w:val="23"/>
+        </w:rPr>
+        <w:t>2.4 Practise a sign</w:t>
+      </w:r>
+    </w:p>
+    <w:p>
+      <w:pPr>
+        <w:spacing w:after="160"/>
+      </w:pPr>
+      <w:r>
+        <w:rPr>
+          <w:i w:val="0"/>
+          <w:color w:val="201E19"/>
+          <w:sz w:val="21"/>
+        </w:rPr>
+        <w:t>Practice (top-right of the sign page) is shown for the signs the recognition model knows. Read the note above Start practice: follow the hand orientation in the video. After a short countdown the learner signs at the webcam; the capture stops by itself when the hands come to rest. The result is Excellent (80+), Almost there (60-79) or Keep practicing (under 60), with a tip and Try again. The camera picture never leaves the browser (Section 7).</w:t>
+      </w:r>
+    </w:p>
+    <w:p>
+      <w:pPr>
+        <w:keepNext/>
+        <w:spacing w:before="80" w:after="40"/>
+        <w:jc w:val="center"/>
+      </w:pPr>
+      <w:r>
+        <w:drawing>
+          <wp:inline xmlns:a="http://schemas.openxmlformats.org/drawingml/2006/main" xmlns:pic="http://schemas.openxmlformats.org/drawingml/2006/picture">
+            <wp:extent cx="5400000" cy="3375000"/>
+            <wp:docPr id="5" name="Picture 5"/>
+            <wp:cNvGraphicFramePr>
+              <a:graphicFrameLocks noChangeAspect="1"/>
+            </wp:cNvGraphicFramePr>
+            <a:graphic>
+              <a:graphicData uri="http://schemas.openxmlformats.org/drawingml/2006/picture">
+                <pic:pic>
+                  <pic:nvPicPr>
+                    <pic:cNvPr id="0" name="image.jpg"/>
+                    <pic:cNvPicPr/>
+                  </pic:nvPicPr>
+                  <pic:blipFill>
+                    <a:blip r:embed="rId13"/>
+                    <a:stretch>
+                      <a:fillRect/>
+                    </a:stretch>
+                  </pic:blipFill>
+                  <pic:spPr>
+                    <a:xfrm>
+                      <a:off x="0" y="0"/>
+                      <a:ext cx="5400000" cy="3375000"/>
+                    </a:xfrm>
+                    <a:prstGeom prst="rect"/>
+                  </pic:spPr>
+                </pic:pic>
+              </a:graphicData>
+            </a:graphic>
+          </wp:inline>
+        </w:drawing>
+      </w:r>
+    </w:p>
+    <w:p>
+      <w:pPr>
+        <w:spacing w:after="200"/>
+        <w:jc w:val="center"/>
+      </w:pPr>
+      <w:r>
+        <w:rPr>
+          <w:i/>
+          <w:color w:val="6B6455"/>
+          <w:sz w:val="18"/>
+        </w:rPr>
+        <w:t>Figure 5. Practice mode, before the camera starts.</w:t>
+      </w:r>
+    </w:p>
+    <w:p>
+      <w:pPr>
+        <w:keepNext/>
+        <w:spacing w:before="160" w:after="80"/>
+      </w:pPr>
+      <w:r>
+        <w:rPr>
+          <w:b/>
+          <w:color w:val="201E19"/>
+          <w:sz w:val="23"/>
+        </w:rPr>
+        <w:t>2.5 To Learn and the personalise wizard</w:t>
+      </w:r>
+    </w:p>
+    <w:p>
+      <w:pPr>
+        <w:spacing w:after="160"/>
+      </w:pPr>
+      <w:r>
+        <w:rPr>
+          <w:i w:val="0"/>
+          <w:color w:val="201E19"/>
+          <w:sz w:val="21"/>
+        </w:rPr>
+        <w:t>To Learn lists the saved signs grouped by when they were added (Day / Week / Month / Year). Personalize your learning opens a two-step wizard: pick topics, then set how many signs in total and how they split across the topics (drag the pie chart or type numbers). The wizard adds signs the learner has not saved or learnt yet.</w:t>
+      </w:r>
+    </w:p>
+    <w:p>
+      <w:pPr>
+        <w:keepNext/>
+        <w:spacing w:before="80" w:after="40"/>
+        <w:jc w:val="center"/>
+      </w:pPr>
+      <w:r>
+        <w:drawing>
+          <wp:inline xmlns:a="http://schemas.openxmlformats.org/drawingml/2006/main" xmlns:pic="http://schemas.openxmlformats.org/drawingml/2006/picture">
+            <wp:extent cx="5400000" cy="3375000"/>
+            <wp:docPr id="6" name="Picture 6"/>
+            <wp:cNvGraphicFramePr>
+              <a:graphicFrameLocks noChangeAspect="1"/>
+            </wp:cNvGraphicFramePr>
+            <a:graphic>
+              <a:graphicData uri="http://schemas.openxmlformats.org/drawingml/2006/picture">
+                <pic:pic>
+                  <pic:nvPicPr>
+                    <pic:cNvPr id="0" name="image.jpg"/>
+                    <pic:cNvPicPr/>
+                  </pic:nvPicPr>
+                  <pic:blipFill>
+                    <a:blip r:embed="rId14"/>
+                    <a:stretch>
+                      <a:fillRect/>
+                    </a:stretch>
+                  </pic:blipFill>
+                  <pic:spPr>
+                    <a:xfrm>
+                      <a:off x="0" y="0"/>
+                      <a:ext cx="5400000" cy="3375000"/>
+                    </a:xfrm>
+                    <a:prstGeom prst="rect"/>
+                  </pic:spPr>
+                </pic:pic>
+              </a:graphicData>
+            </a:graphic>
+          </wp:inline>
+        </w:drawing>
+      </w:r>
+    </w:p>
+    <w:p>
+      <w:pPr>
+        <w:spacing w:after="200"/>
+        <w:jc w:val="center"/>
+      </w:pPr>
+      <w:r>
+        <w:rPr>
+          <w:i/>
+          <w:color w:val="6B6455"/>
+          <w:sz w:val="18"/>
+        </w:rPr>
+        <w:t>Figure 6. The To Learn list, with the personalise card above it.</w:t>
+      </w:r>
+    </w:p>
+    <w:p>
+      <w:pPr>
+        <w:keepNext/>
+        <w:spacing w:before="80" w:after="40"/>
+        <w:jc w:val="center"/>
+      </w:pPr>
+      <w:r>
+        <w:drawing>
+          <wp:inline xmlns:a="http://schemas.openxmlformats.org/drawingml/2006/main" xmlns:pic="http://schemas.openxmlformats.org/drawingml/2006/picture">
+            <wp:extent cx="5400000" cy="3375000"/>
+            <wp:docPr id="7" name="Picture 7"/>
+            <wp:cNvGraphicFramePr>
+              <a:graphicFrameLocks noChangeAspect="1"/>
+            </wp:cNvGraphicFramePr>
+            <a:graphic>
+              <a:graphicData uri="http://schemas.openxmlformats.org/drawingml/2006/picture">
+                <pic:pic>
+                  <pic:nvPicPr>
+                    <pic:cNvPr id="0" name="image.jpg"/>
+                    <pic:cNvPicPr/>
+                  </pic:nvPicPr>
+                  <pic:blipFill>
+                    <a:blip r:embed="rId15"/>
+                    <a:stretch>
+                      <a:fillRect/>
+                    </a:stretch>
+                  </pic:blipFill>
+                  <pic:spPr>
+                    <a:xfrm>
+                      <a:off x="0" y="0"/>
+                      <a:ext cx="5400000" cy="3375000"/>
+                    </a:xfrm>
+                    <a:prstGeom prst="rect"/>
+                  </pic:spPr>
+                </pic:pic>
+              </a:graphicData>
+            </a:graphic>
+          </wp:inline>
+        </w:drawing>
+      </w:r>
+    </w:p>
+    <w:p>
+      <w:pPr>
+        <w:spacing w:after="200"/>
+        <w:jc w:val="center"/>
+      </w:pPr>
+      <w:r>
+        <w:rPr>
+          <w:i/>
+          <w:color w:val="6B6455"/>
+          <w:sz w:val="18"/>
+        </w:rPr>
+        <w:t>Figure 7. Step 1 of the personalise wizard: choosing topics.</w:t>
+      </w:r>
+    </w:p>
+    <w:p>
+      <w:pPr>
+        <w:keepNext/>
+        <w:spacing w:before="160" w:after="80"/>
+      </w:pPr>
+      <w:r>
+        <w:rPr>
+          <w:b/>
+          <w:color w:val="201E19"/>
+          <w:sz w:val="23"/>
+        </w:rPr>
+        <w:t>2.6 Learnt</w:t>
+      </w:r>
+    </w:p>
+    <w:p>
+      <w:pPr>
+        <w:spacing w:after="160"/>
+      </w:pPr>
+      <w:r>
+        <w:rPr>
+          <w:i w:val="0"/>
+          <w:color w:val="201E19"/>
+          <w:sz w:val="21"/>
+        </w:rPr>
+        <w:t>Learnt shows every sign marked learnt, grouped the same way, and progress against the whole dictionary.</w:t>
+      </w:r>
+    </w:p>
+    <w:p>
+      <w:pPr>
+        <w:keepNext/>
+        <w:spacing w:before="80" w:after="40"/>
+        <w:jc w:val="center"/>
+      </w:pPr>
+      <w:r>
+        <w:drawing>
+          <wp:inline xmlns:a="http://schemas.openxmlformats.org/drawingml/2006/main" xmlns:pic="http://schemas.openxmlformats.org/drawingml/2006/picture">
+            <wp:extent cx="5400000" cy="3375000"/>
+            <wp:docPr id="8" name="Picture 8"/>
+            <wp:cNvGraphicFramePr>
+              <a:graphicFrameLocks noChangeAspect="1"/>
+            </wp:cNvGraphicFramePr>
+            <a:graphic>
+              <a:graphicData uri="http://schemas.openxmlformats.org/drawingml/2006/picture">
+                <pic:pic>
+                  <pic:nvPicPr>
+                    <pic:cNvPr id="0" name="image.jpg"/>
+                    <pic:cNvPicPr/>
+                  </pic:nvPicPr>
+                  <pic:blipFill>
+                    <a:blip r:embed="rId16"/>
+                    <a:stretch>
+                      <a:fillRect/>
+                    </a:stretch>
+                  </pic:blipFill>
+                  <pic:spPr>
+                    <a:xfrm>
+                      <a:off x="0" y="0"/>
+                      <a:ext cx="5400000" cy="3375000"/>
+                    </a:xfrm>
+                    <a:prstGeom prst="rect"/>
+                  </pic:spPr>
+                </pic:pic>
+              </a:graphicData>
+            </a:graphic>
+          </wp:inline>
+        </w:drawing>
+      </w:r>
+    </w:p>
+    <w:p>
+      <w:pPr>
+        <w:spacing w:after="200"/>
+        <w:jc w:val="center"/>
+      </w:pPr>
+      <w:r>
+        <w:rPr>
+          <w:i/>
+          <w:color w:val="6B6455"/>
+          <w:sz w:val="18"/>
+        </w:rPr>
+        <w:t>Figure 8. The Learnt list and its progress bar.</w:t>
+      </w:r>
+    </w:p>
+    <w:p>
+      <w:pPr>
+        <w:keepNext/>
+        <w:spacing w:before="160" w:after="80"/>
+      </w:pPr>
+      <w:r>
+        <w:rPr>
+          <w:b/>
+          <w:color w:val="201E19"/>
+          <w:sz w:val="23"/>
+        </w:rPr>
+        <w:t>2.7 Scenario journeys</w:t>
+      </w:r>
+    </w:p>
+    <w:p>
+      <w:pPr>
+        <w:spacing w:after="160"/>
+      </w:pPr>
+      <w:r>
+        <w:rPr>
+          <w:i w:val="0"/>
+          <w:color w:val="201E19"/>
+          <w:sz w:val="21"/>
+        </w:rPr>
+        <w:t>Scenarios groups signs by real situations -- ordering a coffee, a doctor's visit, family -- in three directions (Daily Life, Professional, Language Basics) that open and close with the arrow on the left. Each journey is a route of short stops. Hovering over a word shows its video with three buttons: Practise this sign, Add to To Learn and Mark as learnt. Next stop moves along the route.</w:t>
+      </w:r>
+    </w:p>
+    <w:p>
+      <w:pPr>
+        <w:keepNext/>
+        <w:spacing w:before="80" w:after="40"/>
+        <w:jc w:val="center"/>
+      </w:pPr>
+      <w:r>
+        <w:drawing>
+          <wp:inline xmlns:a="http://schemas.openxmlformats.org/drawingml/2006/main" xmlns:pic="http://schemas.openxmlformats.org/drawingml/2006/picture">
+            <wp:extent cx="5400000" cy="3375000"/>
+            <wp:docPr id="9" name="Picture 9"/>
+            <wp:cNvGraphicFramePr>
+              <a:graphicFrameLocks noChangeAspect="1"/>
+            </wp:cNvGraphicFramePr>
+            <a:graphic>
+              <a:graphicData uri="http://schemas.openxmlformats.org/drawingml/2006/picture">
+                <pic:pic>
+                  <pic:nvPicPr>
+                    <pic:cNvPr id="0" name="image.jpg"/>
+                    <pic:cNvPicPr/>
+                  </pic:nvPicPr>
+                  <pic:blipFill>
+                    <a:blip r:embed="rId17"/>
+                    <a:stretch>
+                      <a:fillRect/>
+                    </a:stretch>
+                  </pic:blipFill>
+                  <pic:spPr>
+                    <a:xfrm>
+                      <a:off x="0" y="0"/>
+                      <a:ext cx="5400000" cy="3375000"/>
+                    </a:xfrm>
+                    <a:prstGeom prst="rect"/>
+                  </pic:spPr>
+                </pic:pic>
+              </a:graphicData>
+            </a:graphic>
+          </wp:inline>
+        </w:drawing>
+      </w:r>
+    </w:p>
+    <w:p>
+      <w:pPr>
+        <w:spacing w:after="200"/>
+        <w:jc w:val="center"/>
+      </w:pPr>
+      <w:r>
+        <w:rPr>
+          <w:i/>
+          <w:color w:val="6B6455"/>
+          <w:sz w:val="18"/>
+        </w:rPr>
+        <w:t>Figure 9. The Scenarios page: how a journey works, and the first direction opened.</w:t>
+      </w:r>
+    </w:p>
+    <w:p>
+      <w:pPr>
+        <w:keepNext/>
+        <w:spacing w:before="80" w:after="40"/>
+        <w:jc w:val="center"/>
+      </w:pPr>
+      <w:r>
+        <w:drawing>
+          <wp:inline xmlns:a="http://schemas.openxmlformats.org/drawingml/2006/main" xmlns:pic="http://schemas.openxmlformats.org/drawingml/2006/picture">
+            <wp:extent cx="5400000" cy="3375000"/>
+            <wp:docPr id="10" name="Picture 10"/>
+            <wp:cNvGraphicFramePr>
+              <a:graphicFrameLocks noChangeAspect="1"/>
+            </wp:cNvGraphicFramePr>
+            <a:graphic>
+              <a:graphicData uri="http://schemas.openxmlformats.org/drawingml/2006/picture">
+                <pic:pic>
+                  <pic:nvPicPr>
+                    <pic:cNvPr id="0" name="image.jpg"/>
+                    <pic:cNvPicPr/>
+                  </pic:nvPicPr>
+                  <pic:blipFill>
+                    <a:blip r:embed="rId18"/>
+                    <a:stretch>
+                      <a:fillRect/>
+                    </a:stretch>
+                  </pic:blipFill>
+                  <pic:spPr>
+                    <a:xfrm>
+                      <a:off x="0" y="0"/>
+                      <a:ext cx="5400000" cy="3375000"/>
+                    </a:xfrm>
+                    <a:prstGeom prst="rect"/>
+                  </pic:spPr>
+                </pic:pic>
+              </a:graphicData>
+            </a:graphic>
+          </wp:inline>
+        </w:drawing>
+      </w:r>
+    </w:p>
+    <w:p>
+      <w:pPr>
+        <w:spacing w:after="200"/>
+        <w:jc w:val="center"/>
+      </w:pPr>
+      <w:r>
+        <w:rPr>
+          <w:i/>
+          <w:color w:val="6B6455"/>
+          <w:sz w:val="18"/>
+        </w:rPr>
+        <w:t>Figure 10. One journey: the route of stops on the left, the current stop's signs on the right.</w:t>
+      </w:r>
+    </w:p>
+    <w:p>
+      <w:pPr>
+        <w:keepNext/>
+        <w:spacing w:before="160" w:after="80"/>
+      </w:pPr>
+      <w:r>
+        <w:rPr>
+          <w:b/>
+          <w:color w:val="201E19"/>
+          <w:sz w:val="23"/>
+        </w:rPr>
+        <w:t>2.8 Sign Chat</w:t>
+      </w:r>
+    </w:p>
+    <w:p>
+      <w:pPr>
+        <w:spacing w:after="160"/>
+      </w:pPr>
+      <w:r>
+        <w:rPr>
+          <w:i w:val="0"/>
+          <w:color w:val="201E19"/>
+          <w:sz w:val="21"/>
+        </w:rPr>
+        <w:t>Type a short English sentence (or press the record button to sign it on camera) and the avatar replies in Auslan with subtitles; click a reply to watch it again, and New chat to start over. Sign Chat depends on the GPU model service in Section 4 -- when that is not running, the page shows an error instead of a reply.</w:t>
+      </w:r>
+    </w:p>
+    <w:p>
+      <w:pPr>
+        <w:keepNext/>
+        <w:spacing w:before="80" w:after="40"/>
+        <w:jc w:val="center"/>
+      </w:pPr>
+      <w:r>
+        <w:drawing>
+          <wp:inline xmlns:a="http://schemas.openxmlformats.org/drawingml/2006/main" xmlns:pic="http://schemas.openxmlformats.org/drawingml/2006/picture">
+            <wp:extent cx="5400000" cy="3375000"/>
+            <wp:docPr id="11" name="Picture 11"/>
+            <wp:cNvGraphicFramePr>
+              <a:graphicFrameLocks noChangeAspect="1"/>
+            </wp:cNvGraphicFramePr>
+            <a:graphic>
+              <a:graphicData uri="http://schemas.openxmlformats.org/drawingml/2006/picture">
+                <pic:pic>
+                  <pic:nvPicPr>
+                    <pic:cNvPr id="0" name="image.jpg"/>
+                    <pic:cNvPicPr/>
+                  </pic:nvPicPr>
+                  <pic:blipFill>
+                    <a:blip r:embed="rId19"/>
+                    <a:stretch>
+                      <a:fillRect/>
+                    </a:stretch>
+                  </pic:blipFill>
+                  <pic:spPr>
+                    <a:xfrm>
+                      <a:off x="0" y="0"/>
+                      <a:ext cx="5400000" cy="3375000"/>
+                    </a:xfrm>
+                    <a:prstGeom prst="rect"/>
+                  </pic:spPr>
+                </pic:pic>
+              </a:graphicData>
+            </a:graphic>
+          </wp:inline>
+        </w:drawing>
+      </w:r>
+    </w:p>
+    <w:p>
+      <w:pPr>
+        <w:spacing w:after="200"/>
+        <w:jc w:val="center"/>
+      </w:pPr>
+      <w:r>
+        <w:rPr>
+          <w:i/>
+          <w:color w:val="6B6455"/>
+          <w:sz w:val="18"/>
+        </w:rPr>
+        <w:t>Figure 11. Sign Chat waiting for a message.</w:t>
+      </w:r>
+    </w:p>
+    <w:p>
+      <w:pPr>
+        <w:keepNext/>
+        <w:spacing w:before="280" w:after="120"/>
+      </w:pPr>
+      <w:r>
+        <w:rPr>
+          <w:b/>
+          <w:color w:val="1F3D7A"/>
+          <w:sz w:val="28"/>
+        </w:rPr>
+        <w:t>3. System summary</w:t>
+      </w:r>
+    </w:p>
+    <w:p>
+      <w:pPr>
+        <w:keepNext/>
+        <w:spacing w:before="80" w:after="40"/>
+        <w:jc w:val="center"/>
+      </w:pPr>
+      <w:r>
+        <w:drawing>
+          <wp:inline xmlns:a="http://schemas.openxmlformats.org/drawingml/2006/main" xmlns:pic="http://schemas.openxmlformats.org/drawingml/2006/picture">
+            <wp:extent cx="5760000" cy="3240000"/>
+            <wp:docPr id="12" name="Picture 12"/>
+            <wp:cNvGraphicFramePr>
+              <a:graphicFrameLocks noChangeAspect="1"/>
+            </wp:cNvGraphicFramePr>
+            <a:graphic>
+              <a:graphicData uri="http://schemas.openxmlformats.org/drawingml/2006/picture">
+                <pic:pic>
+                  <pic:nvPicPr>
+                    <pic:cNvPr id="0" name="image.png"/>
+                    <pic:cNvPicPr/>
+                  </pic:nvPicPr>
+                  <pic:blipFill>
+                    <a:blip r:embed="rId20"/>
+                    <a:stretch>
+                      <a:fillRect/>
+                    </a:stretch>
+                  </pic:blipFill>
+                  <pic:spPr>
+                    <a:xfrm>
+                      <a:off x="0" y="0"/>
+                      <a:ext cx="5760000" cy="3240000"/>
+                    </a:xfrm>
+                    <a:prstGeom prst="rect"/>
+                  </pic:spPr>
+                </pic:pic>
+              </a:graphicData>
+            </a:graphic>
+          </wp:inline>
+        </w:drawing>
+      </w:r>
+    </w:p>
+    <w:p>
+      <w:pPr>
+        <w:spacing w:after="200"/>
+        <w:jc w:val="center"/>
+      </w:pPr>
+      <w:r>
+        <w:rPr>
+          <w:i/>
+          <w:color w:val="6B6455"/>
+          <w:sz w:val="18"/>
+        </w:rPr>
+        <w:t>Figure 12. How the parts connect. The browser talks to four services; only the Sign Chat service is not permanently hosted.</w:t>
       </w:r>
     </w:p>
     <w:tbl>
@@ -106,13 +1089,16 @@
             <w:tcW w:type="dxa" w:w="2300"/>
             <w:shd w:val="clear" w:color="auto" w:fill="1F3D7A"/>
             <w:tcMar>
-              <w:top w:w="100" w:type="dxa"/>
-              <w:bottom w:w="100" w:type="dxa"/>
-              <w:start w:w="140" w:type="dxa"/>
-              <w:end w:w="140" w:type="dxa"/>
+              <w:top w:w="60" w:type="dxa"/>
+              <w:bottom w:w="60" w:type="dxa"/>
+              <w:start w:w="120" w:type="dxa"/>
+              <w:end w:w="120" w:type="dxa"/>
             </w:tcMar>
           </w:tcPr>
           <w:p>
+            <w:pPr>
+              <w:spacing w:after="0"/>
+            </w:pPr>
             <w:r>
               <w:rPr>
                 <w:b/>
@@ -129,13 +1115,16 @@
             <w:tcW w:type="dxa" w:w="5000"/>
             <w:shd w:val="clear" w:color="auto" w:fill="1F3D7A"/>
             <w:tcMar>
-              <w:top w:w="100" w:type="dxa"/>
-              <w:bottom w:w="100" w:type="dxa"/>
-              <w:start w:w="140" w:type="dxa"/>
-              <w:end w:w="140" w:type="dxa"/>
+              <w:top w:w="60" w:type="dxa"/>
+              <w:bottom w:w="60" w:type="dxa"/>
+              <w:start w:w="120" w:type="dxa"/>
+              <w:end w:w="120" w:type="dxa"/>
             </w:tcMar>
           </w:tcPr>
           <w:p>
+            <w:pPr>
+              <w:spacing w:after="0"/>
+            </w:pPr>
             <w:r>
               <w:rPr>
                 <w:b/>
@@ -152,13 +1141,16 @@
             <w:tcW w:type="dxa" w:w="2672"/>
             <w:shd w:val="clear" w:color="auto" w:fill="1F3D7A"/>
             <w:tcMar>
-              <w:top w:w="100" w:type="dxa"/>
-              <w:bottom w:w="100" w:type="dxa"/>
-              <w:start w:w="140" w:type="dxa"/>
-              <w:end w:w="140" w:type="dxa"/>
+              <w:top w:w="60" w:type="dxa"/>
+              <w:bottom w:w="60" w:type="dxa"/>
+              <w:start w:w="120" w:type="dxa"/>
+              <w:end w:w="120" w:type="dxa"/>
             </w:tcMar>
           </w:tcPr>
           <w:p>
+            <w:pPr>
+              <w:spacing w:after="0"/>
+            </w:pPr>
             <w:r>
               <w:rPr>
                 <w:b/>
@@ -177,13 +1169,16 @@
             <w:tcW w:type="dxa" w:w="2300"/>
             <w:shd w:val="clear" w:color="auto" w:fill="FFFFFF"/>
             <w:tcMar>
-              <w:top w:w="100" w:type="dxa"/>
-              <w:bottom w:w="100" w:type="dxa"/>
-              <w:start w:w="140" w:type="dxa"/>
-              <w:end w:w="140" w:type="dxa"/>
+              <w:top w:w="60" w:type="dxa"/>
+              <w:bottom w:w="60" w:type="dxa"/>
+              <w:start w:w="120" w:type="dxa"/>
+              <w:end w:w="120" w:type="dxa"/>
             </w:tcMar>
           </w:tcPr>
           <w:p>
+            <w:pPr>
+              <w:spacing w:after="0"/>
+            </w:pPr>
             <w:r>
               <w:rPr>
                 <w:color w:val="201E19"/>
@@ -199,13 +1194,16 @@
             <w:tcW w:type="dxa" w:w="5000"/>
             <w:shd w:val="clear" w:color="auto" w:fill="FFFFFF"/>
             <w:tcMar>
-              <w:top w:w="100" w:type="dxa"/>
-              <w:bottom w:w="100" w:type="dxa"/>
-              <w:start w:w="140" w:type="dxa"/>
-              <w:end w:w="140" w:type="dxa"/>
+              <w:top w:w="60" w:type="dxa"/>
+              <w:bottom w:w="60" w:type="dxa"/>
+              <w:start w:w="120" w:type="dxa"/>
+              <w:end w:w="120" w:type="dxa"/>
             </w:tcMar>
           </w:tcPr>
           <w:p>
+            <w:pPr>
+              <w:spacing w:after="0"/>
+            </w:pPr>
             <w:r>
               <w:rPr>
                 <w:color w:val="201E19"/>
@@ -221,13 +1219,16 @@
             <w:tcW w:type="dxa" w:w="2672"/>
             <w:shd w:val="clear" w:color="auto" w:fill="FFFFFF"/>
             <w:tcMar>
-              <w:top w:w="100" w:type="dxa"/>
-              <w:bottom w:w="100" w:type="dxa"/>
-              <w:start w:w="140" w:type="dxa"/>
-              <w:end w:w="140" w:type="dxa"/>
+              <w:top w:w="60" w:type="dxa"/>
+              <w:bottom w:w="60" w:type="dxa"/>
+              <w:start w:w="120" w:type="dxa"/>
+              <w:end w:w="120" w:type="dxa"/>
             </w:tcMar>
           </w:tcPr>
           <w:p>
+            <w:pPr>
+              <w:spacing w:after="0"/>
+            </w:pPr>
             <w:r>
               <w:rPr>
                 <w:color w:val="201E19"/>
@@ -245,13 +1246,16 @@
             <w:tcW w:type="dxa" w:w="2300"/>
             <w:shd w:val="clear" w:color="auto" w:fill="FFFFFF"/>
             <w:tcMar>
-              <w:top w:w="100" w:type="dxa"/>
-              <w:bottom w:w="100" w:type="dxa"/>
-              <w:start w:w="140" w:type="dxa"/>
-              <w:end w:w="140" w:type="dxa"/>
+              <w:top w:w="60" w:type="dxa"/>
+              <w:bottom w:w="60" w:type="dxa"/>
+              <w:start w:w="120" w:type="dxa"/>
+              <w:end w:w="120" w:type="dxa"/>
             </w:tcMar>
           </w:tcPr>
           <w:p>
+            <w:pPr>
+              <w:spacing w:after="0"/>
+            </w:pPr>
             <w:r>
               <w:rPr>
                 <w:color w:val="201E19"/>
@@ -267,13 +1271,16 @@
             <w:tcW w:type="dxa" w:w="5000"/>
             <w:shd w:val="clear" w:color="auto" w:fill="FFFFFF"/>
             <w:tcMar>
-              <w:top w:w="100" w:type="dxa"/>
-              <w:bottom w:w="100" w:type="dxa"/>
-              <w:start w:w="140" w:type="dxa"/>
-              <w:end w:w="140" w:type="dxa"/>
+              <w:top w:w="60" w:type="dxa"/>
+              <w:bottom w:w="60" w:type="dxa"/>
+              <w:start w:w="120" w:type="dxa"/>
+              <w:end w:w="120" w:type="dxa"/>
             </w:tcMar>
           </w:tcPr>
           <w:p>
+            <w:pPr>
+              <w:spacing w:after="0"/>
+            </w:pPr>
             <w:r>
               <w:rPr>
                 <w:color w:val="201E19"/>
@@ -289,13 +1296,16 @@
             <w:tcW w:type="dxa" w:w="2672"/>
             <w:shd w:val="clear" w:color="auto" w:fill="FFFFFF"/>
             <w:tcMar>
-              <w:top w:w="100" w:type="dxa"/>
-              <w:bottom w:w="100" w:type="dxa"/>
-              <w:start w:w="140" w:type="dxa"/>
-              <w:end w:w="140" w:type="dxa"/>
+              <w:top w:w="60" w:type="dxa"/>
+              <w:bottom w:w="60" w:type="dxa"/>
+              <w:start w:w="120" w:type="dxa"/>
+              <w:end w:w="120" w:type="dxa"/>
             </w:tcMar>
           </w:tcPr>
           <w:p>
+            <w:pPr>
+              <w:spacing w:after="0"/>
+            </w:pPr>
             <w:r>
               <w:rPr>
                 <w:color w:val="201E19"/>
@@ -313,13 +1323,16 @@
             <w:tcW w:type="dxa" w:w="2300"/>
             <w:shd w:val="clear" w:color="auto" w:fill="FFFFFF"/>
             <w:tcMar>
-              <w:top w:w="100" w:type="dxa"/>
-              <w:bottom w:w="100" w:type="dxa"/>
-              <w:start w:w="140" w:type="dxa"/>
-              <w:end w:w="140" w:type="dxa"/>
+              <w:top w:w="60" w:type="dxa"/>
+              <w:bottom w:w="60" w:type="dxa"/>
+              <w:start w:w="120" w:type="dxa"/>
+              <w:end w:w="120" w:type="dxa"/>
             </w:tcMar>
           </w:tcPr>
           <w:p>
+            <w:pPr>
+              <w:spacing w:after="0"/>
+            </w:pPr>
             <w:r>
               <w:rPr>
                 <w:color w:val="201E19"/>
@@ -335,19 +1348,22 @@
             <w:tcW w:type="dxa" w:w="5000"/>
             <w:shd w:val="clear" w:color="auto" w:fill="FFFFFF"/>
             <w:tcMar>
-              <w:top w:w="100" w:type="dxa"/>
-              <w:bottom w:w="100" w:type="dxa"/>
-              <w:start w:w="140" w:type="dxa"/>
-              <w:end w:w="140" w:type="dxa"/>
+              <w:top w:w="60" w:type="dxa"/>
+              <w:bottom w:w="60" w:type="dxa"/>
+              <w:start w:w="120" w:type="dxa"/>
+              <w:end w:w="120" w:type="dxa"/>
             </w:tcMar>
           </w:tcPr>
           <w:p>
+            <w:pPr>
+              <w:spacing w:after="0"/>
+            </w:pPr>
             <w:r>
               <w:rPr>
                 <w:color w:val="201E19"/>
                 <w:sz w:val="19"/>
               </w:rPr>
-              <w:t>MySQL (signs, sign_videos, sign_poses)</w:t>
+              <w:t>MySQL (signs, sign_videos, sign_poses, app_settings)</w:t>
             </w:r>
           </w:p>
         </w:tc>
@@ -357,13 +1373,16 @@
             <w:tcW w:type="dxa" w:w="2672"/>
             <w:shd w:val="clear" w:color="auto" w:fill="FFFFFF"/>
             <w:tcMar>
-              <w:top w:w="100" w:type="dxa"/>
-              <w:bottom w:w="100" w:type="dxa"/>
-              <w:start w:w="140" w:type="dxa"/>
-              <w:end w:w="140" w:type="dxa"/>
+              <w:top w:w="60" w:type="dxa"/>
+              <w:bottom w:w="60" w:type="dxa"/>
+              <w:start w:w="120" w:type="dxa"/>
+              <w:end w:w="120" w:type="dxa"/>
             </w:tcMar>
           </w:tcPr>
           <w:p>
+            <w:pPr>
+              <w:spacing w:after="0"/>
+            </w:pPr>
             <w:r>
               <w:rPr>
                 <w:color w:val="201E19"/>
@@ -381,13 +1400,16 @@
             <w:tcW w:type="dxa" w:w="2300"/>
             <w:shd w:val="clear" w:color="auto" w:fill="FFFFFF"/>
             <w:tcMar>
-              <w:top w:w="100" w:type="dxa"/>
-              <w:bottom w:w="100" w:type="dxa"/>
-              <w:start w:w="140" w:type="dxa"/>
-              <w:end w:w="140" w:type="dxa"/>
+              <w:top w:w="60" w:type="dxa"/>
+              <w:bottom w:w="60" w:type="dxa"/>
+              <w:start w:w="120" w:type="dxa"/>
+              <w:end w:w="120" w:type="dxa"/>
             </w:tcMar>
           </w:tcPr>
           <w:p>
+            <w:pPr>
+              <w:spacing w:after="0"/>
+            </w:pPr>
             <w:r>
               <w:rPr>
                 <w:color w:val="201E19"/>
@@ -403,13 +1425,16 @@
             <w:tcW w:type="dxa" w:w="5000"/>
             <w:shd w:val="clear" w:color="auto" w:fill="FFFFFF"/>
             <w:tcMar>
-              <w:top w:w="100" w:type="dxa"/>
-              <w:bottom w:w="100" w:type="dxa"/>
-              <w:start w:w="140" w:type="dxa"/>
-              <w:end w:w="140" w:type="dxa"/>
+              <w:top w:w="60" w:type="dxa"/>
+              <w:bottom w:w="60" w:type="dxa"/>
+              <w:start w:w="120" w:type="dxa"/>
+              <w:end w:w="120" w:type="dxa"/>
             </w:tcMar>
           </w:tcPr>
           <w:p>
+            <w:pPr>
+              <w:spacing w:after="0"/>
+            </w:pPr>
             <w:r>
               <w:rPr>
                 <w:color w:val="201E19"/>
@@ -425,13 +1450,16 @@
             <w:tcW w:type="dxa" w:w="2672"/>
             <w:shd w:val="clear" w:color="auto" w:fill="FFFFFF"/>
             <w:tcMar>
-              <w:top w:w="100" w:type="dxa"/>
-              <w:bottom w:w="100" w:type="dxa"/>
-              <w:start w:w="140" w:type="dxa"/>
-              <w:end w:w="140" w:type="dxa"/>
+              <w:top w:w="60" w:type="dxa"/>
+              <w:bottom w:w="60" w:type="dxa"/>
+              <w:start w:w="120" w:type="dxa"/>
+              <w:end w:w="120" w:type="dxa"/>
             </w:tcMar>
           </w:tcPr>
           <w:p>
+            <w:pPr>
+              <w:spacing w:after="0"/>
+            </w:pPr>
             <w:r>
               <w:rPr>
                 <w:color w:val="201E19"/>
@@ -449,13 +1477,16 @@
             <w:tcW w:type="dxa" w:w="2300"/>
             <w:shd w:val="clear" w:color="auto" w:fill="FFFFFF"/>
             <w:tcMar>
-              <w:top w:w="100" w:type="dxa"/>
-              <w:bottom w:w="100" w:type="dxa"/>
-              <w:start w:w="140" w:type="dxa"/>
-              <w:end w:w="140" w:type="dxa"/>
+              <w:top w:w="60" w:type="dxa"/>
+              <w:bottom w:w="60" w:type="dxa"/>
+              <w:start w:w="120" w:type="dxa"/>
+              <w:end w:w="120" w:type="dxa"/>
             </w:tcMar>
           </w:tcPr>
           <w:p>
+            <w:pPr>
+              <w:spacing w:after="0"/>
+            </w:pPr>
             <w:r>
               <w:rPr>
                 <w:color w:val="201E19"/>
@@ -471,13 +1502,16 @@
             <w:tcW w:type="dxa" w:w="5000"/>
             <w:shd w:val="clear" w:color="auto" w:fill="FFFFFF"/>
             <w:tcMar>
-              <w:top w:w="100" w:type="dxa"/>
-              <w:bottom w:w="100" w:type="dxa"/>
-              <w:start w:w="140" w:type="dxa"/>
-              <w:end w:w="140" w:type="dxa"/>
+              <w:top w:w="60" w:type="dxa"/>
+              <w:bottom w:w="60" w:type="dxa"/>
+              <w:start w:w="120" w:type="dxa"/>
+              <w:end w:w="120" w:type="dxa"/>
             </w:tcMar>
           </w:tcPr>
           <w:p>
+            <w:pPr>
+              <w:spacing w:after="0"/>
+            </w:pPr>
             <w:r>
               <w:rPr>
                 <w:color w:val="201E19"/>
@@ -493,19 +1527,22 @@
             <w:tcW w:type="dxa" w:w="2672"/>
             <w:shd w:val="clear" w:color="auto" w:fill="FFFFFF"/>
             <w:tcMar>
-              <w:top w:w="100" w:type="dxa"/>
-              <w:bottom w:w="100" w:type="dxa"/>
-              <w:start w:w="140" w:type="dxa"/>
-              <w:end w:w="140" w:type="dxa"/>
+              <w:top w:w="60" w:type="dxa"/>
+              <w:bottom w:w="60" w:type="dxa"/>
+              <w:start w:w="120" w:type="dxa"/>
+              <w:end w:w="120" w:type="dxa"/>
             </w:tcMar>
           </w:tcPr>
           <w:p>
+            <w:pPr>
+              <w:spacing w:after="0"/>
+            </w:pPr>
             <w:r>
               <w:rPr>
                 <w:color w:val="201E19"/>
                 <w:sz w:val="19"/>
               </w:rPr>
-              <w:t>See Section 3</w:t>
+              <w:t>Google Colab (Section 4)</w:t>
             </w:r>
           </w:p>
         </w:tc>
@@ -518,6 +1555,7 @@
     </w:p>
     <w:p>
       <w:pPr>
+        <w:keepNext/>
         <w:spacing w:before="280" w:after="120"/>
       </w:pPr>
       <w:r>
@@ -526,7 +1564,7 @@
           <w:color w:val="1F3D7A"/>
           <w:sz w:val="28"/>
         </w:rPr>
-        <w:t>3. Environments &amp; access</w:t>
+        <w:t>4. Environments &amp; access</w:t>
       </w:r>
     </w:p>
     <w:tbl>
@@ -555,13 +1593,16 @@
             <w:tcW w:type="dxa" w:w="1700"/>
             <w:shd w:val="clear" w:color="auto" w:fill="1F3D7A"/>
             <w:tcMar>
-              <w:top w:w="100" w:type="dxa"/>
-              <w:bottom w:w="100" w:type="dxa"/>
-              <w:start w:w="140" w:type="dxa"/>
-              <w:end w:w="140" w:type="dxa"/>
+              <w:top w:w="60" w:type="dxa"/>
+              <w:bottom w:w="60" w:type="dxa"/>
+              <w:start w:w="120" w:type="dxa"/>
+              <w:end w:w="120" w:type="dxa"/>
             </w:tcMar>
           </w:tcPr>
           <w:p>
+            <w:pPr>
+              <w:spacing w:after="0"/>
+            </w:pPr>
             <w:r>
               <w:rPr>
                 <w:b/>
@@ -578,13 +1619,16 @@
             <w:tcW w:type="dxa" w:w="2300"/>
             <w:shd w:val="clear" w:color="auto" w:fill="1F3D7A"/>
             <w:tcMar>
-              <w:top w:w="100" w:type="dxa"/>
-              <w:bottom w:w="100" w:type="dxa"/>
-              <w:start w:w="140" w:type="dxa"/>
-              <w:end w:w="140" w:type="dxa"/>
+              <w:top w:w="60" w:type="dxa"/>
+              <w:bottom w:w="60" w:type="dxa"/>
+              <w:start w:w="120" w:type="dxa"/>
+              <w:end w:w="120" w:type="dxa"/>
             </w:tcMar>
           </w:tcPr>
           <w:p>
+            <w:pPr>
+              <w:spacing w:after="0"/>
+            </w:pPr>
             <w:r>
               <w:rPr>
                 <w:b/>
@@ -601,13 +1645,16 @@
             <w:tcW w:type="dxa" w:w="5972"/>
             <w:shd w:val="clear" w:color="auto" w:fill="1F3D7A"/>
             <w:tcMar>
-              <w:top w:w="100" w:type="dxa"/>
-              <w:bottom w:w="100" w:type="dxa"/>
-              <w:start w:w="140" w:type="dxa"/>
-              <w:end w:w="140" w:type="dxa"/>
+              <w:top w:w="60" w:type="dxa"/>
+              <w:bottom w:w="60" w:type="dxa"/>
+              <w:start w:w="120" w:type="dxa"/>
+              <w:end w:w="120" w:type="dxa"/>
             </w:tcMar>
           </w:tcPr>
           <w:p>
+            <w:pPr>
+              <w:spacing w:after="0"/>
+            </w:pPr>
             <w:r>
               <w:rPr>
                 <w:b/>
@@ -626,13 +1673,16 @@
             <w:tcW w:type="dxa" w:w="1700"/>
             <w:shd w:val="clear" w:color="auto" w:fill="FFFFFF"/>
             <w:tcMar>
-              <w:top w:w="100" w:type="dxa"/>
-              <w:bottom w:w="100" w:type="dxa"/>
-              <w:start w:w="140" w:type="dxa"/>
-              <w:end w:w="140" w:type="dxa"/>
+              <w:top w:w="60" w:type="dxa"/>
+              <w:bottom w:w="60" w:type="dxa"/>
+              <w:start w:w="120" w:type="dxa"/>
+              <w:end w:w="120" w:type="dxa"/>
             </w:tcMar>
           </w:tcPr>
           <w:p>
+            <w:pPr>
+              <w:spacing w:after="0"/>
+            </w:pPr>
             <w:r>
               <w:rPr>
                 <w:color w:val="201E19"/>
@@ -648,13 +1698,16 @@
             <w:tcW w:type="dxa" w:w="2300"/>
             <w:shd w:val="clear" w:color="auto" w:fill="FFFFFF"/>
             <w:tcMar>
-              <w:top w:w="100" w:type="dxa"/>
-              <w:bottom w:w="100" w:type="dxa"/>
-              <w:start w:w="140" w:type="dxa"/>
-              <w:end w:w="140" w:type="dxa"/>
+              <w:top w:w="60" w:type="dxa"/>
+              <w:bottom w:w="60" w:type="dxa"/>
+              <w:start w:w="120" w:type="dxa"/>
+              <w:end w:w="120" w:type="dxa"/>
             </w:tcMar>
           </w:tcPr>
           <w:p>
+            <w:pPr>
+              <w:spacing w:after="0"/>
+            </w:pPr>
             <w:r>
               <w:rPr>
                 <w:color w:val="201E19"/>
@@ -670,19 +1723,22 @@
             <w:tcW w:type="dxa" w:w="5972"/>
             <w:shd w:val="clear" w:color="auto" w:fill="FFFFFF"/>
             <w:tcMar>
-              <w:top w:w="100" w:type="dxa"/>
-              <w:bottom w:w="100" w:type="dxa"/>
-              <w:start w:w="140" w:type="dxa"/>
-              <w:end w:w="140" w:type="dxa"/>
+              <w:top w:w="60" w:type="dxa"/>
+              <w:bottom w:w="60" w:type="dxa"/>
+              <w:start w:w="120" w:type="dxa"/>
+              <w:end w:w="120" w:type="dxa"/>
             </w:tcMar>
           </w:tcPr>
           <w:p>
+            <w:pPr>
+              <w:spacing w:after="0"/>
+            </w:pPr>
             <w:r>
               <w:rPr>
                 <w:color w:val="201E19"/>
                 <w:sz w:val="19"/>
               </w:rPr>
-              <w:t>https://handmirror.vercel.app</w:t>
+              <w:t>https://handmirror.vercel.app (public, no login)</w:t>
             </w:r>
           </w:p>
         </w:tc>
@@ -694,13 +1750,16 @@
             <w:tcW w:type="dxa" w:w="1700"/>
             <w:shd w:val="clear" w:color="auto" w:fill="FFFFFF"/>
             <w:tcMar>
-              <w:top w:w="100" w:type="dxa"/>
-              <w:bottom w:w="100" w:type="dxa"/>
-              <w:start w:w="140" w:type="dxa"/>
-              <w:end w:w="140" w:type="dxa"/>
+              <w:top w:w="60" w:type="dxa"/>
+              <w:bottom w:w="60" w:type="dxa"/>
+              <w:start w:w="120" w:type="dxa"/>
+              <w:end w:w="120" w:type="dxa"/>
             </w:tcMar>
           </w:tcPr>
           <w:p>
+            <w:pPr>
+              <w:spacing w:after="0"/>
+            </w:pPr>
             <w:r>
               <w:rPr>
                 <w:color w:val="201E19"/>
@@ -716,13 +1775,16 @@
             <w:tcW w:type="dxa" w:w="2300"/>
             <w:shd w:val="clear" w:color="auto" w:fill="FFFFFF"/>
             <w:tcMar>
-              <w:top w:w="100" w:type="dxa"/>
-              <w:bottom w:w="100" w:type="dxa"/>
-              <w:start w:w="140" w:type="dxa"/>
-              <w:end w:w="140" w:type="dxa"/>
+              <w:top w:w="60" w:type="dxa"/>
+              <w:bottom w:w="60" w:type="dxa"/>
+              <w:start w:w="120" w:type="dxa"/>
+              <w:end w:w="120" w:type="dxa"/>
             </w:tcMar>
           </w:tcPr>
           <w:p>
+            <w:pPr>
+              <w:spacing w:after="0"/>
+            </w:pPr>
             <w:r>
               <w:rPr>
                 <w:color w:val="201E19"/>
@@ -738,13 +1800,16 @@
             <w:tcW w:type="dxa" w:w="5972"/>
             <w:shd w:val="clear" w:color="auto" w:fill="FFFFFF"/>
             <w:tcMar>
-              <w:top w:w="100" w:type="dxa"/>
-              <w:bottom w:w="100" w:type="dxa"/>
-              <w:start w:w="140" w:type="dxa"/>
-              <w:end w:w="140" w:type="dxa"/>
+              <w:top w:w="60" w:type="dxa"/>
+              <w:bottom w:w="60" w:type="dxa"/>
+              <w:start w:w="120" w:type="dxa"/>
+              <w:end w:w="120" w:type="dxa"/>
             </w:tcMar>
           </w:tcPr>
           <w:p>
+            <w:pPr>
+              <w:spacing w:after="0"/>
+            </w:pPr>
             <w:r>
               <w:rPr>
                 <w:color w:val="201E19"/>
@@ -762,13 +1827,16 @@
             <w:tcW w:type="dxa" w:w="1700"/>
             <w:shd w:val="clear" w:color="auto" w:fill="FFFFFF"/>
             <w:tcMar>
-              <w:top w:w="100" w:type="dxa"/>
-              <w:bottom w:w="100" w:type="dxa"/>
-              <w:start w:w="140" w:type="dxa"/>
-              <w:end w:w="140" w:type="dxa"/>
+              <w:top w:w="60" w:type="dxa"/>
+              <w:bottom w:w="60" w:type="dxa"/>
+              <w:start w:w="120" w:type="dxa"/>
+              <w:end w:w="120" w:type="dxa"/>
             </w:tcMar>
           </w:tcPr>
           <w:p>
+            <w:pPr>
+              <w:spacing w:after="0"/>
+            </w:pPr>
             <w:r>
               <w:rPr>
                 <w:color w:val="201E19"/>
@@ -784,13 +1852,16 @@
             <w:tcW w:type="dxa" w:w="2300"/>
             <w:shd w:val="clear" w:color="auto" w:fill="FFFFFF"/>
             <w:tcMar>
-              <w:top w:w="100" w:type="dxa"/>
-              <w:bottom w:w="100" w:type="dxa"/>
-              <w:start w:w="140" w:type="dxa"/>
-              <w:end w:w="140" w:type="dxa"/>
+              <w:top w:w="60" w:type="dxa"/>
+              <w:bottom w:w="60" w:type="dxa"/>
+              <w:start w:w="120" w:type="dxa"/>
+              <w:end w:w="120" w:type="dxa"/>
             </w:tcMar>
           </w:tcPr>
           <w:p>
+            <w:pPr>
+              <w:spacing w:after="0"/>
+            </w:pPr>
             <w:r>
               <w:rPr>
                 <w:color w:val="201E19"/>
@@ -806,13 +1877,16 @@
             <w:tcW w:type="dxa" w:w="5972"/>
             <w:shd w:val="clear" w:color="auto" w:fill="FFFFFF"/>
             <w:tcMar>
-              <w:top w:w="100" w:type="dxa"/>
-              <w:bottom w:w="100" w:type="dxa"/>
-              <w:start w:w="140" w:type="dxa"/>
-              <w:end w:w="140" w:type="dxa"/>
+              <w:top w:w="60" w:type="dxa"/>
+              <w:bottom w:w="60" w:type="dxa"/>
+              <w:start w:w="120" w:type="dxa"/>
+              <w:end w:w="120" w:type="dxa"/>
             </w:tcMar>
           </w:tcPr>
           <w:p>
+            <w:pPr>
+              <w:spacing w:after="0"/>
+            </w:pPr>
             <w:r>
               <w:rPr>
                 <w:color w:val="201E19"/>
@@ -830,13 +1904,16 @@
             <w:tcW w:type="dxa" w:w="1700"/>
             <w:shd w:val="clear" w:color="auto" w:fill="FFFFFF"/>
             <w:tcMar>
-              <w:top w:w="100" w:type="dxa"/>
-              <w:bottom w:w="100" w:type="dxa"/>
-              <w:start w:w="140" w:type="dxa"/>
-              <w:end w:w="140" w:type="dxa"/>
+              <w:top w:w="60" w:type="dxa"/>
+              <w:bottom w:w="60" w:type="dxa"/>
+              <w:start w:w="120" w:type="dxa"/>
+              <w:end w:w="120" w:type="dxa"/>
             </w:tcMar>
           </w:tcPr>
           <w:p>
+            <w:pPr>
+              <w:spacing w:after="0"/>
+            </w:pPr>
             <w:r>
               <w:rPr>
                 <w:color w:val="201E19"/>
@@ -852,13 +1929,16 @@
             <w:tcW w:type="dxa" w:w="2300"/>
             <w:shd w:val="clear" w:color="auto" w:fill="FFFFFF"/>
             <w:tcMar>
-              <w:top w:w="100" w:type="dxa"/>
-              <w:bottom w:w="100" w:type="dxa"/>
-              <w:start w:w="140" w:type="dxa"/>
-              <w:end w:w="140" w:type="dxa"/>
+              <w:top w:w="60" w:type="dxa"/>
+              <w:bottom w:w="60" w:type="dxa"/>
+              <w:start w:w="120" w:type="dxa"/>
+              <w:end w:w="120" w:type="dxa"/>
             </w:tcMar>
           </w:tcPr>
           <w:p>
+            <w:pPr>
+              <w:spacing w:after="0"/>
+            </w:pPr>
             <w:r>
               <w:rPr>
                 <w:color w:val="201E19"/>
@@ -874,13 +1954,16 @@
             <w:tcW w:type="dxa" w:w="5972"/>
             <w:shd w:val="clear" w:color="auto" w:fill="FFFFFF"/>
             <w:tcMar>
-              <w:top w:w="100" w:type="dxa"/>
-              <w:bottom w:w="100" w:type="dxa"/>
-              <w:start w:w="140" w:type="dxa"/>
-              <w:end w:w="140" w:type="dxa"/>
+              <w:top w:w="60" w:type="dxa"/>
+              <w:bottom w:w="60" w:type="dxa"/>
+              <w:start w:w="120" w:type="dxa"/>
+              <w:end w:w="120" w:type="dxa"/>
             </w:tcMar>
           </w:tcPr>
           <w:p>
+            <w:pPr>
+              <w:spacing w:after="0"/>
+            </w:pPr>
             <w:r>
               <w:rPr>
                 <w:color w:val="201E19"/>
@@ -898,13 +1981,16 @@
             <w:tcW w:type="dxa" w:w="1700"/>
             <w:shd w:val="clear" w:color="auto" w:fill="FFFFFF"/>
             <w:tcMar>
-              <w:top w:w="100" w:type="dxa"/>
-              <w:bottom w:w="100" w:type="dxa"/>
-              <w:start w:w="140" w:type="dxa"/>
-              <w:end w:w="140" w:type="dxa"/>
+              <w:top w:w="60" w:type="dxa"/>
+              <w:bottom w:w="60" w:type="dxa"/>
+              <w:start w:w="120" w:type="dxa"/>
+              <w:end w:w="120" w:type="dxa"/>
             </w:tcMar>
           </w:tcPr>
           <w:p>
+            <w:pPr>
+              <w:spacing w:after="0"/>
+            </w:pPr>
             <w:r>
               <w:rPr>
                 <w:color w:val="201E19"/>
@@ -920,13 +2006,16 @@
             <w:tcW w:type="dxa" w:w="2300"/>
             <w:shd w:val="clear" w:color="auto" w:fill="FFFFFF"/>
             <w:tcMar>
-              <w:top w:w="100" w:type="dxa"/>
-              <w:bottom w:w="100" w:type="dxa"/>
-              <w:start w:w="140" w:type="dxa"/>
-              <w:end w:w="140" w:type="dxa"/>
+              <w:top w:w="60" w:type="dxa"/>
+              <w:bottom w:w="60" w:type="dxa"/>
+              <w:start w:w="120" w:type="dxa"/>
+              <w:end w:w="120" w:type="dxa"/>
             </w:tcMar>
           </w:tcPr>
           <w:p>
+            <w:pPr>
+              <w:spacing w:after="0"/>
+            </w:pPr>
             <w:r>
               <w:rPr>
                 <w:color w:val="201E19"/>
@@ -942,13 +2031,16 @@
             <w:tcW w:type="dxa" w:w="5972"/>
             <w:shd w:val="clear" w:color="auto" w:fill="FFFFFF"/>
             <w:tcMar>
-              <w:top w:w="100" w:type="dxa"/>
-              <w:bottom w:w="100" w:type="dxa"/>
-              <w:start w:w="140" w:type="dxa"/>
-              <w:end w:w="140" w:type="dxa"/>
+              <w:top w:w="60" w:type="dxa"/>
+              <w:bottom w:w="60" w:type="dxa"/>
+              <w:start w:w="120" w:type="dxa"/>
+              <w:end w:w="120" w:type="dxa"/>
             </w:tcMar>
           </w:tcPr>
           <w:p>
+            <w:pPr>
+              <w:spacing w:after="0"/>
+            </w:pPr>
             <w:r>
               <w:rPr>
                 <w:color w:val="201E19"/>
@@ -966,13 +2058,16 @@
             <w:tcW w:type="dxa" w:w="1700"/>
             <w:shd w:val="clear" w:color="auto" w:fill="FFFFFF"/>
             <w:tcMar>
-              <w:top w:w="100" w:type="dxa"/>
-              <w:bottom w:w="100" w:type="dxa"/>
-              <w:start w:w="140" w:type="dxa"/>
-              <w:end w:w="140" w:type="dxa"/>
+              <w:top w:w="60" w:type="dxa"/>
+              <w:bottom w:w="60" w:type="dxa"/>
+              <w:start w:w="120" w:type="dxa"/>
+              <w:end w:w="120" w:type="dxa"/>
             </w:tcMar>
           </w:tcPr>
           <w:p>
+            <w:pPr>
+              <w:spacing w:after="0"/>
+            </w:pPr>
             <w:r>
               <w:rPr>
                 <w:color w:val="201E19"/>
@@ -988,13 +2083,16 @@
             <w:tcW w:type="dxa" w:w="2300"/>
             <w:shd w:val="clear" w:color="auto" w:fill="FFFFFF"/>
             <w:tcMar>
-              <w:top w:w="100" w:type="dxa"/>
-              <w:bottom w:w="100" w:type="dxa"/>
-              <w:start w:w="140" w:type="dxa"/>
-              <w:end w:w="140" w:type="dxa"/>
+              <w:top w:w="60" w:type="dxa"/>
+              <w:bottom w:w="60" w:type="dxa"/>
+              <w:start w:w="120" w:type="dxa"/>
+              <w:end w:w="120" w:type="dxa"/>
             </w:tcMar>
           </w:tcPr>
           <w:p>
+            <w:pPr>
+              <w:spacing w:after="0"/>
+            </w:pPr>
             <w:r>
               <w:rPr>
                 <w:color w:val="201E19"/>
@@ -1010,13 +2108,16 @@
             <w:tcW w:type="dxa" w:w="5972"/>
             <w:shd w:val="clear" w:color="auto" w:fill="FFFFFF"/>
             <w:tcMar>
-              <w:top w:w="100" w:type="dxa"/>
-              <w:bottom w:w="100" w:type="dxa"/>
-              <w:start w:w="140" w:type="dxa"/>
-              <w:end w:w="140" w:type="dxa"/>
+              <w:top w:w="60" w:type="dxa"/>
+              <w:bottom w:w="60" w:type="dxa"/>
+              <w:start w:w="120" w:type="dxa"/>
+              <w:end w:w="120" w:type="dxa"/>
             </w:tcMar>
           </w:tcPr>
           <w:p>
+            <w:pPr>
+              <w:spacing w:after="0"/>
+            </w:pPr>
             <w:r>
               <w:rPr>
                 <w:color w:val="201E19"/>
@@ -1034,13 +2135,16 @@
             <w:tcW w:type="dxa" w:w="1700"/>
             <w:shd w:val="clear" w:color="auto" w:fill="FFFFFF"/>
             <w:tcMar>
-              <w:top w:w="100" w:type="dxa"/>
-              <w:bottom w:w="100" w:type="dxa"/>
-              <w:start w:w="140" w:type="dxa"/>
-              <w:end w:w="140" w:type="dxa"/>
+              <w:top w:w="60" w:type="dxa"/>
+              <w:bottom w:w="60" w:type="dxa"/>
+              <w:start w:w="120" w:type="dxa"/>
+              <w:end w:w="120" w:type="dxa"/>
             </w:tcMar>
           </w:tcPr>
           <w:p>
+            <w:pPr>
+              <w:spacing w:after="0"/>
+            </w:pPr>
             <w:r>
               <w:rPr>
                 <w:color w:val="201E19"/>
@@ -1056,13 +2160,16 @@
             <w:tcW w:type="dxa" w:w="2300"/>
             <w:shd w:val="clear" w:color="auto" w:fill="FFFFFF"/>
             <w:tcMar>
-              <w:top w:w="100" w:type="dxa"/>
-              <w:bottom w:w="100" w:type="dxa"/>
-              <w:start w:w="140" w:type="dxa"/>
-              <w:end w:w="140" w:type="dxa"/>
+              <w:top w:w="60" w:type="dxa"/>
+              <w:bottom w:w="60" w:type="dxa"/>
+              <w:start w:w="120" w:type="dxa"/>
+              <w:end w:w="120" w:type="dxa"/>
             </w:tcMar>
           </w:tcPr>
           <w:p>
+            <w:pPr>
+              <w:spacing w:after="0"/>
+            </w:pPr>
             <w:r>
               <w:rPr>
                 <w:color w:val="201E19"/>
@@ -1078,13 +2185,16 @@
             <w:tcW w:type="dxa" w:w="5972"/>
             <w:shd w:val="clear" w:color="auto" w:fill="FFFFFF"/>
             <w:tcMar>
-              <w:top w:w="100" w:type="dxa"/>
-              <w:bottom w:w="100" w:type="dxa"/>
-              <w:start w:w="140" w:type="dxa"/>
-              <w:end w:w="140" w:type="dxa"/>
+              <w:top w:w="60" w:type="dxa"/>
+              <w:bottom w:w="60" w:type="dxa"/>
+              <w:start w:w="120" w:type="dxa"/>
+              <w:end w:w="120" w:type="dxa"/>
             </w:tcMar>
           </w:tcPr>
           <w:p>
+            <w:pPr>
+              <w:spacing w:after="0"/>
+            </w:pPr>
             <w:r>
               <w:rPr>
                 <w:color w:val="201E19"/>
@@ -1103,6 +2213,7 @@
     </w:p>
     <w:p>
       <w:pPr>
+        <w:keepNext/>
         <w:spacing w:before="160" w:after="80"/>
       </w:pPr>
       <w:r>
@@ -1124,7 +2235,7 @@
           <w:color w:val="201E19"/>
           <w:sz w:val="21"/>
         </w:rPr>
-        <w:t>Sign Chat has no permanent host yet. It runs from sign_chat/sign_chat_backend/colab_server.ipynb on a Colab A100 (an L4 with High-RAM also works; peak GPU memory is about 15 GB). Run sections 1-5 only: section 6 holds optional checks that stop and restart the server, which leaves the site without Sign Chat for about two minutes. Section 5 prints the public URL, which changes every time the runtime restarts.</w:t>
+        <w:t>Sign Chat has no permanent host yet. It runs from sign_chat/sign_chat_backend/colab_server.ipynb on a Colab A100 (an L4 with High-RAM also works; peak GPU memory is about 15 GB). Run sections 1-4; section 4 has finished when it prints “models loaded”. Section 3b (a 10-minute precision check) may be skipped, and section 6 must not be run while the site is in use: it restarts the server, leaving Sign Chat down for about two minutes.</w:t>
       </w:r>
     </w:p>
     <w:p>
@@ -1137,7 +2248,7 @@
           <w:color w:val="201E19"/>
           <w:sz w:val="21"/>
         </w:rPr>
-        <w:t>Model weights (about 13 GB) are in the Google Drive of ruizisong11@gmail.com, folders auslan_work/ and smplx_models/. The notebook mounts the Drive of the account running it, so either run it from that account or share both folders and add them as shortcuts at the top of My Drive. They are not in the repository and cannot be downloaded from anywhere else -- copy them to storage the sponsor owns at handover.</w:t>
+        <w:t>The URL is handed over automatically. Each time section 3 opens a tunnel, it reports the new URL to the API (PUT /api/signchat-url, authorised by the SIGNCHAT_UPDATE_TOKEN secret), and the website reads it whenever Sign Chat is opened. Restarting Colab needs no code change and no redeploy. Section 3 prints “website updated: 200” when the hand-off worked.</w:t>
       </w:r>
     </w:p>
     <w:p>
@@ -1150,7 +2261,20 @@
           <w:color w:val="201E19"/>
           <w:sz w:val="21"/>
         </w:rPr>
-        <w:t>The production client reads the URL from website/client/.env.production. When the URL changes, edit that line and push to master (develop → staging → master); Vercel rebuilds automatically. Local development uses website/client/.env.</w:t>
+        <w:t>One-time setup: the same secret value is stored as the Railway variable SIGNCHAT_UPDATE_TOKEN and as a Colab secret of the same name (key icon in Colab's left sidebar, with Notebook access switched on).</w:t>
+      </w:r>
+    </w:p>
+    <w:p>
+      <w:pPr>
+        <w:pStyle w:val="ListBullet"/>
+        <w:spacing w:after="60"/>
+      </w:pPr>
+      <w:r>
+        <w:rPr>
+          <w:color w:val="201E19"/>
+          <w:sz w:val="21"/>
+        </w:rPr>
+        <w:t>Model weights (about 13 GB) are in the Google Drive of ruizisong11@gmail.com, folders auslan_work/ and smplx_models/. The notebook mounts the Drive of the account running it, so either run it from that account or share both folders and add them as shortcuts at the top of My Drive. They are not in the repository -- copy them to storage the sponsor owns at handover.</w:t>
       </w:r>
     </w:p>
     <w:p>
@@ -1168,6 +2292,62 @@
     </w:p>
     <w:p>
       <w:pPr>
+        <w:keepNext/>
+        <w:spacing w:before="80" w:after="40"/>
+        <w:jc w:val="center"/>
+      </w:pPr>
+      <w:r>
+        <w:drawing>
+          <wp:inline xmlns:a="http://schemas.openxmlformats.org/drawingml/2006/main" xmlns:pic="http://schemas.openxmlformats.org/drawingml/2006/picture">
+            <wp:extent cx="5760000" cy="3132000"/>
+            <wp:docPr id="13" name="Picture 13"/>
+            <wp:cNvGraphicFramePr>
+              <a:graphicFrameLocks noChangeAspect="1"/>
+            </wp:cNvGraphicFramePr>
+            <a:graphic>
+              <a:graphicData uri="http://schemas.openxmlformats.org/drawingml/2006/picture">
+                <pic:pic>
+                  <pic:nvPicPr>
+                    <pic:cNvPr id="0" name="image.png"/>
+                    <pic:cNvPicPr/>
+                  </pic:nvPicPr>
+                  <pic:blipFill>
+                    <a:blip r:embed="rId21"/>
+                    <a:stretch>
+                      <a:fillRect/>
+                    </a:stretch>
+                  </pic:blipFill>
+                  <pic:spPr>
+                    <a:xfrm>
+                      <a:off x="0" y="0"/>
+                      <a:ext cx="5760000" cy="3132000"/>
+                    </a:xfrm>
+                    <a:prstGeom prst="rect"/>
+                  </pic:spPr>
+                </pic:pic>
+              </a:graphicData>
+            </a:graphic>
+          </wp:inline>
+        </w:drawing>
+      </w:r>
+    </w:p>
+    <w:p>
+      <w:pPr>
+        <w:spacing w:after="200"/>
+        <w:jc w:val="center"/>
+      </w:pPr>
+      <w:r>
+        <w:rPr>
+          <w:i/>
+          <w:color w:val="6B6455"/>
+          <w:sz w:val="18"/>
+        </w:rPr>
+        <w:t>Figure 13. Top: how the website finds the Sign Chat service after a restart. Bottom: one conversation turn.</w:t>
+      </w:r>
+    </w:p>
+    <w:p>
+      <w:pPr>
+        <w:keepNext/>
         <w:spacing w:before="160" w:after="80"/>
       </w:pPr>
       <w:r>
@@ -1194,6 +2374,62 @@
     </w:p>
     <w:p>
       <w:pPr>
+        <w:keepNext/>
+        <w:spacing w:before="80" w:after="40"/>
+        <w:jc w:val="center"/>
+      </w:pPr>
+      <w:r>
+        <w:drawing>
+          <wp:inline xmlns:a="http://schemas.openxmlformats.org/drawingml/2006/main" xmlns:pic="http://schemas.openxmlformats.org/drawingml/2006/picture">
+            <wp:extent cx="5760000" cy="1502609"/>
+            <wp:docPr id="14" name="Picture 14"/>
+            <wp:cNvGraphicFramePr>
+              <a:graphicFrameLocks noChangeAspect="1"/>
+            </wp:cNvGraphicFramePr>
+            <a:graphic>
+              <a:graphicData uri="http://schemas.openxmlformats.org/drawingml/2006/picture">
+                <pic:pic>
+                  <pic:nvPicPr>
+                    <pic:cNvPr id="0" name="image.png"/>
+                    <pic:cNvPicPr/>
+                  </pic:nvPicPr>
+                  <pic:blipFill>
+                    <a:blip r:embed="rId22"/>
+                    <a:stretch>
+                      <a:fillRect/>
+                    </a:stretch>
+                  </pic:blipFill>
+                  <pic:spPr>
+                    <a:xfrm>
+                      <a:off x="0" y="0"/>
+                      <a:ext cx="5760000" cy="1502609"/>
+                    </a:xfrm>
+                    <a:prstGeom prst="rect"/>
+                  </pic:spPr>
+                </pic:pic>
+              </a:graphicData>
+            </a:graphic>
+          </wp:inline>
+        </w:drawing>
+      </w:r>
+    </w:p>
+    <w:p>
+      <w:pPr>
+        <w:spacing w:after="200"/>
+        <w:jc w:val="center"/>
+      </w:pPr>
+      <w:r>
+        <w:rPr>
+          <w:i/>
+          <w:color w:val="6B6455"/>
+          <w:sz w:val="18"/>
+        </w:rPr>
+        <w:t>Figure 14. The release flow: work moves develop → staging → master, and master deploys itself.</w:t>
+      </w:r>
+    </w:p>
+    <w:p>
+      <w:pPr>
+        <w:keepNext/>
         <w:spacing w:before="280" w:after="120"/>
       </w:pPr>
       <w:r>
@@ -1202,7 +2438,7 @@
           <w:color w:val="1F3D7A"/>
           <w:sz w:val="28"/>
         </w:rPr>
-        <w:t>4. Running &amp; operating the product</w:t>
+        <w:t>5. Running &amp; operating the product</w:t>
       </w:r>
     </w:p>
     <w:p>
@@ -1215,11 +2451,12 @@
           <w:color w:val="201E19"/>
           <w:sz w:val="21"/>
         </w:rPr>
-        <w:t>Client: a static Vite build, auto-deployed by Vercel on every push to the master branch (code flows develop → staging → master). API: a long-running Node process on Railway, started with npm start and restarted automatically on crash; GET /api/health returns {"status":"ok"} when it is up. The Practice model files (recognition/models, about 14 MB) are committed to the repository, so nothing needs fetching at deploy time. The 3D avatar (client/public/smplx.glb, 6.2 MB) is a static file deployed with the client.</w:t>
+        <w:t>Client: a static Vite build, auto-deployed by Vercel on every push to the master branch. API: a long-running Node process on Railway, started with npm start and restarted automatically on crash; GET /api/health returns {"status":"ok"} when it is up. The Practice model files (recognition/models, about 14 MB) are committed to the repository, so nothing needs fetching at deploy time. The 3D avatar (client/public/smplx.glb, 6.2 MB) and the home page cover clips (client/public/hero) are static files deployed with the client.</w:t>
       </w:r>
     </w:p>
     <w:p>
       <w:pPr>
+        <w:keepNext/>
         <w:spacing w:before="160" w:after="80"/>
       </w:pPr>
       <w:r>
@@ -1257,13 +2494,16 @@
             <w:tcW w:type="dxa" w:w="2700"/>
             <w:shd w:val="clear" w:color="auto" w:fill="1F3D7A"/>
             <w:tcMar>
-              <w:top w:w="100" w:type="dxa"/>
-              <w:bottom w:w="100" w:type="dxa"/>
-              <w:start w:w="140" w:type="dxa"/>
-              <w:end w:w="140" w:type="dxa"/>
+              <w:top w:w="60" w:type="dxa"/>
+              <w:bottom w:w="60" w:type="dxa"/>
+              <w:start w:w="120" w:type="dxa"/>
+              <w:end w:w="120" w:type="dxa"/>
             </w:tcMar>
           </w:tcPr>
           <w:p>
+            <w:pPr>
+              <w:spacing w:after="0"/>
+            </w:pPr>
             <w:r>
               <w:rPr>
                 <w:b/>
@@ -1280,13 +2520,16 @@
             <w:tcW w:type="dxa" w:w="1100"/>
             <w:shd w:val="clear" w:color="auto" w:fill="1F3D7A"/>
             <w:tcMar>
-              <w:top w:w="100" w:type="dxa"/>
-              <w:bottom w:w="100" w:type="dxa"/>
-              <w:start w:w="140" w:type="dxa"/>
-              <w:end w:w="140" w:type="dxa"/>
+              <w:top w:w="60" w:type="dxa"/>
+              <w:bottom w:w="60" w:type="dxa"/>
+              <w:start w:w="120" w:type="dxa"/>
+              <w:end w:w="120" w:type="dxa"/>
             </w:tcMar>
           </w:tcPr>
           <w:p>
+            <w:pPr>
+              <w:spacing w:after="0"/>
+            </w:pPr>
             <w:r>
               <w:rPr>
                 <w:b/>
@@ -1303,13 +2546,16 @@
             <w:tcW w:type="dxa" w:w="6172"/>
             <w:shd w:val="clear" w:color="auto" w:fill="1F3D7A"/>
             <w:tcMar>
-              <w:top w:w="100" w:type="dxa"/>
-              <w:bottom w:w="100" w:type="dxa"/>
-              <w:start w:w="140" w:type="dxa"/>
-              <w:end w:w="140" w:type="dxa"/>
+              <w:top w:w="60" w:type="dxa"/>
+              <w:bottom w:w="60" w:type="dxa"/>
+              <w:start w:w="120" w:type="dxa"/>
+              <w:end w:w="120" w:type="dxa"/>
             </w:tcMar>
           </w:tcPr>
           <w:p>
+            <w:pPr>
+              <w:spacing w:after="0"/>
+            </w:pPr>
             <w:r>
               <w:rPr>
                 <w:b/>
@@ -1328,13 +2574,16 @@
             <w:tcW w:type="dxa" w:w="2700"/>
             <w:shd w:val="clear" w:color="auto" w:fill="FFFFFF"/>
             <w:tcMar>
-              <w:top w:w="100" w:type="dxa"/>
-              <w:bottom w:w="100" w:type="dxa"/>
-              <w:start w:w="140" w:type="dxa"/>
-              <w:end w:w="140" w:type="dxa"/>
+              <w:top w:w="60" w:type="dxa"/>
+              <w:bottom w:w="60" w:type="dxa"/>
+              <w:start w:w="120" w:type="dxa"/>
+              <w:end w:w="120" w:type="dxa"/>
             </w:tcMar>
           </w:tcPr>
           <w:p>
+            <w:pPr>
+              <w:spacing w:after="0"/>
+            </w:pPr>
             <w:r>
               <w:rPr>
                 <w:color w:val="201E19"/>
@@ -1350,13 +2599,16 @@
             <w:tcW w:type="dxa" w:w="1100"/>
             <w:shd w:val="clear" w:color="auto" w:fill="FFFFFF"/>
             <w:tcMar>
-              <w:top w:w="100" w:type="dxa"/>
-              <w:bottom w:w="100" w:type="dxa"/>
-              <w:start w:w="140" w:type="dxa"/>
-              <w:end w:w="140" w:type="dxa"/>
+              <w:top w:w="60" w:type="dxa"/>
+              <w:bottom w:w="60" w:type="dxa"/>
+              <w:start w:w="120" w:type="dxa"/>
+              <w:end w:w="120" w:type="dxa"/>
             </w:tcMar>
           </w:tcPr>
           <w:p>
+            <w:pPr>
+              <w:spacing w:after="0"/>
+            </w:pPr>
             <w:r>
               <w:rPr>
                 <w:color w:val="201E19"/>
@@ -1372,13 +2624,16 @@
             <w:tcW w:type="dxa" w:w="6172"/>
             <w:shd w:val="clear" w:color="auto" w:fill="FFFFFF"/>
             <w:tcMar>
-              <w:top w:w="100" w:type="dxa"/>
-              <w:bottom w:w="100" w:type="dxa"/>
-              <w:start w:w="140" w:type="dxa"/>
-              <w:end w:w="140" w:type="dxa"/>
+              <w:top w:w="60" w:type="dxa"/>
+              <w:bottom w:w="60" w:type="dxa"/>
+              <w:start w:w="120" w:type="dxa"/>
+              <w:end w:w="120" w:type="dxa"/>
             </w:tcMar>
           </w:tcPr>
           <w:p>
+            <w:pPr>
+              <w:spacing w:after="0"/>
+            </w:pPr>
             <w:r>
               <w:rPr>
                 <w:color w:val="201E19"/>
@@ -1396,13 +2651,16 @@
             <w:tcW w:type="dxa" w:w="2700"/>
             <w:shd w:val="clear" w:color="auto" w:fill="FFFFFF"/>
             <w:tcMar>
-              <w:top w:w="100" w:type="dxa"/>
-              <w:bottom w:w="100" w:type="dxa"/>
-              <w:start w:w="140" w:type="dxa"/>
-              <w:end w:w="140" w:type="dxa"/>
+              <w:top w:w="60" w:type="dxa"/>
+              <w:bottom w:w="60" w:type="dxa"/>
+              <w:start w:w="120" w:type="dxa"/>
+              <w:end w:w="120" w:type="dxa"/>
             </w:tcMar>
           </w:tcPr>
           <w:p>
+            <w:pPr>
+              <w:spacing w:after="0"/>
+            </w:pPr>
             <w:r>
               <w:rPr>
                 <w:color w:val="201E19"/>
@@ -1418,13 +2676,16 @@
             <w:tcW w:type="dxa" w:w="1100"/>
             <w:shd w:val="clear" w:color="auto" w:fill="FFFFFF"/>
             <w:tcMar>
-              <w:top w:w="100" w:type="dxa"/>
-              <w:bottom w:w="100" w:type="dxa"/>
-              <w:start w:w="140" w:type="dxa"/>
-              <w:end w:w="140" w:type="dxa"/>
+              <w:top w:w="60" w:type="dxa"/>
+              <w:bottom w:w="60" w:type="dxa"/>
+              <w:start w:w="120" w:type="dxa"/>
+              <w:end w:w="120" w:type="dxa"/>
             </w:tcMar>
           </w:tcPr>
           <w:p>
+            <w:pPr>
+              <w:spacing w:after="0"/>
+            </w:pPr>
             <w:r>
               <w:rPr>
                 <w:color w:val="201E19"/>
@@ -1440,13 +2701,16 @@
             <w:tcW w:type="dxa" w:w="6172"/>
             <w:shd w:val="clear" w:color="auto" w:fill="FFFFFF"/>
             <w:tcMar>
-              <w:top w:w="100" w:type="dxa"/>
-              <w:bottom w:w="100" w:type="dxa"/>
-              <w:start w:w="140" w:type="dxa"/>
-              <w:end w:w="140" w:type="dxa"/>
+              <w:top w:w="60" w:type="dxa"/>
+              <w:bottom w:w="60" w:type="dxa"/>
+              <w:start w:w="120" w:type="dxa"/>
+              <w:end w:w="120" w:type="dxa"/>
             </w:tcMar>
           </w:tcPr>
           <w:p>
+            <w:pPr>
+              <w:spacing w:after="0"/>
+            </w:pPr>
             <w:r>
               <w:rPr>
                 <w:color w:val="201E19"/>
@@ -1464,13 +2728,16 @@
             <w:tcW w:type="dxa" w:w="2700"/>
             <w:shd w:val="clear" w:color="auto" w:fill="FFFFFF"/>
             <w:tcMar>
-              <w:top w:w="100" w:type="dxa"/>
-              <w:bottom w:w="100" w:type="dxa"/>
-              <w:start w:w="140" w:type="dxa"/>
-              <w:end w:w="140" w:type="dxa"/>
+              <w:top w:w="60" w:type="dxa"/>
+              <w:bottom w:w="60" w:type="dxa"/>
+              <w:start w:w="120" w:type="dxa"/>
+              <w:end w:w="120" w:type="dxa"/>
             </w:tcMar>
           </w:tcPr>
           <w:p>
+            <w:pPr>
+              <w:spacing w:after="0"/>
+            </w:pPr>
             <w:r>
               <w:rPr>
                 <w:color w:val="201E19"/>
@@ -1486,13 +2753,16 @@
             <w:tcW w:type="dxa" w:w="1100"/>
             <w:shd w:val="clear" w:color="auto" w:fill="FFFFFF"/>
             <w:tcMar>
-              <w:top w:w="100" w:type="dxa"/>
-              <w:bottom w:w="100" w:type="dxa"/>
-              <w:start w:w="140" w:type="dxa"/>
-              <w:end w:w="140" w:type="dxa"/>
+              <w:top w:w="60" w:type="dxa"/>
+              <w:bottom w:w="60" w:type="dxa"/>
+              <w:start w:w="120" w:type="dxa"/>
+              <w:end w:w="120" w:type="dxa"/>
             </w:tcMar>
           </w:tcPr>
           <w:p>
+            <w:pPr>
+              <w:spacing w:after="0"/>
+            </w:pPr>
             <w:r>
               <w:rPr>
                 <w:color w:val="201E19"/>
@@ -1508,13 +2778,16 @@
             <w:tcW w:type="dxa" w:w="6172"/>
             <w:shd w:val="clear" w:color="auto" w:fill="FFFFFF"/>
             <w:tcMar>
-              <w:top w:w="100" w:type="dxa"/>
-              <w:bottom w:w="100" w:type="dxa"/>
-              <w:start w:w="140" w:type="dxa"/>
-              <w:end w:w="140" w:type="dxa"/>
+              <w:top w:w="60" w:type="dxa"/>
+              <w:bottom w:w="60" w:type="dxa"/>
+              <w:start w:w="120" w:type="dxa"/>
+              <w:end w:w="120" w:type="dxa"/>
             </w:tcMar>
           </w:tcPr>
           <w:p>
+            <w:pPr>
+              <w:spacing w:after="0"/>
+            </w:pPr>
             <w:r>
               <w:rPr>
                 <w:color w:val="201E19"/>
@@ -1532,13 +2805,16 @@
             <w:tcW w:type="dxa" w:w="2700"/>
             <w:shd w:val="clear" w:color="auto" w:fill="FFFFFF"/>
             <w:tcMar>
-              <w:top w:w="100" w:type="dxa"/>
-              <w:bottom w:w="100" w:type="dxa"/>
-              <w:start w:w="140" w:type="dxa"/>
-              <w:end w:w="140" w:type="dxa"/>
+              <w:top w:w="60" w:type="dxa"/>
+              <w:bottom w:w="60" w:type="dxa"/>
+              <w:start w:w="120" w:type="dxa"/>
+              <w:end w:w="120" w:type="dxa"/>
             </w:tcMar>
           </w:tcPr>
           <w:p>
+            <w:pPr>
+              <w:spacing w:after="0"/>
+            </w:pPr>
             <w:r>
               <w:rPr>
                 <w:color w:val="201E19"/>
@@ -1554,13 +2830,16 @@
             <w:tcW w:type="dxa" w:w="1100"/>
             <w:shd w:val="clear" w:color="auto" w:fill="FFFFFF"/>
             <w:tcMar>
-              <w:top w:w="100" w:type="dxa"/>
-              <w:bottom w:w="100" w:type="dxa"/>
-              <w:start w:w="140" w:type="dxa"/>
-              <w:end w:w="140" w:type="dxa"/>
+              <w:top w:w="60" w:type="dxa"/>
+              <w:bottom w:w="60" w:type="dxa"/>
+              <w:start w:w="120" w:type="dxa"/>
+              <w:end w:w="120" w:type="dxa"/>
             </w:tcMar>
           </w:tcPr>
           <w:p>
+            <w:pPr>
+              <w:spacing w:after="0"/>
+            </w:pPr>
             <w:r>
               <w:rPr>
                 <w:color w:val="201E19"/>
@@ -1576,13 +2855,16 @@
             <w:tcW w:type="dxa" w:w="6172"/>
             <w:shd w:val="clear" w:color="auto" w:fill="FFFFFF"/>
             <w:tcMar>
-              <w:top w:w="100" w:type="dxa"/>
-              <w:bottom w:w="100" w:type="dxa"/>
-              <w:start w:w="140" w:type="dxa"/>
-              <w:end w:w="140" w:type="dxa"/>
+              <w:top w:w="60" w:type="dxa"/>
+              <w:bottom w:w="60" w:type="dxa"/>
+              <w:start w:w="120" w:type="dxa"/>
+              <w:end w:w="120" w:type="dxa"/>
             </w:tcMar>
           </w:tcPr>
           <w:p>
+            <w:pPr>
+              <w:spacing w:after="0"/>
+            </w:pPr>
             <w:r>
               <w:rPr>
                 <w:color w:val="201E19"/>
@@ -1600,13 +2882,16 @@
             <w:tcW w:type="dxa" w:w="2700"/>
             <w:shd w:val="clear" w:color="auto" w:fill="FFFFFF"/>
             <w:tcMar>
-              <w:top w:w="100" w:type="dxa"/>
-              <w:bottom w:w="100" w:type="dxa"/>
-              <w:start w:w="140" w:type="dxa"/>
-              <w:end w:w="140" w:type="dxa"/>
+              <w:top w:w="60" w:type="dxa"/>
+              <w:bottom w:w="60" w:type="dxa"/>
+              <w:start w:w="120" w:type="dxa"/>
+              <w:end w:w="120" w:type="dxa"/>
             </w:tcMar>
           </w:tcPr>
           <w:p>
+            <w:pPr>
+              <w:spacing w:after="0"/>
+            </w:pPr>
             <w:r>
               <w:rPr>
                 <w:color w:val="201E19"/>
@@ -1622,13 +2907,16 @@
             <w:tcW w:type="dxa" w:w="1100"/>
             <w:shd w:val="clear" w:color="auto" w:fill="FFFFFF"/>
             <w:tcMar>
-              <w:top w:w="100" w:type="dxa"/>
-              <w:bottom w:w="100" w:type="dxa"/>
-              <w:start w:w="140" w:type="dxa"/>
-              <w:end w:w="140" w:type="dxa"/>
+              <w:top w:w="60" w:type="dxa"/>
+              <w:bottom w:w="60" w:type="dxa"/>
+              <w:start w:w="120" w:type="dxa"/>
+              <w:end w:w="120" w:type="dxa"/>
             </w:tcMar>
           </w:tcPr>
           <w:p>
+            <w:pPr>
+              <w:spacing w:after="0"/>
+            </w:pPr>
             <w:r>
               <w:rPr>
                 <w:color w:val="201E19"/>
@@ -1644,13 +2932,16 @@
             <w:tcW w:type="dxa" w:w="6172"/>
             <w:shd w:val="clear" w:color="auto" w:fill="FFFFFF"/>
             <w:tcMar>
-              <w:top w:w="100" w:type="dxa"/>
-              <w:bottom w:w="100" w:type="dxa"/>
-              <w:start w:w="140" w:type="dxa"/>
-              <w:end w:w="140" w:type="dxa"/>
+              <w:top w:w="60" w:type="dxa"/>
+              <w:bottom w:w="60" w:type="dxa"/>
+              <w:start w:w="120" w:type="dxa"/>
+              <w:end w:w="120" w:type="dxa"/>
             </w:tcMar>
           </w:tcPr>
           <w:p>
+            <w:pPr>
+              <w:spacing w:after="0"/>
+            </w:pPr>
             <w:r>
               <w:rPr>
                 <w:color w:val="201E19"/>
@@ -1668,13 +2959,16 @@
             <w:tcW w:type="dxa" w:w="2700"/>
             <w:shd w:val="clear" w:color="auto" w:fill="FFFFFF"/>
             <w:tcMar>
-              <w:top w:w="100" w:type="dxa"/>
-              <w:bottom w:w="100" w:type="dxa"/>
-              <w:start w:w="140" w:type="dxa"/>
-              <w:end w:w="140" w:type="dxa"/>
+              <w:top w:w="60" w:type="dxa"/>
+              <w:bottom w:w="60" w:type="dxa"/>
+              <w:start w:w="120" w:type="dxa"/>
+              <w:end w:w="120" w:type="dxa"/>
             </w:tcMar>
           </w:tcPr>
           <w:p>
+            <w:pPr>
+              <w:spacing w:after="0"/>
+            </w:pPr>
             <w:r>
               <w:rPr>
                 <w:color w:val="201E19"/>
@@ -1690,13 +2984,16 @@
             <w:tcW w:type="dxa" w:w="1100"/>
             <w:shd w:val="clear" w:color="auto" w:fill="FFFFFF"/>
             <w:tcMar>
-              <w:top w:w="100" w:type="dxa"/>
-              <w:bottom w:w="100" w:type="dxa"/>
-              <w:start w:w="140" w:type="dxa"/>
-              <w:end w:w="140" w:type="dxa"/>
+              <w:top w:w="60" w:type="dxa"/>
+              <w:bottom w:w="60" w:type="dxa"/>
+              <w:start w:w="120" w:type="dxa"/>
+              <w:end w:w="120" w:type="dxa"/>
             </w:tcMar>
           </w:tcPr>
           <w:p>
+            <w:pPr>
+              <w:spacing w:after="0"/>
+            </w:pPr>
             <w:r>
               <w:rPr>
                 <w:color w:val="201E19"/>
@@ -1712,13 +3009,16 @@
             <w:tcW w:type="dxa" w:w="6172"/>
             <w:shd w:val="clear" w:color="auto" w:fill="FFFFFF"/>
             <w:tcMar>
-              <w:top w:w="100" w:type="dxa"/>
-              <w:bottom w:w="100" w:type="dxa"/>
-              <w:start w:w="140" w:type="dxa"/>
-              <w:end w:w="140" w:type="dxa"/>
+              <w:top w:w="60" w:type="dxa"/>
+              <w:bottom w:w="60" w:type="dxa"/>
+              <w:start w:w="120" w:type="dxa"/>
+              <w:end w:w="120" w:type="dxa"/>
             </w:tcMar>
           </w:tcPr>
           <w:p>
+            <w:pPr>
+              <w:spacing w:after="0"/>
+            </w:pPr>
             <w:r>
               <w:rPr>
                 <w:color w:val="201E19"/>
@@ -1736,13 +3036,16 @@
             <w:tcW w:type="dxa" w:w="2700"/>
             <w:shd w:val="clear" w:color="auto" w:fill="FFFFFF"/>
             <w:tcMar>
-              <w:top w:w="100" w:type="dxa"/>
-              <w:bottom w:w="100" w:type="dxa"/>
-              <w:start w:w="140" w:type="dxa"/>
-              <w:end w:w="140" w:type="dxa"/>
+              <w:top w:w="60" w:type="dxa"/>
+              <w:bottom w:w="60" w:type="dxa"/>
+              <w:start w:w="120" w:type="dxa"/>
+              <w:end w:w="120" w:type="dxa"/>
             </w:tcMar>
           </w:tcPr>
           <w:p>
+            <w:pPr>
+              <w:spacing w:after="0"/>
+            </w:pPr>
             <w:r>
               <w:rPr>
                 <w:color w:val="201E19"/>
@@ -1758,13 +3061,16 @@
             <w:tcW w:type="dxa" w:w="1100"/>
             <w:shd w:val="clear" w:color="auto" w:fill="FFFFFF"/>
             <w:tcMar>
-              <w:top w:w="100" w:type="dxa"/>
-              <w:bottom w:w="100" w:type="dxa"/>
-              <w:start w:w="140" w:type="dxa"/>
-              <w:end w:w="140" w:type="dxa"/>
+              <w:top w:w="60" w:type="dxa"/>
+              <w:bottom w:w="60" w:type="dxa"/>
+              <w:start w:w="120" w:type="dxa"/>
+              <w:end w:w="120" w:type="dxa"/>
             </w:tcMar>
           </w:tcPr>
           <w:p>
+            <w:pPr>
+              <w:spacing w:after="0"/>
+            </w:pPr>
             <w:r>
               <w:rPr>
                 <w:color w:val="201E19"/>
@@ -1780,13 +3086,16 @@
             <w:tcW w:type="dxa" w:w="6172"/>
             <w:shd w:val="clear" w:color="auto" w:fill="FFFFFF"/>
             <w:tcMar>
-              <w:top w:w="100" w:type="dxa"/>
-              <w:bottom w:w="100" w:type="dxa"/>
-              <w:start w:w="140" w:type="dxa"/>
-              <w:end w:w="140" w:type="dxa"/>
+              <w:top w:w="60" w:type="dxa"/>
+              <w:bottom w:w="60" w:type="dxa"/>
+              <w:start w:w="120" w:type="dxa"/>
+              <w:end w:w="120" w:type="dxa"/>
             </w:tcMar>
           </w:tcPr>
           <w:p>
+            <w:pPr>
+              <w:spacing w:after="0"/>
+            </w:pPr>
             <w:r>
               <w:rPr>
                 <w:color w:val="201E19"/>
@@ -1804,13 +3113,93 @@
             <w:tcW w:type="dxa" w:w="2700"/>
             <w:shd w:val="clear" w:color="auto" w:fill="FFFFFF"/>
             <w:tcMar>
-              <w:top w:w="100" w:type="dxa"/>
-              <w:bottom w:w="100" w:type="dxa"/>
-              <w:start w:w="140" w:type="dxa"/>
-              <w:end w:w="140" w:type="dxa"/>
+              <w:top w:w="60" w:type="dxa"/>
+              <w:bottom w:w="60" w:type="dxa"/>
+              <w:start w:w="120" w:type="dxa"/>
+              <w:end w:w="120" w:type="dxa"/>
             </w:tcMar>
           </w:tcPr>
           <w:p>
+            <w:pPr>
+              <w:spacing w:after="0"/>
+            </w:pPr>
+            <w:r>
+              <w:rPr>
+                <w:color w:val="201E19"/>
+                <w:sz w:val="19"/>
+              </w:rPr>
+              <w:t>SIGNCHAT_UPDATE_TOKEN</w:t>
+            </w:r>
+          </w:p>
+        </w:tc>
+        <w:tc>
+          <w:tcPr>
+            <w:tcW w:type="dxa" w:w="3324"/>
+            <w:tcW w:type="dxa" w:w="1100"/>
+            <w:shd w:val="clear" w:color="auto" w:fill="FFFFFF"/>
+            <w:tcMar>
+              <w:top w:w="60" w:type="dxa"/>
+              <w:bottom w:w="60" w:type="dxa"/>
+              <w:start w:w="120" w:type="dxa"/>
+              <w:end w:w="120" w:type="dxa"/>
+            </w:tcMar>
+          </w:tcPr>
+          <w:p>
+            <w:pPr>
+              <w:spacing w:after="0"/>
+            </w:pPr>
+            <w:r>
+              <w:rPr>
+                <w:color w:val="201E19"/>
+                <w:sz w:val="19"/>
+              </w:rPr>
+              <w:t>Server</w:t>
+            </w:r>
+          </w:p>
+        </w:tc>
+        <w:tc>
+          <w:tcPr>
+            <w:tcW w:type="dxa" w:w="3324"/>
+            <w:tcW w:type="dxa" w:w="6172"/>
+            <w:shd w:val="clear" w:color="auto" w:fill="FFFFFF"/>
+            <w:tcMar>
+              <w:top w:w="60" w:type="dxa"/>
+              <w:bottom w:w="60" w:type="dxa"/>
+              <w:start w:w="120" w:type="dxa"/>
+              <w:end w:w="120" w:type="dxa"/>
+            </w:tcMar>
+          </w:tcPr>
+          <w:p>
+            <w:pPr>
+              <w:spacing w:after="0"/>
+            </w:pPr>
+            <w:r>
+              <w:rPr>
+                <w:color w:val="201E19"/>
+                <w:sz w:val="19"/>
+              </w:rPr>
+              <w:t>Shared secret the Colab notebook uses to report Sign Chat's URL (same value as the Colab secret). If unset, reporting is switched off (503).</w:t>
+            </w:r>
+          </w:p>
+        </w:tc>
+      </w:tr>
+      <w:tr>
+        <w:tc>
+          <w:tcPr>
+            <w:tcW w:type="dxa" w:w="3324"/>
+            <w:tcW w:type="dxa" w:w="2700"/>
+            <w:shd w:val="clear" w:color="auto" w:fill="FFFFFF"/>
+            <w:tcMar>
+              <w:top w:w="60" w:type="dxa"/>
+              <w:bottom w:w="60" w:type="dxa"/>
+              <w:start w:w="120" w:type="dxa"/>
+              <w:end w:w="120" w:type="dxa"/>
+            </w:tcMar>
+          </w:tcPr>
+          <w:p>
+            <w:pPr>
+              <w:spacing w:after="0"/>
+            </w:pPr>
             <w:r>
               <w:rPr>
                 <w:color w:val="201E19"/>
@@ -1826,13 +3215,16 @@
             <w:tcW w:type="dxa" w:w="1100"/>
             <w:shd w:val="clear" w:color="auto" w:fill="FFFFFF"/>
             <w:tcMar>
-              <w:top w:w="100" w:type="dxa"/>
-              <w:bottom w:w="100" w:type="dxa"/>
-              <w:start w:w="140" w:type="dxa"/>
-              <w:end w:w="140" w:type="dxa"/>
+              <w:top w:w="60" w:type="dxa"/>
+              <w:bottom w:w="60" w:type="dxa"/>
+              <w:start w:w="120" w:type="dxa"/>
+              <w:end w:w="120" w:type="dxa"/>
             </w:tcMar>
           </w:tcPr>
           <w:p>
+            <w:pPr>
+              <w:spacing w:after="0"/>
+            </w:pPr>
             <w:r>
               <w:rPr>
                 <w:color w:val="201E19"/>
@@ -1848,13 +3240,16 @@
             <w:tcW w:type="dxa" w:w="6172"/>
             <w:shd w:val="clear" w:color="auto" w:fill="FFFFFF"/>
             <w:tcMar>
-              <w:top w:w="100" w:type="dxa"/>
-              <w:bottom w:w="100" w:type="dxa"/>
-              <w:start w:w="140" w:type="dxa"/>
-              <w:end w:w="140" w:type="dxa"/>
+              <w:top w:w="60" w:type="dxa"/>
+              <w:bottom w:w="60" w:type="dxa"/>
+              <w:start w:w="120" w:type="dxa"/>
+              <w:end w:w="120" w:type="dxa"/>
             </w:tcMar>
           </w:tcPr>
           <w:p>
+            <w:pPr>
+              <w:spacing w:after="0"/>
+            </w:pPr>
             <w:r>
               <w:rPr>
                 <w:color w:val="201E19"/>
@@ -1872,13 +3267,16 @@
             <w:tcW w:type="dxa" w:w="2700"/>
             <w:shd w:val="clear" w:color="auto" w:fill="FFFFFF"/>
             <w:tcMar>
-              <w:top w:w="100" w:type="dxa"/>
-              <w:bottom w:w="100" w:type="dxa"/>
-              <w:start w:w="140" w:type="dxa"/>
-              <w:end w:w="140" w:type="dxa"/>
+              <w:top w:w="60" w:type="dxa"/>
+              <w:bottom w:w="60" w:type="dxa"/>
+              <w:start w:w="120" w:type="dxa"/>
+              <w:end w:w="120" w:type="dxa"/>
             </w:tcMar>
           </w:tcPr>
           <w:p>
+            <w:pPr>
+              <w:spacing w:after="0"/>
+            </w:pPr>
             <w:r>
               <w:rPr>
                 <w:color w:val="201E19"/>
@@ -1894,13 +3292,16 @@
             <w:tcW w:type="dxa" w:w="1100"/>
             <w:shd w:val="clear" w:color="auto" w:fill="FFFFFF"/>
             <w:tcMar>
-              <w:top w:w="100" w:type="dxa"/>
-              <w:bottom w:w="100" w:type="dxa"/>
-              <w:start w:w="140" w:type="dxa"/>
-              <w:end w:w="140" w:type="dxa"/>
+              <w:top w:w="60" w:type="dxa"/>
+              <w:bottom w:w="60" w:type="dxa"/>
+              <w:start w:w="120" w:type="dxa"/>
+              <w:end w:w="120" w:type="dxa"/>
             </w:tcMar>
           </w:tcPr>
           <w:p>
+            <w:pPr>
+              <w:spacing w:after="0"/>
+            </w:pPr>
             <w:r>
               <w:rPr>
                 <w:color w:val="201E19"/>
@@ -1916,19 +3317,22 @@
             <w:tcW w:type="dxa" w:w="6172"/>
             <w:shd w:val="clear" w:color="auto" w:fill="FFFFFF"/>
             <w:tcMar>
-              <w:top w:w="100" w:type="dxa"/>
-              <w:bottom w:w="100" w:type="dxa"/>
-              <w:start w:w="140" w:type="dxa"/>
-              <w:end w:w="140" w:type="dxa"/>
+              <w:top w:w="60" w:type="dxa"/>
+              <w:bottom w:w="60" w:type="dxa"/>
+              <w:start w:w="120" w:type="dxa"/>
+              <w:end w:w="120" w:type="dxa"/>
             </w:tcMar>
           </w:tcPr>
           <w:p>
+            <w:pPr>
+              <w:spacing w:after="0"/>
+            </w:pPr>
             <w:r>
               <w:rPr>
                 <w:color w:val="201E19"/>
                 <w:sz w:val="19"/>
               </w:rPr>
-              <w:t>Base URL of the Sign Chat service. Production: committed in website/client/.env.production (Section 3).</w:t>
+              <w:t>Fallback Sign Chat URL, used only when the API has none on record (website/client/.env.production).</w:t>
             </w:r>
           </w:p>
         </w:tc>
@@ -1949,11 +3353,12 @@
           <w:color w:val="201E19"/>
           <w:sz w:val="21"/>
         </w:rPr>
-        <w:t>Secret values live only in each platform's project settings (Vercel / Railway environment variables), never in source control -- see Section 6. The one exception is the Sign Chat URL, which is public anyway (it is built into the client) and is committed so that changing it is a one-line push.</w:t>
+        <w:t>Secret values live only in each platform's project settings (Vercel / Railway environment variables, Colab secrets), never in source control; the local .env files are git-ignored and .env.example lists the keys with no values.</w:t>
       </w:r>
     </w:p>
     <w:p>
       <w:pPr>
+        <w:keepNext/>
         <w:spacing w:before="280" w:after="120"/>
       </w:pPr>
       <w:r>
@@ -1962,7 +3367,7 @@
           <w:color w:val="1F3D7A"/>
           <w:sz w:val="28"/>
         </w:rPr>
-        <w:t>5. Data management</w:t>
+        <w:t>6. Data management</w:t>
       </w:r>
     </w:p>
     <w:p>
@@ -1975,11 +3380,12 @@
           <w:color w:val="201E19"/>
           <w:sz w:val="21"/>
         </w:rPr>
-        <w:t>The database has three tables: signs (one row per sign -- gloss, definitions, usage notes, tags, keywords and a source provenance string, several columns stored as native JSON), sign_videos (one or more demonstration videos per sign) and sign_poses (one gzipped avatar motion clip per sign, keyed by sign id; a sign without a row simply has no 3D avatar).</w:t>
+        <w:t>The database has four tables: signs (one row per sign -- gloss, definitions, usage notes, tags, keywords and a source provenance string, several columns stored as native JSON), sign_videos (one or more demonstration videos per sign), sign_poses (one gzipped avatar motion clip per sign; a sign without a row simply has no 3D avatar) and app_settings (small key/value settings -- today only the current Sign Chat URL; created automatically the first time the notebook reports one).</w:t>
       </w:r>
     </w:p>
     <w:p>
       <w:pPr>
+        <w:keepNext/>
         <w:spacing w:before="160" w:after="80"/>
       </w:pPr>
       <w:r>
@@ -2032,6 +3438,7 @@
     </w:p>
     <w:p>
       <w:pPr>
+        <w:keepNext/>
         <w:spacing w:before="160" w:after="80"/>
       </w:pPr>
       <w:r>
@@ -2074,6 +3481,7 @@
     </w:p>
     <w:p>
       <w:pPr>
+        <w:keepNext/>
         <w:spacing w:before="280" w:after="120"/>
       </w:pPr>
       <w:r>
@@ -2082,7 +3490,7 @@
           <w:color w:val="1F3D7A"/>
           <w:sz w:val="28"/>
         </w:rPr>
-        <w:t>6. Security &amp; confidential information</w:t>
+        <w:t>7. Security, privacy &amp; standards</w:t>
       </w:r>
     </w:p>
     <w:p>
@@ -2095,11 +3503,1058 @@
           <w:color w:val="201E19"/>
           <w:sz w:val="21"/>
         </w:rPr>
-        <w:t>There are no end-user accounts and no authentication layer. The sign endpoints are read-only; the only POST endpoints score a Practice attempt or look a sign up from landmark data, and none of them write to the database. Database credentials and other secrets exist only as environment variables in the Vercel/Railway project settings; the local .env file is git-ignored (.env.example documents the keys with no real values).</w:t>
+        <w:t>There are no end-user accounts. The sign endpoints are read-only; the Practice endpoints score landmark data without storing it. The only endpoint that writes is PUT /api/signchat-url, which requires the SIGNCHAT_UPDATE_TOKEN secret (compared in constant time) and accepts only an https URL. Secrets exist only as platform environment variables and Colab secrets.</w:t>
       </w:r>
     </w:p>
     <w:p>
       <w:pPr>
+        <w:keepNext/>
+        <w:spacing w:before="80" w:after="40"/>
+        <w:jc w:val="center"/>
+      </w:pPr>
+      <w:r>
+        <w:drawing>
+          <wp:inline xmlns:a="http://schemas.openxmlformats.org/drawingml/2006/main" xmlns:pic="http://schemas.openxmlformats.org/drawingml/2006/picture">
+            <wp:extent cx="5760000" cy="1975814"/>
+            <wp:docPr id="15" name="Picture 15"/>
+            <wp:cNvGraphicFramePr>
+              <a:graphicFrameLocks noChangeAspect="1"/>
+            </wp:cNvGraphicFramePr>
+            <a:graphic>
+              <a:graphicData uri="http://schemas.openxmlformats.org/drawingml/2006/picture">
+                <pic:pic>
+                  <pic:nvPicPr>
+                    <pic:cNvPr id="0" name="image.png"/>
+                    <pic:cNvPicPr/>
+                  </pic:nvPicPr>
+                  <pic:blipFill>
+                    <a:blip r:embed="rId23"/>
+                    <a:stretch>
+                      <a:fillRect/>
+                    </a:stretch>
+                  </pic:blipFill>
+                  <pic:spPr>
+                    <a:xfrm>
+                      <a:off x="0" y="0"/>
+                      <a:ext cx="5760000" cy="1975814"/>
+                    </a:xfrm>
+                    <a:prstGeom prst="rect"/>
+                  </pic:spPr>
+                </pic:pic>
+              </a:graphicData>
+            </a:graphic>
+          </wp:inline>
+        </w:drawing>
+      </w:r>
+    </w:p>
+    <w:p>
+      <w:pPr>
+        <w:spacing w:after="200"/>
+        <w:jc w:val="center"/>
+      </w:pPr>
+      <w:r>
+        <w:rPr>
+          <w:i/>
+          <w:color w:val="6B6455"/>
+          <w:sz w:val="18"/>
+        </w:rPr>
+        <w:t>Figure 15. Practice keeps the camera picture on the learner's device: only landmark numbers reach the API, and nothing is stored.</w:t>
+      </w:r>
+    </w:p>
+    <w:p>
+      <w:pPr>
+        <w:keepNext/>
+        <w:spacing w:before="160" w:after="80"/>
+      </w:pPr>
+      <w:r>
+        <w:rPr>
+          <w:b/>
+          <w:color w:val="201E19"/>
+          <w:sz w:val="23"/>
+        </w:rPr>
+        <w:t>Privacy -- Australian Privacy Principles (Privacy Act 1988)</w:t>
+      </w:r>
+    </w:p>
+    <w:tbl>
+      <w:tblPr>
+        <w:tblW w:type="auto" w:w="0"/>
+        <w:jc w:val="center"/>
+        <w:tblLook w:firstColumn="1" w:firstRow="1" w:lastColumn="0" w:lastRow="0" w:noHBand="0" w:noVBand="1" w:val="04A0"/>
+        <w:tblBorders>
+          <w:top w:val="single" w:sz="4" w:space="0" w:color="D9D3C4"/>
+          <w:left w:val="single" w:sz="4" w:space="0" w:color="D9D3C4"/>
+          <w:bottom w:val="single" w:sz="4" w:space="0" w:color="D9D3C4"/>
+          <w:right w:val="single" w:sz="4" w:space="0" w:color="D9D3C4"/>
+          <w:insideH w:val="single" w:sz="4" w:space="0" w:color="D9D3C4"/>
+          <w:insideV w:val="single" w:sz="4" w:space="0" w:color="D9D3C4"/>
+        </w:tblBorders>
+      </w:tblPr>
+      <w:tblGrid>
+        <w:gridCol w:w="4986"/>
+        <w:gridCol w:w="4986"/>
+      </w:tblGrid>
+      <w:tr>
+        <w:tc>
+          <w:tcPr>
+            <w:tcW w:type="dxa" w:w="4986"/>
+            <w:tcW w:type="dxa" w:w="3300"/>
+            <w:shd w:val="clear" w:color="auto" w:fill="1F3D7A"/>
+            <w:tcMar>
+              <w:top w:w="60" w:type="dxa"/>
+              <w:bottom w:w="60" w:type="dxa"/>
+              <w:start w:w="120" w:type="dxa"/>
+              <w:end w:w="120" w:type="dxa"/>
+            </w:tcMar>
+          </w:tcPr>
+          <w:p>
+            <w:pPr>
+              <w:spacing w:after="0"/>
+            </w:pPr>
+            <w:r>
+              <w:rPr>
+                <w:b/>
+                <w:color w:val="FFFFFF"/>
+                <w:sz w:val="19"/>
+              </w:rPr>
+              <w:t>Principle</w:t>
+            </w:r>
+          </w:p>
+        </w:tc>
+        <w:tc>
+          <w:tcPr>
+            <w:tcW w:type="dxa" w:w="4986"/>
+            <w:tcW w:type="dxa" w:w="6672"/>
+            <w:shd w:val="clear" w:color="auto" w:fill="1F3D7A"/>
+            <w:tcMar>
+              <w:top w:w="60" w:type="dxa"/>
+              <w:bottom w:w="60" w:type="dxa"/>
+              <w:start w:w="120" w:type="dxa"/>
+              <w:end w:w="120" w:type="dxa"/>
+            </w:tcMar>
+          </w:tcPr>
+          <w:p>
+            <w:pPr>
+              <w:spacing w:after="0"/>
+            </w:pPr>
+            <w:r>
+              <w:rPr>
+                <w:b/>
+                <w:color w:val="FFFFFF"/>
+                <w:sz w:val="19"/>
+              </w:rPr>
+              <w:t>How HandMirror complies</w:t>
+            </w:r>
+          </w:p>
+        </w:tc>
+      </w:tr>
+      <w:tr>
+        <w:tc>
+          <w:tcPr>
+            <w:tcW w:type="dxa" w:w="4986"/>
+            <w:tcW w:type="dxa" w:w="3300"/>
+            <w:shd w:val="clear" w:color="auto" w:fill="FFFFFF"/>
+            <w:tcMar>
+              <w:top w:w="60" w:type="dxa"/>
+              <w:bottom w:w="60" w:type="dxa"/>
+              <w:start w:w="120" w:type="dxa"/>
+              <w:end w:w="120" w:type="dxa"/>
+            </w:tcMar>
+          </w:tcPr>
+          <w:p>
+            <w:pPr>
+              <w:spacing w:after="0"/>
+            </w:pPr>
+            <w:r>
+              <w:rPr>
+                <w:color w:val="201E19"/>
+                <w:sz w:val="19"/>
+              </w:rPr>
+              <w:t>APP 1 -- open and transparent management</w:t>
+            </w:r>
+          </w:p>
+        </w:tc>
+        <w:tc>
+          <w:tcPr>
+            <w:tcW w:type="dxa" w:w="4986"/>
+            <w:tcW w:type="dxa" w:w="6672"/>
+            <w:shd w:val="clear" w:color="auto" w:fill="FFFFFF"/>
+            <w:tcMar>
+              <w:top w:w="60" w:type="dxa"/>
+              <w:bottom w:w="60" w:type="dxa"/>
+              <w:start w:w="120" w:type="dxa"/>
+              <w:end w:w="120" w:type="dxa"/>
+            </w:tcMar>
+          </w:tcPr>
+          <w:p>
+            <w:pPr>
+              <w:spacing w:after="0"/>
+            </w:pPr>
+            <w:r>
+              <w:rPr>
+                <w:color w:val="201E19"/>
+                <w:sz w:val="19"/>
+              </w:rPr>
+              <w:t>This document and the Product Document describe exactly what each feature sends and keeps. Recommended: a short privacy notice in the site footer.</w:t>
+            </w:r>
+          </w:p>
+        </w:tc>
+      </w:tr>
+      <w:tr>
+        <w:tc>
+          <w:tcPr>
+            <w:tcW w:type="dxa" w:w="4986"/>
+            <w:tcW w:type="dxa" w:w="3300"/>
+            <w:shd w:val="clear" w:color="auto" w:fill="FFFFFF"/>
+            <w:tcMar>
+              <w:top w:w="60" w:type="dxa"/>
+              <w:bottom w:w="60" w:type="dxa"/>
+              <w:start w:w="120" w:type="dxa"/>
+              <w:end w:w="120" w:type="dxa"/>
+            </w:tcMar>
+          </w:tcPr>
+          <w:p>
+            <w:pPr>
+              <w:spacing w:after="0"/>
+            </w:pPr>
+            <w:r>
+              <w:rPr>
+                <w:color w:val="201E19"/>
+                <w:sz w:val="19"/>
+              </w:rPr>
+              <w:t>APP 3 -- collection</w:t>
+            </w:r>
+          </w:p>
+        </w:tc>
+        <w:tc>
+          <w:tcPr>
+            <w:tcW w:type="dxa" w:w="4986"/>
+            <w:tcW w:type="dxa" w:w="6672"/>
+            <w:shd w:val="clear" w:color="auto" w:fill="FFFFFF"/>
+            <w:tcMar>
+              <w:top w:w="60" w:type="dxa"/>
+              <w:bottom w:w="60" w:type="dxa"/>
+              <w:start w:w="120" w:type="dxa"/>
+              <w:end w:w="120" w:type="dxa"/>
+            </w:tcMar>
+          </w:tcPr>
+          <w:p>
+            <w:pPr>
+              <w:spacing w:after="0"/>
+            </w:pPr>
+            <w:r>
+              <w:rPr>
+                <w:color w:val="201E19"/>
+                <w:sz w:val="19"/>
+              </w:rPr>
+              <w:t>Only what a feature needs: landmark numbers for Practice, the message for Sign Chat. No names, emails, accounts or tracking cookies.</w:t>
+            </w:r>
+          </w:p>
+        </w:tc>
+      </w:tr>
+      <w:tr>
+        <w:tc>
+          <w:tcPr>
+            <w:tcW w:type="dxa" w:w="4986"/>
+            <w:tcW w:type="dxa" w:w="3300"/>
+            <w:shd w:val="clear" w:color="auto" w:fill="FFFFFF"/>
+            <w:tcMar>
+              <w:top w:w="60" w:type="dxa"/>
+              <w:bottom w:w="60" w:type="dxa"/>
+              <w:start w:w="120" w:type="dxa"/>
+              <w:end w:w="120" w:type="dxa"/>
+            </w:tcMar>
+          </w:tcPr>
+          <w:p>
+            <w:pPr>
+              <w:spacing w:after="0"/>
+            </w:pPr>
+            <w:r>
+              <w:rPr>
+                <w:color w:val="201E19"/>
+                <w:sz w:val="19"/>
+              </w:rPr>
+              <w:t>APP 5 -- notice of collection</w:t>
+            </w:r>
+          </w:p>
+        </w:tc>
+        <w:tc>
+          <w:tcPr>
+            <w:tcW w:type="dxa" w:w="4986"/>
+            <w:tcW w:type="dxa" w:w="6672"/>
+            <w:shd w:val="clear" w:color="auto" w:fill="FFFFFF"/>
+            <w:tcMar>
+              <w:top w:w="60" w:type="dxa"/>
+              <w:bottom w:w="60" w:type="dxa"/>
+              <w:start w:w="120" w:type="dxa"/>
+              <w:end w:w="120" w:type="dxa"/>
+            </w:tcMar>
+          </w:tcPr>
+          <w:p>
+            <w:pPr>
+              <w:spacing w:after="0"/>
+            </w:pPr>
+            <w:r>
+              <w:rPr>
+                <w:color w:val="201E19"/>
+                <w:sz w:val="19"/>
+              </w:rPr>
+              <w:t>Practice and Sign Chat run only after the learner starts them. Recommended: one line on Sign Chat saying messages go to the model service.</w:t>
+            </w:r>
+          </w:p>
+        </w:tc>
+      </w:tr>
+      <w:tr>
+        <w:tc>
+          <w:tcPr>
+            <w:tcW w:type="dxa" w:w="4986"/>
+            <w:tcW w:type="dxa" w:w="3300"/>
+            <w:shd w:val="clear" w:color="auto" w:fill="FFFFFF"/>
+            <w:tcMar>
+              <w:top w:w="60" w:type="dxa"/>
+              <w:bottom w:w="60" w:type="dxa"/>
+              <w:start w:w="120" w:type="dxa"/>
+              <w:end w:w="120" w:type="dxa"/>
+            </w:tcMar>
+          </w:tcPr>
+          <w:p>
+            <w:pPr>
+              <w:spacing w:after="0"/>
+            </w:pPr>
+            <w:r>
+              <w:rPr>
+                <w:color w:val="201E19"/>
+                <w:sz w:val="19"/>
+              </w:rPr>
+              <w:t>APP 6 -- use and disclosure</w:t>
+            </w:r>
+          </w:p>
+        </w:tc>
+        <w:tc>
+          <w:tcPr>
+            <w:tcW w:type="dxa" w:w="4986"/>
+            <w:tcW w:type="dxa" w:w="6672"/>
+            <w:shd w:val="clear" w:color="auto" w:fill="FFFFFF"/>
+            <w:tcMar>
+              <w:top w:w="60" w:type="dxa"/>
+              <w:bottom w:w="60" w:type="dxa"/>
+              <w:start w:w="120" w:type="dxa"/>
+              <w:end w:w="120" w:type="dxa"/>
+            </w:tcMar>
+          </w:tcPr>
+          <w:p>
+            <w:pPr>
+              <w:spacing w:after="0"/>
+            </w:pPr>
+            <w:r>
+              <w:rPr>
+                <w:color w:val="201E19"/>
+                <w:sz w:val="19"/>
+              </w:rPr>
+              <w:t>Data is used only to produce the score or the reply, and is not shared with anyone else.</w:t>
+            </w:r>
+          </w:p>
+        </w:tc>
+      </w:tr>
+      <w:tr>
+        <w:tc>
+          <w:tcPr>
+            <w:tcW w:type="dxa" w:w="4986"/>
+            <w:tcW w:type="dxa" w:w="3300"/>
+            <w:shd w:val="clear" w:color="auto" w:fill="FFFFFF"/>
+            <w:tcMar>
+              <w:top w:w="60" w:type="dxa"/>
+              <w:bottom w:w="60" w:type="dxa"/>
+              <w:start w:w="120" w:type="dxa"/>
+              <w:end w:w="120" w:type="dxa"/>
+            </w:tcMar>
+          </w:tcPr>
+          <w:p>
+            <w:pPr>
+              <w:spacing w:after="0"/>
+            </w:pPr>
+            <w:r>
+              <w:rPr>
+                <w:color w:val="201E19"/>
+                <w:sz w:val="19"/>
+              </w:rPr>
+              <w:t>APP 11 -- security of personal information</w:t>
+            </w:r>
+          </w:p>
+        </w:tc>
+        <w:tc>
+          <w:tcPr>
+            <w:tcW w:type="dxa" w:w="4986"/>
+            <w:tcW w:type="dxa" w:w="6672"/>
+            <w:shd w:val="clear" w:color="auto" w:fill="FFFFFF"/>
+            <w:tcMar>
+              <w:top w:w="60" w:type="dxa"/>
+              <w:bottom w:w="60" w:type="dxa"/>
+              <w:start w:w="120" w:type="dxa"/>
+              <w:end w:w="120" w:type="dxa"/>
+            </w:tcMar>
+          </w:tcPr>
+          <w:p>
+            <w:pPr>
+              <w:spacing w:after="0"/>
+            </w:pPr>
+            <w:r>
+              <w:rPr>
+                <w:color w:val="201E19"/>
+                <w:sz w:val="19"/>
+              </w:rPr>
+              <w:t>HTTPS everywhere; Practice data is not stored; uploaded Sign Chat clips are deleted when the request ends; conversation text is held in memory for the session only.</w:t>
+            </w:r>
+          </w:p>
+        </w:tc>
+      </w:tr>
+      <w:tr>
+        <w:tc>
+          <w:tcPr>
+            <w:tcW w:type="dxa" w:w="4986"/>
+            <w:tcW w:type="dxa" w:w="3300"/>
+            <w:shd w:val="clear" w:color="auto" w:fill="FFFFFF"/>
+            <w:tcMar>
+              <w:top w:w="60" w:type="dxa"/>
+              <w:bottom w:w="60" w:type="dxa"/>
+              <w:start w:w="120" w:type="dxa"/>
+              <w:end w:w="120" w:type="dxa"/>
+            </w:tcMar>
+          </w:tcPr>
+          <w:p>
+            <w:pPr>
+              <w:spacing w:after="0"/>
+            </w:pPr>
+            <w:r>
+              <w:rPr>
+                <w:color w:val="201E19"/>
+                <w:sz w:val="19"/>
+              </w:rPr>
+              <w:t>APP 12 / 13 -- access and correction</w:t>
+            </w:r>
+          </w:p>
+        </w:tc>
+        <w:tc>
+          <w:tcPr>
+            <w:tcW w:type="dxa" w:w="4986"/>
+            <w:tcW w:type="dxa" w:w="6672"/>
+            <w:shd w:val="clear" w:color="auto" w:fill="FFFFFF"/>
+            <w:tcMar>
+              <w:top w:w="60" w:type="dxa"/>
+              <w:bottom w:w="60" w:type="dxa"/>
+              <w:start w:w="120" w:type="dxa"/>
+              <w:end w:w="120" w:type="dxa"/>
+            </w:tcMar>
+          </w:tcPr>
+          <w:p>
+            <w:pPr>
+              <w:spacing w:after="0"/>
+            </w:pPr>
+            <w:r>
+              <w:rPr>
+                <w:color w:val="201E19"/>
+                <w:sz w:val="19"/>
+              </w:rPr>
+              <w:t>Nothing is stored about an identifiable learner; saved lists live in the learner's own browser and can be cleared there.</w:t>
+            </w:r>
+          </w:p>
+        </w:tc>
+      </w:tr>
+    </w:tbl>
+    <w:p>
+      <w:pPr>
+        <w:spacing w:after="80"/>
+      </w:pPr>
+    </w:p>
+    <w:p>
+      <w:pPr>
+        <w:keepNext/>
+        <w:spacing w:before="160" w:after="80"/>
+      </w:pPr>
+      <w:r>
+        <w:rPr>
+          <w:b/>
+          <w:color w:val="201E19"/>
+          <w:sz w:val="23"/>
+        </w:rPr>
+        <w:t>Security -- OWASP Top 10 (2021)</w:t>
+      </w:r>
+    </w:p>
+    <w:tbl>
+      <w:tblPr>
+        <w:tblW w:type="auto" w:w="0"/>
+        <w:jc w:val="center"/>
+        <w:tblLook w:firstColumn="1" w:firstRow="1" w:lastColumn="0" w:lastRow="0" w:noHBand="0" w:noVBand="1" w:val="04A0"/>
+        <w:tblBorders>
+          <w:top w:val="single" w:sz="4" w:space="0" w:color="D9D3C4"/>
+          <w:left w:val="single" w:sz="4" w:space="0" w:color="D9D3C4"/>
+          <w:bottom w:val="single" w:sz="4" w:space="0" w:color="D9D3C4"/>
+          <w:right w:val="single" w:sz="4" w:space="0" w:color="D9D3C4"/>
+          <w:insideH w:val="single" w:sz="4" w:space="0" w:color="D9D3C4"/>
+          <w:insideV w:val="single" w:sz="4" w:space="0" w:color="D9D3C4"/>
+        </w:tblBorders>
+      </w:tblPr>
+      <w:tblGrid>
+        <w:gridCol w:w="4986"/>
+        <w:gridCol w:w="4986"/>
+      </w:tblGrid>
+      <w:tr>
+        <w:tc>
+          <w:tcPr>
+            <w:tcW w:type="dxa" w:w="4986"/>
+            <w:tcW w:type="dxa" w:w="3300"/>
+            <w:shd w:val="clear" w:color="auto" w:fill="1F3D7A"/>
+            <w:tcMar>
+              <w:top w:w="60" w:type="dxa"/>
+              <w:bottom w:w="60" w:type="dxa"/>
+              <w:start w:w="120" w:type="dxa"/>
+              <w:end w:w="120" w:type="dxa"/>
+            </w:tcMar>
+          </w:tcPr>
+          <w:p>
+            <w:pPr>
+              <w:spacing w:after="0"/>
+            </w:pPr>
+            <w:r>
+              <w:rPr>
+                <w:b/>
+                <w:color w:val="FFFFFF"/>
+                <w:sz w:val="19"/>
+              </w:rPr>
+              <w:t>Risk</w:t>
+            </w:r>
+          </w:p>
+        </w:tc>
+        <w:tc>
+          <w:tcPr>
+            <w:tcW w:type="dxa" w:w="4986"/>
+            <w:tcW w:type="dxa" w:w="6672"/>
+            <w:shd w:val="clear" w:color="auto" w:fill="1F3D7A"/>
+            <w:tcMar>
+              <w:top w:w="60" w:type="dxa"/>
+              <w:bottom w:w="60" w:type="dxa"/>
+              <w:start w:w="120" w:type="dxa"/>
+              <w:end w:w="120" w:type="dxa"/>
+            </w:tcMar>
+          </w:tcPr>
+          <w:p>
+            <w:pPr>
+              <w:spacing w:after="0"/>
+            </w:pPr>
+            <w:r>
+              <w:rPr>
+                <w:b/>
+                <w:color w:val="FFFFFF"/>
+                <w:sz w:val="19"/>
+              </w:rPr>
+              <w:t>Status in HandMirror</w:t>
+            </w:r>
+          </w:p>
+        </w:tc>
+      </w:tr>
+      <w:tr>
+        <w:tc>
+          <w:tcPr>
+            <w:tcW w:type="dxa" w:w="4986"/>
+            <w:tcW w:type="dxa" w:w="3300"/>
+            <w:shd w:val="clear" w:color="auto" w:fill="FFFFFF"/>
+            <w:tcMar>
+              <w:top w:w="60" w:type="dxa"/>
+              <w:bottom w:w="60" w:type="dxa"/>
+              <w:start w:w="120" w:type="dxa"/>
+              <w:end w:w="120" w:type="dxa"/>
+            </w:tcMar>
+          </w:tcPr>
+          <w:p>
+            <w:pPr>
+              <w:spacing w:after="0"/>
+            </w:pPr>
+            <w:r>
+              <w:rPr>
+                <w:color w:val="201E19"/>
+                <w:sz w:val="19"/>
+              </w:rPr>
+              <w:t>A01 Broken access control</w:t>
+            </w:r>
+          </w:p>
+        </w:tc>
+        <w:tc>
+          <w:tcPr>
+            <w:tcW w:type="dxa" w:w="4986"/>
+            <w:tcW w:type="dxa" w:w="6672"/>
+            <w:shd w:val="clear" w:color="auto" w:fill="FFFFFF"/>
+            <w:tcMar>
+              <w:top w:w="60" w:type="dxa"/>
+              <w:bottom w:w="60" w:type="dxa"/>
+              <w:start w:w="120" w:type="dxa"/>
+              <w:end w:w="120" w:type="dxa"/>
+            </w:tcMar>
+          </w:tcPr>
+          <w:p>
+            <w:pPr>
+              <w:spacing w:after="0"/>
+            </w:pPr>
+            <w:r>
+              <w:rPr>
+                <w:color w:val="201E19"/>
+                <w:sz w:val="19"/>
+              </w:rPr>
+              <w:t>No accounts or private data. The one write endpoint (PUT /api/signchat-url) requires a secret token.</w:t>
+            </w:r>
+          </w:p>
+        </w:tc>
+      </w:tr>
+      <w:tr>
+        <w:tc>
+          <w:tcPr>
+            <w:tcW w:type="dxa" w:w="4986"/>
+            <w:tcW w:type="dxa" w:w="3300"/>
+            <w:shd w:val="clear" w:color="auto" w:fill="FFFFFF"/>
+            <w:tcMar>
+              <w:top w:w="60" w:type="dxa"/>
+              <w:bottom w:w="60" w:type="dxa"/>
+              <w:start w:w="120" w:type="dxa"/>
+              <w:end w:w="120" w:type="dxa"/>
+            </w:tcMar>
+          </w:tcPr>
+          <w:p>
+            <w:pPr>
+              <w:spacing w:after="0"/>
+            </w:pPr>
+            <w:r>
+              <w:rPr>
+                <w:color w:val="201E19"/>
+                <w:sz w:val="19"/>
+              </w:rPr>
+              <w:t>A02 Cryptographic failures</w:t>
+            </w:r>
+          </w:p>
+        </w:tc>
+        <w:tc>
+          <w:tcPr>
+            <w:tcW w:type="dxa" w:w="4986"/>
+            <w:tcW w:type="dxa" w:w="6672"/>
+            <w:shd w:val="clear" w:color="auto" w:fill="FFFFFF"/>
+            <w:tcMar>
+              <w:top w:w="60" w:type="dxa"/>
+              <w:bottom w:w="60" w:type="dxa"/>
+              <w:start w:w="120" w:type="dxa"/>
+              <w:end w:w="120" w:type="dxa"/>
+            </w:tcMar>
+          </w:tcPr>
+          <w:p>
+            <w:pPr>
+              <w:spacing w:after="0"/>
+            </w:pPr>
+            <w:r>
+              <w:rPr>
+                <w:color w:val="201E19"/>
+                <w:sz w:val="19"/>
+              </w:rPr>
+              <w:t>All traffic is HTTPS (Vercel, Railway, Cloudflare tunnel). No secrets in the repository.</w:t>
+            </w:r>
+          </w:p>
+        </w:tc>
+      </w:tr>
+      <w:tr>
+        <w:tc>
+          <w:tcPr>
+            <w:tcW w:type="dxa" w:w="4986"/>
+            <w:tcW w:type="dxa" w:w="3300"/>
+            <w:shd w:val="clear" w:color="auto" w:fill="FFFFFF"/>
+            <w:tcMar>
+              <w:top w:w="60" w:type="dxa"/>
+              <w:bottom w:w="60" w:type="dxa"/>
+              <w:start w:w="120" w:type="dxa"/>
+              <w:end w:w="120" w:type="dxa"/>
+            </w:tcMar>
+          </w:tcPr>
+          <w:p>
+            <w:pPr>
+              <w:spacing w:after="0"/>
+            </w:pPr>
+            <w:r>
+              <w:rPr>
+                <w:color w:val="201E19"/>
+                <w:sz w:val="19"/>
+              </w:rPr>
+              <w:t>A03 Injection</w:t>
+            </w:r>
+          </w:p>
+        </w:tc>
+        <w:tc>
+          <w:tcPr>
+            <w:tcW w:type="dxa" w:w="4986"/>
+            <w:tcW w:type="dxa" w:w="6672"/>
+            <w:shd w:val="clear" w:color="auto" w:fill="FFFFFF"/>
+            <w:tcMar>
+              <w:top w:w="60" w:type="dxa"/>
+              <w:bottom w:w="60" w:type="dxa"/>
+              <w:start w:w="120" w:type="dxa"/>
+              <w:end w:w="120" w:type="dxa"/>
+            </w:tcMar>
+          </w:tcPr>
+          <w:p>
+            <w:pPr>
+              <w:spacing w:after="0"/>
+            </w:pPr>
+            <w:r>
+              <w:rPr>
+                <w:color w:val="201E19"/>
+                <w:sz w:val="19"/>
+              </w:rPr>
+              <w:t>Every SQL query uses mysql2 parameter placeholders; the reported Sign Chat URL is parsed and reduced to its https origin.</w:t>
+            </w:r>
+          </w:p>
+        </w:tc>
+      </w:tr>
+      <w:tr>
+        <w:tc>
+          <w:tcPr>
+            <w:tcW w:type="dxa" w:w="4986"/>
+            <w:tcW w:type="dxa" w:w="3300"/>
+            <w:shd w:val="clear" w:color="auto" w:fill="FFFFFF"/>
+            <w:tcMar>
+              <w:top w:w="60" w:type="dxa"/>
+              <w:bottom w:w="60" w:type="dxa"/>
+              <w:start w:w="120" w:type="dxa"/>
+              <w:end w:w="120" w:type="dxa"/>
+            </w:tcMar>
+          </w:tcPr>
+          <w:p>
+            <w:pPr>
+              <w:spacing w:after="0"/>
+            </w:pPr>
+            <w:r>
+              <w:rPr>
+                <w:color w:val="201E19"/>
+                <w:sz w:val="19"/>
+              </w:rPr>
+              <w:t>A04 Insecure design</w:t>
+            </w:r>
+          </w:p>
+        </w:tc>
+        <w:tc>
+          <w:tcPr>
+            <w:tcW w:type="dxa" w:w="4986"/>
+            <w:tcW w:type="dxa" w:w="6672"/>
+            <w:shd w:val="clear" w:color="auto" w:fill="FFFFFF"/>
+            <w:tcMar>
+              <w:top w:w="60" w:type="dxa"/>
+              <w:bottom w:w="60" w:type="dxa"/>
+              <w:start w:w="120" w:type="dxa"/>
+              <w:end w:w="120" w:type="dxa"/>
+            </w:tcMar>
+          </w:tcPr>
+          <w:p>
+            <w:pPr>
+              <w:spacing w:after="0"/>
+            </w:pPr>
+            <w:r>
+              <w:rPr>
+                <w:color w:val="201E19"/>
+                <w:sz w:val="19"/>
+              </w:rPr>
+              <w:t>Data minimisation by design: Practice sends landmarks, never video.</w:t>
+            </w:r>
+          </w:p>
+        </w:tc>
+      </w:tr>
+      <w:tr>
+        <w:tc>
+          <w:tcPr>
+            <w:tcW w:type="dxa" w:w="4986"/>
+            <w:tcW w:type="dxa" w:w="3300"/>
+            <w:shd w:val="clear" w:color="auto" w:fill="FFFFFF"/>
+            <w:tcMar>
+              <w:top w:w="60" w:type="dxa"/>
+              <w:bottom w:w="60" w:type="dxa"/>
+              <w:start w:w="120" w:type="dxa"/>
+              <w:end w:w="120" w:type="dxa"/>
+            </w:tcMar>
+          </w:tcPr>
+          <w:p>
+            <w:pPr>
+              <w:spacing w:after="0"/>
+            </w:pPr>
+            <w:r>
+              <w:rPr>
+                <w:color w:val="201E19"/>
+                <w:sz w:val="19"/>
+              </w:rPr>
+              <w:t>A05 Security misconfiguration</w:t>
+            </w:r>
+          </w:p>
+        </w:tc>
+        <w:tc>
+          <w:tcPr>
+            <w:tcW w:type="dxa" w:w="4986"/>
+            <w:tcW w:type="dxa" w:w="6672"/>
+            <w:shd w:val="clear" w:color="auto" w:fill="FFFFFF"/>
+            <w:tcMar>
+              <w:top w:w="60" w:type="dxa"/>
+              <w:bottom w:w="60" w:type="dxa"/>
+              <w:start w:w="120" w:type="dxa"/>
+              <w:end w:w="120" w:type="dxa"/>
+            </w:tcMar>
+          </w:tcPr>
+          <w:p>
+            <w:pPr>
+              <w:spacing w:after="0"/>
+            </w:pPr>
+            <w:r>
+              <w:rPr>
+                <w:color w:val="201E19"/>
+                <w:sz w:val="19"/>
+              </w:rPr>
+              <w:t>Open items: CORS falls back to “*” when CORS_ORIGIN is unset, and there is no security-headers middleware (helmet). Set CORS_ORIGIN and add helmet before wider use.</w:t>
+            </w:r>
+          </w:p>
+        </w:tc>
+      </w:tr>
+      <w:tr>
+        <w:tc>
+          <w:tcPr>
+            <w:tcW w:type="dxa" w:w="4986"/>
+            <w:tcW w:type="dxa" w:w="3300"/>
+            <w:shd w:val="clear" w:color="auto" w:fill="FFFFFF"/>
+            <w:tcMar>
+              <w:top w:w="60" w:type="dxa"/>
+              <w:bottom w:w="60" w:type="dxa"/>
+              <w:start w:w="120" w:type="dxa"/>
+              <w:end w:w="120" w:type="dxa"/>
+            </w:tcMar>
+          </w:tcPr>
+          <w:p>
+            <w:pPr>
+              <w:spacing w:after="0"/>
+            </w:pPr>
+            <w:r>
+              <w:rPr>
+                <w:color w:val="201E19"/>
+                <w:sz w:val="19"/>
+              </w:rPr>
+              <w:t>A06 Vulnerable and outdated components</w:t>
+            </w:r>
+          </w:p>
+        </w:tc>
+        <w:tc>
+          <w:tcPr>
+            <w:tcW w:type="dxa" w:w="4986"/>
+            <w:tcW w:type="dxa" w:w="6672"/>
+            <w:shd w:val="clear" w:color="auto" w:fill="FFFFFF"/>
+            <w:tcMar>
+              <w:top w:w="60" w:type="dxa"/>
+              <w:bottom w:w="60" w:type="dxa"/>
+              <w:start w:w="120" w:type="dxa"/>
+              <w:end w:w="120" w:type="dxa"/>
+            </w:tcMar>
+          </w:tcPr>
+          <w:p>
+            <w:pPr>
+              <w:spacing w:after="0"/>
+            </w:pPr>
+            <w:r>
+              <w:rPr>
+                <w:color w:val="201E19"/>
+                <w:sz w:val="19"/>
+              </w:rPr>
+              <w:t>Run npm audit on client and server regularly; dependencies are pinned in package-lock.json.</w:t>
+            </w:r>
+          </w:p>
+        </w:tc>
+      </w:tr>
+      <w:tr>
+        <w:tc>
+          <w:tcPr>
+            <w:tcW w:type="dxa" w:w="4986"/>
+            <w:tcW w:type="dxa" w:w="3300"/>
+            <w:shd w:val="clear" w:color="auto" w:fill="FFFFFF"/>
+            <w:tcMar>
+              <w:top w:w="60" w:type="dxa"/>
+              <w:bottom w:w="60" w:type="dxa"/>
+              <w:start w:w="120" w:type="dxa"/>
+              <w:end w:w="120" w:type="dxa"/>
+            </w:tcMar>
+          </w:tcPr>
+          <w:p>
+            <w:pPr>
+              <w:spacing w:after="0"/>
+            </w:pPr>
+            <w:r>
+              <w:rPr>
+                <w:color w:val="201E19"/>
+                <w:sz w:val="19"/>
+              </w:rPr>
+              <w:t>A07 Identification and authentication failures</w:t>
+            </w:r>
+          </w:p>
+        </w:tc>
+        <w:tc>
+          <w:tcPr>
+            <w:tcW w:type="dxa" w:w="4986"/>
+            <w:tcW w:type="dxa" w:w="6672"/>
+            <w:shd w:val="clear" w:color="auto" w:fill="FFFFFF"/>
+            <w:tcMar>
+              <w:top w:w="60" w:type="dxa"/>
+              <w:bottom w:w="60" w:type="dxa"/>
+              <w:start w:w="120" w:type="dxa"/>
+              <w:end w:w="120" w:type="dxa"/>
+            </w:tcMar>
+          </w:tcPr>
+          <w:p>
+            <w:pPr>
+              <w:spacing w:after="0"/>
+            </w:pPr>
+            <w:r>
+              <w:rPr>
+                <w:color w:val="201E19"/>
+                <w:sz w:val="19"/>
+              </w:rPr>
+              <w:t>Not applicable (no logins). Rotate SIGNCHAT_UPDATE_TOKEN if it is ever exposed.</w:t>
+            </w:r>
+          </w:p>
+        </w:tc>
+      </w:tr>
+      <w:tr>
+        <w:tc>
+          <w:tcPr>
+            <w:tcW w:type="dxa" w:w="4986"/>
+            <w:tcW w:type="dxa" w:w="3300"/>
+            <w:shd w:val="clear" w:color="auto" w:fill="FFFFFF"/>
+            <w:tcMar>
+              <w:top w:w="60" w:type="dxa"/>
+              <w:bottom w:w="60" w:type="dxa"/>
+              <w:start w:w="120" w:type="dxa"/>
+              <w:end w:w="120" w:type="dxa"/>
+            </w:tcMar>
+          </w:tcPr>
+          <w:p>
+            <w:pPr>
+              <w:spacing w:after="0"/>
+            </w:pPr>
+            <w:r>
+              <w:rPr>
+                <w:color w:val="201E19"/>
+                <w:sz w:val="19"/>
+              </w:rPr>
+              <w:t>A09 Logging and monitoring</w:t>
+            </w:r>
+          </w:p>
+        </w:tc>
+        <w:tc>
+          <w:tcPr>
+            <w:tcW w:type="dxa" w:w="4986"/>
+            <w:tcW w:type="dxa" w:w="6672"/>
+            <w:shd w:val="clear" w:color="auto" w:fill="FFFFFF"/>
+            <w:tcMar>
+              <w:top w:w="60" w:type="dxa"/>
+              <w:bottom w:w="60" w:type="dxa"/>
+              <w:start w:w="120" w:type="dxa"/>
+              <w:end w:w="120" w:type="dxa"/>
+            </w:tcMar>
+          </w:tcPr>
+          <w:p>
+            <w:pPr>
+              <w:spacing w:after="0"/>
+            </w:pPr>
+            <w:r>
+              <w:rPr>
+                <w:color w:val="201E19"/>
+                <w:sz w:val="19"/>
+              </w:rPr>
+              <w:t>Railway and Vercel keep request and error logs; GET /api/health supports uptime monitoring.</w:t>
+            </w:r>
+          </w:p>
+        </w:tc>
+      </w:tr>
+      <w:tr>
+        <w:tc>
+          <w:tcPr>
+            <w:tcW w:type="dxa" w:w="4986"/>
+            <w:tcW w:type="dxa" w:w="3300"/>
+            <w:shd w:val="clear" w:color="auto" w:fill="FFFFFF"/>
+            <w:tcMar>
+              <w:top w:w="60" w:type="dxa"/>
+              <w:bottom w:w="60" w:type="dxa"/>
+              <w:start w:w="120" w:type="dxa"/>
+              <w:end w:w="120" w:type="dxa"/>
+            </w:tcMar>
+          </w:tcPr>
+          <w:p>
+            <w:pPr>
+              <w:spacing w:after="0"/>
+            </w:pPr>
+            <w:r>
+              <w:rPr>
+                <w:color w:val="201E19"/>
+                <w:sz w:val="19"/>
+              </w:rPr>
+              <w:t>A10 Server-side request forgery</w:t>
+            </w:r>
+          </w:p>
+        </w:tc>
+        <w:tc>
+          <w:tcPr>
+            <w:tcW w:type="dxa" w:w="4986"/>
+            <w:tcW w:type="dxa" w:w="6672"/>
+            <w:shd w:val="clear" w:color="auto" w:fill="FFFFFF"/>
+            <w:tcMar>
+              <w:top w:w="60" w:type="dxa"/>
+              <w:bottom w:w="60" w:type="dxa"/>
+              <w:start w:w="120" w:type="dxa"/>
+              <w:end w:w="120" w:type="dxa"/>
+            </w:tcMar>
+          </w:tcPr>
+          <w:p>
+            <w:pPr>
+              <w:spacing w:after="0"/>
+            </w:pPr>
+            <w:r>
+              <w:rPr>
+                <w:color w:val="201E19"/>
+                <w:sz w:val="19"/>
+              </w:rPr>
+              <w:t>The API never fetches a URL supplied by a user; the Sign Chat URL is only stored and handed to browsers.</w:t>
+            </w:r>
+          </w:p>
+        </w:tc>
+      </w:tr>
+    </w:tbl>
+    <w:p>
+      <w:pPr>
+        <w:spacing w:after="80"/>
+      </w:pPr>
+    </w:p>
+    <w:p>
+      <w:pPr>
+        <w:keepNext/>
+        <w:spacing w:before="160" w:after="80"/>
+      </w:pPr>
+      <w:r>
+        <w:rPr>
+          <w:b/>
+          <w:color w:val="201E19"/>
+          <w:sz w:val="23"/>
+        </w:rPr>
+        <w:t>Accessibility -- WCAG 2.1 Level AA</w:t>
+      </w:r>
+    </w:p>
+    <w:p>
+      <w:pPr>
+        <w:spacing w:after="160"/>
+      </w:pPr>
+      <w:r>
+        <w:rPr>
+          <w:i w:val="0"/>
+          <w:color w:val="201E19"/>
+          <w:sz w:val="21"/>
+        </w:rPr>
+        <w:t>Every page was checked with axe-core against WCAG 2.0-2.2 A/AA rules (Maintenance Document, Section 10). Keep new pages at the same level.</w:t>
+      </w:r>
+    </w:p>
+    <w:p>
+      <w:pPr>
+        <w:keepNext/>
         <w:spacing w:before="160" w:after="80"/>
       </w:pPr>
       <w:r>
@@ -2121,20 +4576,7 @@
           <w:color w:val="201E19"/>
           <w:sz w:val="21"/>
         </w:rPr>
-        <w:t>No rate-limiting middleware. This matters more than before: each POST /api/recognize call runs model inference on the API server's CPU, so a flood of requests could slow the whole API.</w:t>
-      </w:r>
-    </w:p>
-    <w:p>
-      <w:pPr>
-        <w:pStyle w:val="ListBullet"/>
-        <w:spacing w:after="60"/>
-      </w:pPr>
-      <w:r>
-        <w:rPr>
-          <w:color w:val="201E19"/>
-          <w:sz w:val="21"/>
-        </w:rPr>
-        <w:t>No helmet or equivalent security-headers middleware.</w:t>
+        <w:t>No rate-limiting middleware: each POST /api/recognize call runs model inference on the API server's CPU, so a flood of requests could slow the whole API. Add express-rate-limit (tighter on /api/recognize).</w:t>
       </w:r>
     </w:p>
     <w:p>
@@ -2160,7 +4602,7 @@
           <w:color w:val="201E19"/>
           <w:sz w:val="21"/>
         </w:rPr>
-        <w:t>CORS falls back to allowing any origin if CORS_ORIGIN is not set.</w:t>
+        <w:t>While Colab is running, the Sign Chat tunnel URL is public and unauthenticated.</w:t>
       </w:r>
     </w:p>
     <w:p>
@@ -2191,19 +4633,7 @@
     </w:p>
     <w:p>
       <w:pPr>
-        <w:spacing w:after="160"/>
-      </w:pPr>
-      <w:r>
-        <w:rPr>
-          <w:i w:val="0"/>
-          <w:color w:val="201E19"/>
-          <w:sz w:val="21"/>
-        </w:rPr>
-        <w:t>Recommendation before wider public or commercial use: add express-rate-limit (with a tighter limit on /api/recognize) and helmet to the Express server, and always set CORS_ORIGIN.</w:t>
-      </w:r>
-    </w:p>
-    <w:p>
-      <w:pPr>
+        <w:keepNext/>
         <w:spacing w:before="280" w:after="120"/>
       </w:pPr>
       <w:r>
@@ -2212,7 +4642,7 @@
           <w:color w:val="1F3D7A"/>
           <w:sz w:val="28"/>
         </w:rPr>
-        <w:t>7. API reference summary</w:t>
+        <w:t>8. API reference summary</w:t>
       </w:r>
     </w:p>
     <w:tbl>
@@ -2240,13 +4670,16 @@
             <w:tcW w:type="dxa" w:w="3000"/>
             <w:shd w:val="clear" w:color="auto" w:fill="1F3D7A"/>
             <w:tcMar>
-              <w:top w:w="100" w:type="dxa"/>
-              <w:bottom w:w="100" w:type="dxa"/>
-              <w:start w:w="140" w:type="dxa"/>
-              <w:end w:w="140" w:type="dxa"/>
+              <w:top w:w="60" w:type="dxa"/>
+              <w:bottom w:w="60" w:type="dxa"/>
+              <w:start w:w="120" w:type="dxa"/>
+              <w:end w:w="120" w:type="dxa"/>
             </w:tcMar>
           </w:tcPr>
           <w:p>
+            <w:pPr>
+              <w:spacing w:after="0"/>
+            </w:pPr>
             <w:r>
               <w:rPr>
                 <w:b/>
@@ -2263,13 +4696,16 @@
             <w:tcW w:type="dxa" w:w="6972"/>
             <w:shd w:val="clear" w:color="auto" w:fill="1F3D7A"/>
             <w:tcMar>
-              <w:top w:w="100" w:type="dxa"/>
-              <w:bottom w:w="100" w:type="dxa"/>
-              <w:start w:w="140" w:type="dxa"/>
-              <w:end w:w="140" w:type="dxa"/>
+              <w:top w:w="60" w:type="dxa"/>
+              <w:bottom w:w="60" w:type="dxa"/>
+              <w:start w:w="120" w:type="dxa"/>
+              <w:end w:w="120" w:type="dxa"/>
             </w:tcMar>
           </w:tcPr>
           <w:p>
+            <w:pPr>
+              <w:spacing w:after="0"/>
+            </w:pPr>
             <w:r>
               <w:rPr>
                 <w:b/>
@@ -2288,13 +4724,16 @@
             <w:tcW w:type="dxa" w:w="3000"/>
             <w:shd w:val="clear" w:color="auto" w:fill="FFFFFF"/>
             <w:tcMar>
-              <w:top w:w="100" w:type="dxa"/>
-              <w:bottom w:w="100" w:type="dxa"/>
-              <w:start w:w="140" w:type="dxa"/>
-              <w:end w:w="140" w:type="dxa"/>
+              <w:top w:w="60" w:type="dxa"/>
+              <w:bottom w:w="60" w:type="dxa"/>
+              <w:start w:w="120" w:type="dxa"/>
+              <w:end w:w="120" w:type="dxa"/>
             </w:tcMar>
           </w:tcPr>
           <w:p>
+            <w:pPr>
+              <w:spacing w:after="0"/>
+            </w:pPr>
             <w:r>
               <w:rPr>
                 <w:color w:val="201E19"/>
@@ -2310,13 +4749,16 @@
             <w:tcW w:type="dxa" w:w="6972"/>
             <w:shd w:val="clear" w:color="auto" w:fill="FFFFFF"/>
             <w:tcMar>
-              <w:top w:w="100" w:type="dxa"/>
-              <w:bottom w:w="100" w:type="dxa"/>
-              <w:start w:w="140" w:type="dxa"/>
-              <w:end w:w="140" w:type="dxa"/>
+              <w:top w:w="60" w:type="dxa"/>
+              <w:bottom w:w="60" w:type="dxa"/>
+              <w:start w:w="120" w:type="dxa"/>
+              <w:end w:w="120" w:type="dxa"/>
             </w:tcMar>
           </w:tcPr>
           <w:p>
+            <w:pPr>
+              <w:spacing w:after="0"/>
+            </w:pPr>
             <w:r>
               <w:rPr>
                 <w:color w:val="201E19"/>
@@ -2334,13 +4776,16 @@
             <w:tcW w:type="dxa" w:w="3000"/>
             <w:shd w:val="clear" w:color="auto" w:fill="FFFFFF"/>
             <w:tcMar>
-              <w:top w:w="100" w:type="dxa"/>
-              <w:bottom w:w="100" w:type="dxa"/>
-              <w:start w:w="140" w:type="dxa"/>
-              <w:end w:w="140" w:type="dxa"/>
+              <w:top w:w="60" w:type="dxa"/>
+              <w:bottom w:w="60" w:type="dxa"/>
+              <w:start w:w="120" w:type="dxa"/>
+              <w:end w:w="120" w:type="dxa"/>
             </w:tcMar>
           </w:tcPr>
           <w:p>
+            <w:pPr>
+              <w:spacing w:after="0"/>
+            </w:pPr>
             <w:r>
               <w:rPr>
                 <w:color w:val="201E19"/>
@@ -2356,13 +4801,16 @@
             <w:tcW w:type="dxa" w:w="6972"/>
             <w:shd w:val="clear" w:color="auto" w:fill="FFFFFF"/>
             <w:tcMar>
-              <w:top w:w="100" w:type="dxa"/>
-              <w:bottom w:w="100" w:type="dxa"/>
-              <w:start w:w="140" w:type="dxa"/>
-              <w:end w:w="140" w:type="dxa"/>
+              <w:top w:w="60" w:type="dxa"/>
+              <w:bottom w:w="60" w:type="dxa"/>
+              <w:start w:w="120" w:type="dxa"/>
+              <w:end w:w="120" w:type="dxa"/>
             </w:tcMar>
           </w:tcPr>
           <w:p>
+            <w:pPr>
+              <w:spacing w:after="0"/>
+            </w:pPr>
             <w:r>
               <w:rPr>
                 <w:color w:val="201E19"/>
@@ -2380,13 +4828,16 @@
             <w:tcW w:type="dxa" w:w="3000"/>
             <w:shd w:val="clear" w:color="auto" w:fill="FFFFFF"/>
             <w:tcMar>
-              <w:top w:w="100" w:type="dxa"/>
-              <w:bottom w:w="100" w:type="dxa"/>
-              <w:start w:w="140" w:type="dxa"/>
-              <w:end w:w="140" w:type="dxa"/>
+              <w:top w:w="60" w:type="dxa"/>
+              <w:bottom w:w="60" w:type="dxa"/>
+              <w:start w:w="120" w:type="dxa"/>
+              <w:end w:w="120" w:type="dxa"/>
             </w:tcMar>
           </w:tcPr>
           <w:p>
+            <w:pPr>
+              <w:spacing w:after="0"/>
+            </w:pPr>
             <w:r>
               <w:rPr>
                 <w:color w:val="201E19"/>
@@ -2402,13 +4853,16 @@
             <w:tcW w:type="dxa" w:w="6972"/>
             <w:shd w:val="clear" w:color="auto" w:fill="FFFFFF"/>
             <w:tcMar>
-              <w:top w:w="100" w:type="dxa"/>
-              <w:bottom w:w="100" w:type="dxa"/>
-              <w:start w:w="140" w:type="dxa"/>
-              <w:end w:w="140" w:type="dxa"/>
+              <w:top w:w="60" w:type="dxa"/>
+              <w:bottom w:w="60" w:type="dxa"/>
+              <w:start w:w="120" w:type="dxa"/>
+              <w:end w:w="120" w:type="dxa"/>
             </w:tcMar>
           </w:tcPr>
           <w:p>
+            <w:pPr>
+              <w:spacing w:after="0"/>
+            </w:pPr>
             <w:r>
               <w:rPr>
                 <w:color w:val="201E19"/>
@@ -2426,13 +4880,16 @@
             <w:tcW w:type="dxa" w:w="3000"/>
             <w:shd w:val="clear" w:color="auto" w:fill="FFFFFF"/>
             <w:tcMar>
-              <w:top w:w="100" w:type="dxa"/>
-              <w:bottom w:w="100" w:type="dxa"/>
-              <w:start w:w="140" w:type="dxa"/>
-              <w:end w:w="140" w:type="dxa"/>
+              <w:top w:w="60" w:type="dxa"/>
+              <w:bottom w:w="60" w:type="dxa"/>
+              <w:start w:w="120" w:type="dxa"/>
+              <w:end w:w="120" w:type="dxa"/>
             </w:tcMar>
           </w:tcPr>
           <w:p>
+            <w:pPr>
+              <w:spacing w:after="0"/>
+            </w:pPr>
             <w:r>
               <w:rPr>
                 <w:color w:val="201E19"/>
@@ -2448,13 +4905,16 @@
             <w:tcW w:type="dxa" w:w="6972"/>
             <w:shd w:val="clear" w:color="auto" w:fill="FFFFFF"/>
             <w:tcMar>
-              <w:top w:w="100" w:type="dxa"/>
-              <w:bottom w:w="100" w:type="dxa"/>
-              <w:start w:w="140" w:type="dxa"/>
-              <w:end w:w="140" w:type="dxa"/>
+              <w:top w:w="60" w:type="dxa"/>
+              <w:bottom w:w="60" w:type="dxa"/>
+              <w:start w:w="120" w:type="dxa"/>
+              <w:end w:w="120" w:type="dxa"/>
             </w:tcMar>
           </w:tcPr>
           <w:p>
+            <w:pPr>
+              <w:spacing w:after="0"/>
+            </w:pPr>
             <w:r>
               <w:rPr>
                 <w:color w:val="201E19"/>
@@ -2472,13 +4932,16 @@
             <w:tcW w:type="dxa" w:w="3000"/>
             <w:shd w:val="clear" w:color="auto" w:fill="FFFFFF"/>
             <w:tcMar>
-              <w:top w:w="100" w:type="dxa"/>
-              <w:bottom w:w="100" w:type="dxa"/>
-              <w:start w:w="140" w:type="dxa"/>
-              <w:end w:w="140" w:type="dxa"/>
+              <w:top w:w="60" w:type="dxa"/>
+              <w:bottom w:w="60" w:type="dxa"/>
+              <w:start w:w="120" w:type="dxa"/>
+              <w:end w:w="120" w:type="dxa"/>
             </w:tcMar>
           </w:tcPr>
           <w:p>
+            <w:pPr>
+              <w:spacing w:after="0"/>
+            </w:pPr>
             <w:r>
               <w:rPr>
                 <w:color w:val="201E19"/>
@@ -2494,19 +4957,22 @@
             <w:tcW w:type="dxa" w:w="6972"/>
             <w:shd w:val="clear" w:color="auto" w:fill="FFFFFF"/>
             <w:tcMar>
-              <w:top w:w="100" w:type="dxa"/>
-              <w:bottom w:w="100" w:type="dxa"/>
-              <w:start w:w="140" w:type="dxa"/>
-              <w:end w:w="140" w:type="dxa"/>
+              <w:top w:w="60" w:type="dxa"/>
+              <w:bottom w:w="60" w:type="dxa"/>
+              <w:start w:w="120" w:type="dxa"/>
+              <w:end w:w="120" w:type="dxa"/>
             </w:tcMar>
           </w:tcPr>
           <w:p>
+            <w:pPr>
+              <w:spacing w:after="0"/>
+            </w:pPr>
             <w:r>
               <w:rPr>
                 <w:color w:val="201E19"/>
                 <w:sz w:val="19"/>
               </w:rPr>
-              <w:t>Single sign, including its demonstration videos. 404 if the id doesn't exist.</w:t>
+              <w:t>Single sign with its demonstration videos and estimated level. 404 if the id doesn't exist.</w:t>
             </w:r>
           </w:p>
         </w:tc>
@@ -2518,13 +4984,16 @@
             <w:tcW w:type="dxa" w:w="3000"/>
             <w:shd w:val="clear" w:color="auto" w:fill="FFFFFF"/>
             <w:tcMar>
-              <w:top w:w="100" w:type="dxa"/>
-              <w:bottom w:w="100" w:type="dxa"/>
-              <w:start w:w="140" w:type="dxa"/>
-              <w:end w:w="140" w:type="dxa"/>
+              <w:top w:w="60" w:type="dxa"/>
+              <w:bottom w:w="60" w:type="dxa"/>
+              <w:start w:w="120" w:type="dxa"/>
+              <w:end w:w="120" w:type="dxa"/>
             </w:tcMar>
           </w:tcPr>
           <w:p>
+            <w:pPr>
+              <w:spacing w:after="0"/>
+            </w:pPr>
             <w:r>
               <w:rPr>
                 <w:color w:val="201E19"/>
@@ -2540,13 +5009,16 @@
             <w:tcW w:type="dxa" w:w="6972"/>
             <w:shd w:val="clear" w:color="auto" w:fill="FFFFFF"/>
             <w:tcMar>
-              <w:top w:w="100" w:type="dxa"/>
-              <w:bottom w:w="100" w:type="dxa"/>
-              <w:start w:w="140" w:type="dxa"/>
-              <w:end w:w="140" w:type="dxa"/>
+              <w:top w:w="60" w:type="dxa"/>
+              <w:bottom w:w="60" w:type="dxa"/>
+              <w:start w:w="120" w:type="dxa"/>
+              <w:end w:w="120" w:type="dxa"/>
             </w:tcMar>
           </w:tcPr>
           <w:p>
+            <w:pPr>
+              <w:spacing w:after="0"/>
+            </w:pPr>
             <w:r>
               <w:rPr>
                 <w:color w:val="201E19"/>
@@ -2564,13 +5036,16 @@
             <w:tcW w:type="dxa" w:w="3000"/>
             <w:shd w:val="clear" w:color="auto" w:fill="FFFFFF"/>
             <w:tcMar>
-              <w:top w:w="100" w:type="dxa"/>
-              <w:bottom w:w="100" w:type="dxa"/>
-              <w:start w:w="140" w:type="dxa"/>
-              <w:end w:w="140" w:type="dxa"/>
+              <w:top w:w="60" w:type="dxa"/>
+              <w:bottom w:w="60" w:type="dxa"/>
+              <w:start w:w="120" w:type="dxa"/>
+              <w:end w:w="120" w:type="dxa"/>
             </w:tcMar>
           </w:tcPr>
           <w:p>
+            <w:pPr>
+              <w:spacing w:after="0"/>
+            </w:pPr>
             <w:r>
               <w:rPr>
                 <w:color w:val="201E19"/>
@@ -2586,13 +5061,16 @@
             <w:tcW w:type="dxa" w:w="6972"/>
             <w:shd w:val="clear" w:color="auto" w:fill="FFFFFF"/>
             <w:tcMar>
-              <w:top w:w="100" w:type="dxa"/>
-              <w:bottom w:w="100" w:type="dxa"/>
-              <w:start w:w="140" w:type="dxa"/>
-              <w:end w:w="140" w:type="dxa"/>
+              <w:top w:w="60" w:type="dxa"/>
+              <w:bottom w:w="60" w:type="dxa"/>
+              <w:start w:w="120" w:type="dxa"/>
+              <w:end w:w="120" w:type="dxa"/>
             </w:tcMar>
           </w:tcPr>
           <w:p>
+            <w:pPr>
+              <w:spacing w:after="0"/>
+            </w:pPr>
             <w:r>
               <w:rPr>
                 <w:color w:val="201E19"/>
@@ -2610,13 +5088,16 @@
             <w:tcW w:type="dxa" w:w="3000"/>
             <w:shd w:val="clear" w:color="auto" w:fill="FFFFFF"/>
             <w:tcMar>
-              <w:top w:w="100" w:type="dxa"/>
-              <w:bottom w:w="100" w:type="dxa"/>
-              <w:start w:w="140" w:type="dxa"/>
-              <w:end w:w="140" w:type="dxa"/>
+              <w:top w:w="60" w:type="dxa"/>
+              <w:bottom w:w="60" w:type="dxa"/>
+              <w:start w:w="120" w:type="dxa"/>
+              <w:end w:w="120" w:type="dxa"/>
             </w:tcMar>
           </w:tcPr>
           <w:p>
+            <w:pPr>
+              <w:spacing w:after="0"/>
+            </w:pPr>
             <w:r>
               <w:rPr>
                 <w:color w:val="201E19"/>
@@ -2632,13 +5113,16 @@
             <w:tcW w:type="dxa" w:w="6972"/>
             <w:shd w:val="clear" w:color="auto" w:fill="FFFFFF"/>
             <w:tcMar>
-              <w:top w:w="100" w:type="dxa"/>
-              <w:bottom w:w="100" w:type="dxa"/>
-              <w:start w:w="140" w:type="dxa"/>
-              <w:end w:w="140" w:type="dxa"/>
+              <w:top w:w="60" w:type="dxa"/>
+              <w:bottom w:w="60" w:type="dxa"/>
+              <w:start w:w="120" w:type="dxa"/>
+              <w:end w:w="120" w:type="dxa"/>
             </w:tcMar>
           </w:tcPr>
           <w:p>
+            <w:pPr>
+              <w:spacing w:after="0"/>
+            </w:pPr>
             <w:r>
               <w:rPr>
                 <w:color w:val="201E19"/>
@@ -2656,13 +5140,16 @@
             <w:tcW w:type="dxa" w:w="3000"/>
             <w:shd w:val="clear" w:color="auto" w:fill="FFFFFF"/>
             <w:tcMar>
-              <w:top w:w="100" w:type="dxa"/>
-              <w:bottom w:w="100" w:type="dxa"/>
-              <w:start w:w="140" w:type="dxa"/>
-              <w:end w:w="140" w:type="dxa"/>
+              <w:top w:w="60" w:type="dxa"/>
+              <w:bottom w:w="60" w:type="dxa"/>
+              <w:start w:w="120" w:type="dxa"/>
+              <w:end w:w="120" w:type="dxa"/>
             </w:tcMar>
           </w:tcPr>
           <w:p>
+            <w:pPr>
+              <w:spacing w:after="0"/>
+            </w:pPr>
             <w:r>
               <w:rPr>
                 <w:color w:val="201E19"/>
@@ -2678,13 +5165,16 @@
             <w:tcW w:type="dxa" w:w="6972"/>
             <w:shd w:val="clear" w:color="auto" w:fill="FFFFFF"/>
             <w:tcMar>
-              <w:top w:w="100" w:type="dxa"/>
-              <w:bottom w:w="100" w:type="dxa"/>
-              <w:start w:w="140" w:type="dxa"/>
-              <w:end w:w="140" w:type="dxa"/>
+              <w:top w:w="60" w:type="dxa"/>
+              <w:bottom w:w="60" w:type="dxa"/>
+              <w:start w:w="120" w:type="dxa"/>
+              <w:end w:w="120" w:type="dxa"/>
             </w:tcMar>
           </w:tcPr>
           <w:p>
+            <w:pPr>
+              <w:spacing w:after="0"/>
+            </w:pPr>
             <w:r>
               <w:rPr>
                 <w:color w:val="201E19"/>
@@ -2702,13 +5192,120 @@
             <w:tcW w:type="dxa" w:w="3000"/>
             <w:shd w:val="clear" w:color="auto" w:fill="FFFFFF"/>
             <w:tcMar>
-              <w:top w:w="100" w:type="dxa"/>
-              <w:bottom w:w="100" w:type="dxa"/>
-              <w:start w:w="140" w:type="dxa"/>
-              <w:end w:w="140" w:type="dxa"/>
+              <w:top w:w="60" w:type="dxa"/>
+              <w:bottom w:w="60" w:type="dxa"/>
+              <w:start w:w="120" w:type="dxa"/>
+              <w:end w:w="120" w:type="dxa"/>
             </w:tcMar>
           </w:tcPr>
           <w:p>
+            <w:pPr>
+              <w:spacing w:after="0"/>
+            </w:pPr>
+            <w:r>
+              <w:rPr>
+                <w:color w:val="201E19"/>
+                <w:sz w:val="19"/>
+              </w:rPr>
+              <w:t>GET /api/signchat-url</w:t>
+            </w:r>
+          </w:p>
+        </w:tc>
+        <w:tc>
+          <w:tcPr>
+            <w:tcW w:type="dxa" w:w="4986"/>
+            <w:tcW w:type="dxa" w:w="6972"/>
+            <w:shd w:val="clear" w:color="auto" w:fill="FFFFFF"/>
+            <w:tcMar>
+              <w:top w:w="60" w:type="dxa"/>
+              <w:bottom w:w="60" w:type="dxa"/>
+              <w:start w:w="120" w:type="dxa"/>
+              <w:end w:w="120" w:type="dxa"/>
+            </w:tcMar>
+          </w:tcPr>
+          <w:p>
+            <w:pPr>
+              <w:spacing w:after="0"/>
+            </w:pPr>
+            <w:r>
+              <w:rPr>
+                <w:color w:val="201E19"/>
+                <w:sz w:val="19"/>
+              </w:rPr>
+              <w:t>The Sign Chat service's current URL and when it was reported; 404 if none yet.</w:t>
+            </w:r>
+          </w:p>
+        </w:tc>
+      </w:tr>
+      <w:tr>
+        <w:tc>
+          <w:tcPr>
+            <w:tcW w:type="dxa" w:w="4986"/>
+            <w:tcW w:type="dxa" w:w="3000"/>
+            <w:shd w:val="clear" w:color="auto" w:fill="FFFFFF"/>
+            <w:tcMar>
+              <w:top w:w="60" w:type="dxa"/>
+              <w:bottom w:w="60" w:type="dxa"/>
+              <w:start w:w="120" w:type="dxa"/>
+              <w:end w:w="120" w:type="dxa"/>
+            </w:tcMar>
+          </w:tcPr>
+          <w:p>
+            <w:pPr>
+              <w:spacing w:after="0"/>
+            </w:pPr>
+            <w:r>
+              <w:rPr>
+                <w:color w:val="201E19"/>
+                <w:sz w:val="19"/>
+              </w:rPr>
+              <w:t>PUT /api/signchat-url</w:t>
+            </w:r>
+          </w:p>
+        </w:tc>
+        <w:tc>
+          <w:tcPr>
+            <w:tcW w:type="dxa" w:w="4986"/>
+            <w:tcW w:type="dxa" w:w="6972"/>
+            <w:shd w:val="clear" w:color="auto" w:fill="FFFFFF"/>
+            <w:tcMar>
+              <w:top w:w="60" w:type="dxa"/>
+              <w:bottom w:w="60" w:type="dxa"/>
+              <w:start w:w="120" w:type="dxa"/>
+              <w:end w:w="120" w:type="dxa"/>
+            </w:tcMar>
+          </w:tcPr>
+          <w:p>
+            <w:pPr>
+              <w:spacing w:after="0"/>
+            </w:pPr>
+            <w:r>
+              <w:rPr>
+                <w:color w:val="201E19"/>
+                <w:sz w:val="19"/>
+              </w:rPr>
+              <w:t>Header Authorization: Bearer &lt;SIGNCHAT_UPDATE_TOKEN&gt;, body {url}. 401 wrong token, 400 not an https URL, 503 token not configured.</w:t>
+            </w:r>
+          </w:p>
+        </w:tc>
+      </w:tr>
+      <w:tr>
+        <w:tc>
+          <w:tcPr>
+            <w:tcW w:type="dxa" w:w="4986"/>
+            <w:tcW w:type="dxa" w:w="3000"/>
+            <w:shd w:val="clear" w:color="auto" w:fill="FFFFFF"/>
+            <w:tcMar>
+              <w:top w:w="60" w:type="dxa"/>
+              <w:bottom w:w="60" w:type="dxa"/>
+              <w:start w:w="120" w:type="dxa"/>
+              <w:end w:w="120" w:type="dxa"/>
+            </w:tcMar>
+          </w:tcPr>
+          <w:p>
+            <w:pPr>
+              <w:spacing w:after="0"/>
+            </w:pPr>
             <w:r>
               <w:rPr>
                 <w:color w:val="201E19"/>
@@ -2724,13 +5321,16 @@
             <w:tcW w:type="dxa" w:w="6972"/>
             <w:shd w:val="clear" w:color="auto" w:fill="FFFFFF"/>
             <w:tcMar>
-              <w:top w:w="100" w:type="dxa"/>
-              <w:bottom w:w="100" w:type="dxa"/>
-              <w:start w:w="140" w:type="dxa"/>
-              <w:end w:w="140" w:type="dxa"/>
+              <w:top w:w="60" w:type="dxa"/>
+              <w:bottom w:w="60" w:type="dxa"/>
+              <w:start w:w="120" w:type="dxa"/>
+              <w:end w:w="120" w:type="dxa"/>
             </w:tcMar>
           </w:tcPr>
           <w:p>
+            <w:pPr>
+              <w:spacing w:after="0"/>
+            </w:pPr>
             <w:r>
               <w:rPr>
                 <w:color w:val="201E19"/>
@@ -2762,6 +5362,7 @@
     </w:p>
     <w:p>
       <w:pPr>
+        <w:keepNext/>
         <w:spacing w:before="280" w:after="120"/>
       </w:pPr>
       <w:r>
@@ -2770,7 +5371,7 @@
           <w:color w:val="1F3D7A"/>
           <w:sz w:val="28"/>
         </w:rPr>
-        <w:t>8. Troubleshooting guide</w:t>
+        <w:t>9. Troubleshooting guide</w:t>
       </w:r>
     </w:p>
     <w:tbl>
@@ -2798,13 +5399,16 @@
             <w:tcW w:type="dxa" w:w="3300"/>
             <w:shd w:val="clear" w:color="auto" w:fill="1F3D7A"/>
             <w:tcMar>
-              <w:top w:w="100" w:type="dxa"/>
-              <w:bottom w:w="100" w:type="dxa"/>
-              <w:start w:w="140" w:type="dxa"/>
-              <w:end w:w="140" w:type="dxa"/>
+              <w:top w:w="60" w:type="dxa"/>
+              <w:bottom w:w="60" w:type="dxa"/>
+              <w:start w:w="120" w:type="dxa"/>
+              <w:end w:w="120" w:type="dxa"/>
             </w:tcMar>
           </w:tcPr>
           <w:p>
+            <w:pPr>
+              <w:spacing w:after="0"/>
+            </w:pPr>
             <w:r>
               <w:rPr>
                 <w:b/>
@@ -2821,13 +5425,16 @@
             <w:tcW w:type="dxa" w:w="6672"/>
             <w:shd w:val="clear" w:color="auto" w:fill="1F3D7A"/>
             <w:tcMar>
-              <w:top w:w="100" w:type="dxa"/>
-              <w:bottom w:w="100" w:type="dxa"/>
-              <w:start w:w="140" w:type="dxa"/>
-              <w:end w:w="140" w:type="dxa"/>
+              <w:top w:w="60" w:type="dxa"/>
+              <w:bottom w:w="60" w:type="dxa"/>
+              <w:start w:w="120" w:type="dxa"/>
+              <w:end w:w="120" w:type="dxa"/>
             </w:tcMar>
           </w:tcPr>
           <w:p>
+            <w:pPr>
+              <w:spacing w:after="0"/>
+            </w:pPr>
             <w:r>
               <w:rPr>
                 <w:b/>
@@ -2846,13 +5453,16 @@
             <w:tcW w:type="dxa" w:w="3300"/>
             <w:shd w:val="clear" w:color="auto" w:fill="FFFFFF"/>
             <w:tcMar>
-              <w:top w:w="100" w:type="dxa"/>
-              <w:bottom w:w="100" w:type="dxa"/>
-              <w:start w:w="140" w:type="dxa"/>
-              <w:end w:w="140" w:type="dxa"/>
+              <w:top w:w="60" w:type="dxa"/>
+              <w:bottom w:w="60" w:type="dxa"/>
+              <w:start w:w="120" w:type="dxa"/>
+              <w:end w:w="120" w:type="dxa"/>
             </w:tcMar>
           </w:tcPr>
           <w:p>
+            <w:pPr>
+              <w:spacing w:after="0"/>
+            </w:pPr>
             <w:r>
               <w:rPr>
                 <w:color w:val="201E19"/>
@@ -2868,13 +5478,16 @@
             <w:tcW w:type="dxa" w:w="6672"/>
             <w:shd w:val="clear" w:color="auto" w:fill="FFFFFF"/>
             <w:tcMar>
-              <w:top w:w="100" w:type="dxa"/>
-              <w:bottom w:w="100" w:type="dxa"/>
-              <w:start w:w="140" w:type="dxa"/>
-              <w:end w:w="140" w:type="dxa"/>
+              <w:top w:w="60" w:type="dxa"/>
+              <w:bottom w:w="60" w:type="dxa"/>
+              <w:start w:w="120" w:type="dxa"/>
+              <w:end w:w="120" w:type="dxa"/>
             </w:tcMar>
           </w:tcPr>
           <w:p>
+            <w:pPr>
+              <w:spacing w:after="0"/>
+            </w:pPr>
             <w:r>
               <w:rPr>
                 <w:color w:val="201E19"/>
@@ -2892,13 +5505,16 @@
             <w:tcW w:type="dxa" w:w="3300"/>
             <w:shd w:val="clear" w:color="auto" w:fill="FFFFFF"/>
             <w:tcMar>
-              <w:top w:w="100" w:type="dxa"/>
-              <w:bottom w:w="100" w:type="dxa"/>
-              <w:start w:w="140" w:type="dxa"/>
-              <w:end w:w="140" w:type="dxa"/>
+              <w:top w:w="60" w:type="dxa"/>
+              <w:bottom w:w="60" w:type="dxa"/>
+              <w:start w:w="120" w:type="dxa"/>
+              <w:end w:w="120" w:type="dxa"/>
             </w:tcMar>
           </w:tcPr>
           <w:p>
+            <w:pPr>
+              <w:spacing w:after="0"/>
+            </w:pPr>
             <w:r>
               <w:rPr>
                 <w:color w:val="201E19"/>
@@ -2914,13 +5530,16 @@
             <w:tcW w:type="dxa" w:w="6672"/>
             <w:shd w:val="clear" w:color="auto" w:fill="FFFFFF"/>
             <w:tcMar>
-              <w:top w:w="100" w:type="dxa"/>
-              <w:bottom w:w="100" w:type="dxa"/>
-              <w:start w:w="140" w:type="dxa"/>
-              <w:end w:w="140" w:type="dxa"/>
+              <w:top w:w="60" w:type="dxa"/>
+              <w:bottom w:w="60" w:type="dxa"/>
+              <w:start w:w="120" w:type="dxa"/>
+              <w:end w:w="120" w:type="dxa"/>
             </w:tcMar>
           </w:tcPr>
           <w:p>
+            <w:pPr>
+              <w:spacing w:after="0"/>
+            </w:pPr>
             <w:r>
               <w:rPr>
                 <w:color w:val="201E19"/>
@@ -2938,13 +5557,16 @@
             <w:tcW w:type="dxa" w:w="3300"/>
             <w:shd w:val="clear" w:color="auto" w:fill="FFFFFF"/>
             <w:tcMar>
-              <w:top w:w="100" w:type="dxa"/>
-              <w:bottom w:w="100" w:type="dxa"/>
-              <w:start w:w="140" w:type="dxa"/>
-              <w:end w:w="140" w:type="dxa"/>
+              <w:top w:w="60" w:type="dxa"/>
+              <w:bottom w:w="60" w:type="dxa"/>
+              <w:start w:w="120" w:type="dxa"/>
+              <w:end w:w="120" w:type="dxa"/>
             </w:tcMar>
           </w:tcPr>
           <w:p>
+            <w:pPr>
+              <w:spacing w:after="0"/>
+            </w:pPr>
             <w:r>
               <w:rPr>
                 <w:color w:val="201E19"/>
@@ -2960,13 +5582,16 @@
             <w:tcW w:type="dxa" w:w="6672"/>
             <w:shd w:val="clear" w:color="auto" w:fill="FFFFFF"/>
             <w:tcMar>
-              <w:top w:w="100" w:type="dxa"/>
-              <w:bottom w:w="100" w:type="dxa"/>
-              <w:start w:w="140" w:type="dxa"/>
-              <w:end w:w="140" w:type="dxa"/>
+              <w:top w:w="60" w:type="dxa"/>
+              <w:bottom w:w="60" w:type="dxa"/>
+              <w:start w:w="120" w:type="dxa"/>
+              <w:end w:w="120" w:type="dxa"/>
             </w:tcMar>
           </w:tcPr>
           <w:p>
+            <w:pPr>
+              <w:spacing w:after="0"/>
+            </w:pPr>
             <w:r>
               <w:rPr>
                 <w:color w:val="201E19"/>
@@ -2984,13 +5609,16 @@
             <w:tcW w:type="dxa" w:w="3300"/>
             <w:shd w:val="clear" w:color="auto" w:fill="FFFFFF"/>
             <w:tcMar>
-              <w:top w:w="100" w:type="dxa"/>
-              <w:bottom w:w="100" w:type="dxa"/>
-              <w:start w:w="140" w:type="dxa"/>
-              <w:end w:w="140" w:type="dxa"/>
+              <w:top w:w="60" w:type="dxa"/>
+              <w:bottom w:w="60" w:type="dxa"/>
+              <w:start w:w="120" w:type="dxa"/>
+              <w:end w:w="120" w:type="dxa"/>
             </w:tcMar>
           </w:tcPr>
           <w:p>
+            <w:pPr>
+              <w:spacing w:after="0"/>
+            </w:pPr>
             <w:r>
               <w:rPr>
                 <w:color w:val="201E19"/>
@@ -3006,13 +5634,16 @@
             <w:tcW w:type="dxa" w:w="6672"/>
             <w:shd w:val="clear" w:color="auto" w:fill="FFFFFF"/>
             <w:tcMar>
-              <w:top w:w="100" w:type="dxa"/>
-              <w:bottom w:w="100" w:type="dxa"/>
-              <w:start w:w="140" w:type="dxa"/>
-              <w:end w:w="140" w:type="dxa"/>
+              <w:top w:w="60" w:type="dxa"/>
+              <w:bottom w:w="60" w:type="dxa"/>
+              <w:start w:w="120" w:type="dxa"/>
+              <w:end w:w="120" w:type="dxa"/>
             </w:tcMar>
           </w:tcPr>
           <w:p>
+            <w:pPr>
+              <w:spacing w:after="0"/>
+            </w:pPr>
             <w:r>
               <w:rPr>
                 <w:color w:val="201E19"/>
@@ -3030,13 +5661,16 @@
             <w:tcW w:type="dxa" w:w="3300"/>
             <w:shd w:val="clear" w:color="auto" w:fill="FFFFFF"/>
             <w:tcMar>
-              <w:top w:w="100" w:type="dxa"/>
-              <w:bottom w:w="100" w:type="dxa"/>
-              <w:start w:w="140" w:type="dxa"/>
-              <w:end w:w="140" w:type="dxa"/>
+              <w:top w:w="60" w:type="dxa"/>
+              <w:bottom w:w="60" w:type="dxa"/>
+              <w:start w:w="120" w:type="dxa"/>
+              <w:end w:w="120" w:type="dxa"/>
             </w:tcMar>
           </w:tcPr>
           <w:p>
+            <w:pPr>
+              <w:spacing w:after="0"/>
+            </w:pPr>
             <w:r>
               <w:rPr>
                 <w:color w:val="201E19"/>
@@ -3052,13 +5686,16 @@
             <w:tcW w:type="dxa" w:w="6672"/>
             <w:shd w:val="clear" w:color="auto" w:fill="FFFFFF"/>
             <w:tcMar>
-              <w:top w:w="100" w:type="dxa"/>
-              <w:bottom w:w="100" w:type="dxa"/>
-              <w:start w:w="140" w:type="dxa"/>
-              <w:end w:w="140" w:type="dxa"/>
+              <w:top w:w="60" w:type="dxa"/>
+              <w:bottom w:w="60" w:type="dxa"/>
+              <w:start w:w="120" w:type="dxa"/>
+              <w:end w:w="120" w:type="dxa"/>
             </w:tcMar>
           </w:tcPr>
           <w:p>
+            <w:pPr>
+              <w:spacing w:after="0"/>
+            </w:pPr>
             <w:r>
               <w:rPr>
                 <w:color w:val="201E19"/>
@@ -3076,13 +5713,16 @@
             <w:tcW w:type="dxa" w:w="3300"/>
             <w:shd w:val="clear" w:color="auto" w:fill="FFFFFF"/>
             <w:tcMar>
-              <w:top w:w="100" w:type="dxa"/>
-              <w:bottom w:w="100" w:type="dxa"/>
-              <w:start w:w="140" w:type="dxa"/>
-              <w:end w:w="140" w:type="dxa"/>
+              <w:top w:w="60" w:type="dxa"/>
+              <w:bottom w:w="60" w:type="dxa"/>
+              <w:start w:w="120" w:type="dxa"/>
+              <w:end w:w="120" w:type="dxa"/>
             </w:tcMar>
           </w:tcPr>
           <w:p>
+            <w:pPr>
+              <w:spacing w:after="0"/>
+            </w:pPr>
             <w:r>
               <w:rPr>
                 <w:color w:val="201E19"/>
@@ -3098,13 +5738,16 @@
             <w:tcW w:type="dxa" w:w="6672"/>
             <w:shd w:val="clear" w:color="auto" w:fill="FFFFFF"/>
             <w:tcMar>
-              <w:top w:w="100" w:type="dxa"/>
-              <w:bottom w:w="100" w:type="dxa"/>
-              <w:start w:w="140" w:type="dxa"/>
-              <w:end w:w="140" w:type="dxa"/>
+              <w:top w:w="60" w:type="dxa"/>
+              <w:bottom w:w="60" w:type="dxa"/>
+              <w:start w:w="120" w:type="dxa"/>
+              <w:end w:w="120" w:type="dxa"/>
             </w:tcMar>
           </w:tcPr>
           <w:p>
+            <w:pPr>
+              <w:spacing w:after="0"/>
+            </w:pPr>
             <w:r>
               <w:rPr>
                 <w:color w:val="201E19"/>
@@ -3122,13 +5765,16 @@
             <w:tcW w:type="dxa" w:w="3300"/>
             <w:shd w:val="clear" w:color="auto" w:fill="FFFFFF"/>
             <w:tcMar>
-              <w:top w:w="100" w:type="dxa"/>
-              <w:bottom w:w="100" w:type="dxa"/>
-              <w:start w:w="140" w:type="dxa"/>
-              <w:end w:w="140" w:type="dxa"/>
+              <w:top w:w="60" w:type="dxa"/>
+              <w:bottom w:w="60" w:type="dxa"/>
+              <w:start w:w="120" w:type="dxa"/>
+              <w:end w:w="120" w:type="dxa"/>
             </w:tcMar>
           </w:tcPr>
           <w:p>
+            <w:pPr>
+              <w:spacing w:after="0"/>
+            </w:pPr>
             <w:r>
               <w:rPr>
                 <w:color w:val="201E19"/>
@@ -3144,19 +5790,22 @@
             <w:tcW w:type="dxa" w:w="6672"/>
             <w:shd w:val="clear" w:color="auto" w:fill="FFFFFF"/>
             <w:tcMar>
-              <w:top w:w="100" w:type="dxa"/>
-              <w:bottom w:w="100" w:type="dxa"/>
-              <w:start w:w="140" w:type="dxa"/>
-              <w:end w:w="140" w:type="dxa"/>
+              <w:top w:w="60" w:type="dxa"/>
+              <w:bottom w:w="60" w:type="dxa"/>
+              <w:start w:w="120" w:type="dxa"/>
+              <w:end w:w="120" w:type="dxa"/>
             </w:tcMar>
           </w:tcPr>
           <w:p>
+            <w:pPr>
+              <w:spacing w:after="0"/>
+            </w:pPr>
             <w:r>
               <w:rPr>
                 <w:color w:val="201E19"/>
                 <w:sz w:val="19"/>
               </w:rPr>
-              <w:t>The sign has no sign_poses row -- import its motion clip (Section 5).</w:t>
+              <w:t>The sign has no sign_poses row -- import its motion clip (Section 6).</w:t>
             </w:r>
           </w:p>
         </w:tc>
@@ -3168,13 +5817,16 @@
             <w:tcW w:type="dxa" w:w="3300"/>
             <w:shd w:val="clear" w:color="auto" w:fill="FFFFFF"/>
             <w:tcMar>
-              <w:top w:w="100" w:type="dxa"/>
-              <w:bottom w:w="100" w:type="dxa"/>
-              <w:start w:w="140" w:type="dxa"/>
-              <w:end w:w="140" w:type="dxa"/>
+              <w:top w:w="60" w:type="dxa"/>
+              <w:bottom w:w="60" w:type="dxa"/>
+              <w:start w:w="120" w:type="dxa"/>
+              <w:end w:w="120" w:type="dxa"/>
             </w:tcMar>
           </w:tcPr>
           <w:p>
+            <w:pPr>
+              <w:spacing w:after="0"/>
+            </w:pPr>
             <w:r>
               <w:rPr>
                 <w:color w:val="201E19"/>
@@ -3190,13 +5842,16 @@
             <w:tcW w:type="dxa" w:w="6672"/>
             <w:shd w:val="clear" w:color="auto" w:fill="FFFFFF"/>
             <w:tcMar>
-              <w:top w:w="100" w:type="dxa"/>
-              <w:bottom w:w="100" w:type="dxa"/>
-              <w:start w:w="140" w:type="dxa"/>
-              <w:end w:w="140" w:type="dxa"/>
+              <w:top w:w="60" w:type="dxa"/>
+              <w:bottom w:w="60" w:type="dxa"/>
+              <w:start w:w="120" w:type="dxa"/>
+              <w:end w:w="120" w:type="dxa"/>
             </w:tcMar>
           </w:tcPr>
           <w:p>
+            <w:pPr>
+              <w:spacing w:after="0"/>
+            </w:pPr>
             <w:r>
               <w:rPr>
                 <w:color w:val="201E19"/>
@@ -3214,19 +5869,22 @@
             <w:tcW w:type="dxa" w:w="3300"/>
             <w:shd w:val="clear" w:color="auto" w:fill="FFFFFF"/>
             <w:tcMar>
-              <w:top w:w="100" w:type="dxa"/>
-              <w:bottom w:w="100" w:type="dxa"/>
-              <w:start w:w="140" w:type="dxa"/>
-              <w:end w:w="140" w:type="dxa"/>
+              <w:top w:w="60" w:type="dxa"/>
+              <w:bottom w:w="60" w:type="dxa"/>
+              <w:start w:w="120" w:type="dxa"/>
+              <w:end w:w="120" w:type="dxa"/>
             </w:tcMar>
           </w:tcPr>
           <w:p>
+            <w:pPr>
+              <w:spacing w:after="0"/>
+            </w:pPr>
             <w:r>
               <w:rPr>
                 <w:color w:val="201E19"/>
                 <w:sz w:val="19"/>
               </w:rPr>
-              <w:t>Sign Chat replies fail</w:t>
+              <w:t>Sign Chat shows an error instead of a reply</w:t>
             </w:r>
           </w:p>
         </w:tc>
@@ -3236,19 +5894,22 @@
             <w:tcW w:type="dxa" w:w="6672"/>
             <w:shd w:val="clear" w:color="auto" w:fill="FFFFFF"/>
             <w:tcMar>
-              <w:top w:w="100" w:type="dxa"/>
-              <w:bottom w:w="100" w:type="dxa"/>
-              <w:start w:w="140" w:type="dxa"/>
-              <w:end w:w="140" w:type="dxa"/>
+              <w:top w:w="60" w:type="dxa"/>
+              <w:bottom w:w="60" w:type="dxa"/>
+              <w:start w:w="120" w:type="dxa"/>
+              <w:end w:w="120" w:type="dxa"/>
             </w:tcMar>
           </w:tcPr>
           <w:p>
+            <w:pPr>
+              <w:spacing w:after="0"/>
+            </w:pPr>
             <w:r>
               <w:rPr>
                 <w:color w:val="201E19"/>
                 <w:sz w:val="19"/>
               </w:rPr>
-              <w:t>Open &lt;URL&gt;/api/health. No answer: the Colab runtime has stopped or its URL changed -- rerun sections 1-5 and update website/client/.env.production. A 502 for a minute or two right after a restart is normal while the models load.</w:t>
+              <w:t>The Colab runtime is not running, or the models are still loading (about two minutes after a restart). Start the notebook (sections 1-4), then reload the Sign Chat page.</w:t>
             </w:r>
           </w:p>
         </w:tc>
@@ -3260,13 +5921,172 @@
             <w:tcW w:type="dxa" w:w="3300"/>
             <w:shd w:val="clear" w:color="auto" w:fill="FFFFFF"/>
             <w:tcMar>
-              <w:top w:w="100" w:type="dxa"/>
-              <w:bottom w:w="100" w:type="dxa"/>
-              <w:start w:w="140" w:type="dxa"/>
-              <w:end w:w="140" w:type="dxa"/>
+              <w:top w:w="60" w:type="dxa"/>
+              <w:bottom w:w="60" w:type="dxa"/>
+              <w:start w:w="120" w:type="dxa"/>
+              <w:end w:w="120" w:type="dxa"/>
             </w:tcMar>
           </w:tcPr>
           <w:p>
+            <w:pPr>
+              <w:spacing w:after="0"/>
+            </w:pPr>
+            <w:r>
+              <w:rPr>
+                <w:color w:val="201E19"/>
+                <w:sz w:val="19"/>
+              </w:rPr>
+              <w:t>Section 3 prints “website NOT updated: Secret SIGNCHAT_UPDATE_TOKEN does not exist”</w:t>
+            </w:r>
+          </w:p>
+        </w:tc>
+        <w:tc>
+          <w:tcPr>
+            <w:tcW w:type="dxa" w:w="4986"/>
+            <w:tcW w:type="dxa" w:w="6672"/>
+            <w:shd w:val="clear" w:color="auto" w:fill="FFFFFF"/>
+            <w:tcMar>
+              <w:top w:w="60" w:type="dxa"/>
+              <w:bottom w:w="60" w:type="dxa"/>
+              <w:start w:w="120" w:type="dxa"/>
+              <w:end w:w="120" w:type="dxa"/>
+            </w:tcMar>
+          </w:tcPr>
+          <w:p>
+            <w:pPr>
+              <w:spacing w:after="0"/>
+            </w:pPr>
+            <w:r>
+              <w:rPr>
+                <w:color w:val="201E19"/>
+                <w:sz w:val="19"/>
+              </w:rPr>
+              <w:t>Add the Colab secret (key icon, Notebook access on), then re-run the report line or section 3.</w:t>
+            </w:r>
+          </w:p>
+        </w:tc>
+      </w:tr>
+      <w:tr>
+        <w:tc>
+          <w:tcPr>
+            <w:tcW w:type="dxa" w:w="4986"/>
+            <w:tcW w:type="dxa" w:w="3300"/>
+            <w:shd w:val="clear" w:color="auto" w:fill="FFFFFF"/>
+            <w:tcMar>
+              <w:top w:w="60" w:type="dxa"/>
+              <w:bottom w:w="60" w:type="dxa"/>
+              <w:start w:w="120" w:type="dxa"/>
+              <w:end w:w="120" w:type="dxa"/>
+            </w:tcMar>
+          </w:tcPr>
+          <w:p>
+            <w:pPr>
+              <w:spacing w:after="0"/>
+            </w:pPr>
+            <w:r>
+              <w:rPr>
+                <w:color w:val="201E19"/>
+                <w:sz w:val="19"/>
+              </w:rPr>
+              <w:t>Section 3 prints 503 “SIGNCHAT_UPDATE_TOKEN is not set on the server” / 401 “Bad token”</w:t>
+            </w:r>
+          </w:p>
+        </w:tc>
+        <w:tc>
+          <w:tcPr>
+            <w:tcW w:type="dxa" w:w="4986"/>
+            <w:tcW w:type="dxa" w:w="6672"/>
+            <w:shd w:val="clear" w:color="auto" w:fill="FFFFFF"/>
+            <w:tcMar>
+              <w:top w:w="60" w:type="dxa"/>
+              <w:bottom w:w="60" w:type="dxa"/>
+              <w:start w:w="120" w:type="dxa"/>
+              <w:end w:w="120" w:type="dxa"/>
+            </w:tcMar>
+          </w:tcPr>
+          <w:p>
+            <w:pPr>
+              <w:spacing w:after="0"/>
+            </w:pPr>
+            <w:r>
+              <w:rPr>
+                <w:color w:val="201E19"/>
+                <w:sz w:val="19"/>
+              </w:rPr>
+              <w:t>Set the Railway variable, or make the Railway and Colab values identical.</w:t>
+            </w:r>
+          </w:p>
+        </w:tc>
+      </w:tr>
+      <w:tr>
+        <w:tc>
+          <w:tcPr>
+            <w:tcW w:type="dxa" w:w="4986"/>
+            <w:tcW w:type="dxa" w:w="3300"/>
+            <w:shd w:val="clear" w:color="auto" w:fill="FFFFFF"/>
+            <w:tcMar>
+              <w:top w:w="60" w:type="dxa"/>
+              <w:bottom w:w="60" w:type="dxa"/>
+              <w:start w:w="120" w:type="dxa"/>
+              <w:end w:w="120" w:type="dxa"/>
+            </w:tcMar>
+          </w:tcPr>
+          <w:p>
+            <w:pPr>
+              <w:spacing w:after="0"/>
+            </w:pPr>
+            <w:r>
+              <w:rPr>
+                <w:color w:val="201E19"/>
+                <w:sz w:val="19"/>
+              </w:rPr>
+              <w:t>Section 3 shows a URL of https://api.trycloudflare.com</w:t>
+            </w:r>
+          </w:p>
+        </w:tc>
+        <w:tc>
+          <w:tcPr>
+            <w:tcW w:type="dxa" w:w="4986"/>
+            <w:tcW w:type="dxa" w:w="6672"/>
+            <w:shd w:val="clear" w:color="auto" w:fill="FFFFFF"/>
+            <w:tcMar>
+              <w:top w:w="60" w:type="dxa"/>
+              <w:bottom w:w="60" w:type="dxa"/>
+              <w:start w:w="120" w:type="dxa"/>
+              <w:end w:w="120" w:type="dxa"/>
+            </w:tcMar>
+          </w:tcPr>
+          <w:p>
+            <w:pPr>
+              <w:spacing w:after="0"/>
+            </w:pPr>
+            <w:r>
+              <w:rPr>
+                <w:color w:val="201E19"/>
+                <w:sz w:val="19"/>
+              </w:rPr>
+              <w:t>Cloudflare refused the tunnel (usually rate limiting). The notebook retries automatically; if all attempts fail, wait 10-15 minutes and run section 3 again.</w:t>
+            </w:r>
+          </w:p>
+        </w:tc>
+      </w:tr>
+      <w:tr>
+        <w:tc>
+          <w:tcPr>
+            <w:tcW w:type="dxa" w:w="4986"/>
+            <w:tcW w:type="dxa" w:w="3300"/>
+            <w:shd w:val="clear" w:color="auto" w:fill="FFFFFF"/>
+            <w:tcMar>
+              <w:top w:w="60" w:type="dxa"/>
+              <w:bottom w:w="60" w:type="dxa"/>
+              <w:start w:w="120" w:type="dxa"/>
+              <w:end w:w="120" w:type="dxa"/>
+            </w:tcMar>
+          </w:tcPr>
+          <w:p>
+            <w:pPr>
+              <w:spacing w:after="0"/>
+            </w:pPr>
             <w:r>
               <w:rPr>
                 <w:color w:val="201E19"/>
@@ -3282,19 +6102,22 @@
             <w:tcW w:type="dxa" w:w="6672"/>
             <w:shd w:val="clear" w:color="auto" w:fill="FFFFFF"/>
             <w:tcMar>
-              <w:top w:w="100" w:type="dxa"/>
-              <w:bottom w:w="100" w:type="dxa"/>
-              <w:start w:w="140" w:type="dxa"/>
-              <w:end w:w="140" w:type="dxa"/>
+              <w:top w:w="60" w:type="dxa"/>
+              <w:bottom w:w="60" w:type="dxa"/>
+              <w:start w:w="120" w:type="dxa"/>
+              <w:end w:w="120" w:type="dxa"/>
             </w:tcMar>
           </w:tcPr>
           <w:p>
+            <w:pPr>
+              <w:spacing w:after="0"/>
+            </w:pPr>
             <w:r>
               <w:rPr>
                 <w:color w:val="201E19"/>
                 <w:sz w:val="19"/>
               </w:rPr>
-              <w:t>The client is talking to a mock server (SIGNCHAT_MOCK=1, echo dialogue), not the real models -- check which URL VITE_SIGNCHAT_API_BASE_URL points at.</w:t>
+              <w:t>The client is talking to a mock server (SIGNCHAT_MOCK=1, echo dialogue), not the real models.</w:t>
             </w:r>
           </w:p>
         </w:tc>
@@ -3307,6 +6130,7 @@
     </w:p>
     <w:p>
       <w:pPr>
+        <w:keepNext/>
         <w:spacing w:before="280" w:after="120"/>
       </w:pPr>
       <w:r>
@@ -3315,7 +6139,665 @@
           <w:color w:val="1F3D7A"/>
           <w:sz w:val="28"/>
         </w:rPr>
-        <w:t>9. Support contacts</w:t>
+        <w:t>10. Knowledge transfer plan</w:t>
+      </w:r>
+    </w:p>
+    <w:p>
+      <w:pPr>
+        <w:spacing w:after="160"/>
+      </w:pPr>
+      <w:r>
+        <w:rPr>
+          <w:i w:val="0"/>
+          <w:color w:val="201E19"/>
+          <w:sz w:val="21"/>
+        </w:rPr>
+        <w:t>The handover is designed so a sponsor's staff can run and change HandMirror without the original team. It happens in four steps, each led by the team members below and backed by these documents.</w:t>
+      </w:r>
+    </w:p>
+    <w:tbl>
+      <w:tblPr>
+        <w:tblW w:type="auto" w:w="0"/>
+        <w:jc w:val="center"/>
+        <w:tblLook w:firstColumn="1" w:firstRow="1" w:lastColumn="0" w:lastRow="0" w:noHBand="0" w:noVBand="1" w:val="04A0"/>
+        <w:tblBorders>
+          <w:top w:val="single" w:sz="4" w:space="0" w:color="D9D3C4"/>
+          <w:left w:val="single" w:sz="4" w:space="0" w:color="D9D3C4"/>
+          <w:bottom w:val="single" w:sz="4" w:space="0" w:color="D9D3C4"/>
+          <w:right w:val="single" w:sz="4" w:space="0" w:color="D9D3C4"/>
+          <w:insideH w:val="single" w:sz="4" w:space="0" w:color="D9D3C4"/>
+          <w:insideV w:val="single" w:sz="4" w:space="0" w:color="D9D3C4"/>
+        </w:tblBorders>
+      </w:tblPr>
+      <w:tblGrid>
+        <w:gridCol w:w="2493"/>
+        <w:gridCol w:w="2493"/>
+        <w:gridCol w:w="2493"/>
+        <w:gridCol w:w="2493"/>
+      </w:tblGrid>
+      <w:tr>
+        <w:tc>
+          <w:tcPr>
+            <w:tcW w:type="dxa" w:w="2493"/>
+            <w:tcW w:type="dxa" w:w="2200"/>
+            <w:shd w:val="clear" w:color="auto" w:fill="1F3D7A"/>
+            <w:tcMar>
+              <w:top w:w="60" w:type="dxa"/>
+              <w:bottom w:w="60" w:type="dxa"/>
+              <w:start w:w="120" w:type="dxa"/>
+              <w:end w:w="120" w:type="dxa"/>
+            </w:tcMar>
+          </w:tcPr>
+          <w:p>
+            <w:pPr>
+              <w:spacing w:after="0"/>
+            </w:pPr>
+            <w:r>
+              <w:rPr>
+                <w:b/>
+                <w:color w:val="FFFFFF"/>
+                <w:sz w:val="19"/>
+              </w:rPr>
+              <w:t>Step</w:t>
+            </w:r>
+          </w:p>
+        </w:tc>
+        <w:tc>
+          <w:tcPr>
+            <w:tcW w:type="dxa" w:w="2493"/>
+            <w:tcW w:type="dxa" w:w="2000"/>
+            <w:shd w:val="clear" w:color="auto" w:fill="1F3D7A"/>
+            <w:tcMar>
+              <w:top w:w="60" w:type="dxa"/>
+              <w:bottom w:w="60" w:type="dxa"/>
+              <w:start w:w="120" w:type="dxa"/>
+              <w:end w:w="120" w:type="dxa"/>
+            </w:tcMar>
+          </w:tcPr>
+          <w:p>
+            <w:pPr>
+              <w:spacing w:after="0"/>
+            </w:pPr>
+            <w:r>
+              <w:rPr>
+                <w:b/>
+                <w:color w:val="FFFFFF"/>
+                <w:sz w:val="19"/>
+              </w:rPr>
+              <w:t>Audience</w:t>
+            </w:r>
+          </w:p>
+        </w:tc>
+        <w:tc>
+          <w:tcPr>
+            <w:tcW w:type="dxa" w:w="2493"/>
+            <w:tcW w:type="dxa" w:w="3600"/>
+            <w:shd w:val="clear" w:color="auto" w:fill="1F3D7A"/>
+            <w:tcMar>
+              <w:top w:w="60" w:type="dxa"/>
+              <w:bottom w:w="60" w:type="dxa"/>
+              <w:start w:w="120" w:type="dxa"/>
+              <w:end w:w="120" w:type="dxa"/>
+            </w:tcMar>
+          </w:tcPr>
+          <w:p>
+            <w:pPr>
+              <w:spacing w:after="0"/>
+            </w:pPr>
+            <w:r>
+              <w:rPr>
+                <w:b/>
+                <w:color w:val="FFFFFF"/>
+                <w:sz w:val="19"/>
+              </w:rPr>
+              <w:t>Content</w:t>
+            </w:r>
+          </w:p>
+        </w:tc>
+        <w:tc>
+          <w:tcPr>
+            <w:tcW w:type="dxa" w:w="2493"/>
+            <w:tcW w:type="dxa" w:w="2172"/>
+            <w:shd w:val="clear" w:color="auto" w:fill="1F3D7A"/>
+            <w:tcMar>
+              <w:top w:w="60" w:type="dxa"/>
+              <w:bottom w:w="60" w:type="dxa"/>
+              <w:start w:w="120" w:type="dxa"/>
+              <w:end w:w="120" w:type="dxa"/>
+            </w:tcMar>
+          </w:tcPr>
+          <w:p>
+            <w:pPr>
+              <w:spacing w:after="0"/>
+            </w:pPr>
+            <w:r>
+              <w:rPr>
+                <w:b/>
+                <w:color w:val="FFFFFF"/>
+                <w:sz w:val="19"/>
+              </w:rPr>
+              <w:t>Material</w:t>
+            </w:r>
+          </w:p>
+        </w:tc>
+      </w:tr>
+      <w:tr>
+        <w:tc>
+          <w:tcPr>
+            <w:tcW w:type="dxa" w:w="2493"/>
+            <w:tcW w:type="dxa" w:w="2200"/>
+            <w:shd w:val="clear" w:color="auto" w:fill="FFFFFF"/>
+            <w:tcMar>
+              <w:top w:w="60" w:type="dxa"/>
+              <w:bottom w:w="60" w:type="dxa"/>
+              <w:start w:w="120" w:type="dxa"/>
+              <w:end w:w="120" w:type="dxa"/>
+            </w:tcMar>
+          </w:tcPr>
+          <w:p>
+            <w:pPr>
+              <w:spacing w:after="0"/>
+            </w:pPr>
+            <w:r>
+              <w:rPr>
+                <w:color w:val="201E19"/>
+                <w:sz w:val="19"/>
+              </w:rPr>
+              <w:t>1. Product walkthrough (1 hour)</w:t>
+            </w:r>
+          </w:p>
+        </w:tc>
+        <w:tc>
+          <w:tcPr>
+            <w:tcW w:type="dxa" w:w="2493"/>
+            <w:tcW w:type="dxa" w:w="2000"/>
+            <w:shd w:val="clear" w:color="auto" w:fill="FFFFFF"/>
+            <w:tcMar>
+              <w:top w:w="60" w:type="dxa"/>
+              <w:bottom w:w="60" w:type="dxa"/>
+              <w:start w:w="120" w:type="dxa"/>
+              <w:end w:w="120" w:type="dxa"/>
+            </w:tcMar>
+          </w:tcPr>
+          <w:p>
+            <w:pPr>
+              <w:spacing w:after="0"/>
+            </w:pPr>
+            <w:r>
+              <w:rPr>
+                <w:color w:val="201E19"/>
+                <w:sz w:val="19"/>
+              </w:rPr>
+              <w:t>Sponsor's product owner, support staff</w:t>
+            </w:r>
+          </w:p>
+        </w:tc>
+        <w:tc>
+          <w:tcPr>
+            <w:tcW w:type="dxa" w:w="2493"/>
+            <w:tcW w:type="dxa" w:w="3600"/>
+            <w:shd w:val="clear" w:color="auto" w:fill="FFFFFF"/>
+            <w:tcMar>
+              <w:top w:w="60" w:type="dxa"/>
+              <w:bottom w:w="60" w:type="dxa"/>
+              <w:start w:w="120" w:type="dxa"/>
+              <w:end w:w="120" w:type="dxa"/>
+            </w:tcMar>
+          </w:tcPr>
+          <w:p>
+            <w:pPr>
+              <w:spacing w:after="0"/>
+            </w:pPr>
+            <w:r>
+              <w:rPr>
+                <w:color w:val="201E19"/>
+                <w:sz w:val="19"/>
+              </w:rPr>
+              <w:t>Live demo of every feature in Section 2; who the product serves; licence and privacy position</w:t>
+            </w:r>
+          </w:p>
+        </w:tc>
+        <w:tc>
+          <w:tcPr>
+            <w:tcW w:type="dxa" w:w="2493"/>
+            <w:tcW w:type="dxa" w:w="2172"/>
+            <w:shd w:val="clear" w:color="auto" w:fill="FFFFFF"/>
+            <w:tcMar>
+              <w:top w:w="60" w:type="dxa"/>
+              <w:bottom w:w="60" w:type="dxa"/>
+              <w:start w:w="120" w:type="dxa"/>
+              <w:end w:w="120" w:type="dxa"/>
+            </w:tcMar>
+          </w:tcPr>
+          <w:p>
+            <w:pPr>
+              <w:spacing w:after="0"/>
+            </w:pPr>
+            <w:r>
+              <w:rPr>
+                <w:color w:val="201E19"/>
+                <w:sz w:val="19"/>
+              </w:rPr>
+              <w:t>Product Document; this document, Section 2</w:t>
+            </w:r>
+          </w:p>
+        </w:tc>
+      </w:tr>
+      <w:tr>
+        <w:tc>
+          <w:tcPr>
+            <w:tcW w:type="dxa" w:w="2493"/>
+            <w:tcW w:type="dxa" w:w="2200"/>
+            <w:shd w:val="clear" w:color="auto" w:fill="FFFFFF"/>
+            <w:tcMar>
+              <w:top w:w="60" w:type="dxa"/>
+              <w:bottom w:w="60" w:type="dxa"/>
+              <w:start w:w="120" w:type="dxa"/>
+              <w:end w:w="120" w:type="dxa"/>
+            </w:tcMar>
+          </w:tcPr>
+          <w:p>
+            <w:pPr>
+              <w:spacing w:after="0"/>
+            </w:pPr>
+            <w:r>
+              <w:rPr>
+                <w:color w:val="201E19"/>
+                <w:sz w:val="19"/>
+              </w:rPr>
+              <w:t>2. Operations session (1.5 hours)</w:t>
+            </w:r>
+          </w:p>
+        </w:tc>
+        <w:tc>
+          <w:tcPr>
+            <w:tcW w:type="dxa" w:w="2493"/>
+            <w:tcW w:type="dxa" w:w="2000"/>
+            <w:shd w:val="clear" w:color="auto" w:fill="FFFFFF"/>
+            <w:tcMar>
+              <w:top w:w="60" w:type="dxa"/>
+              <w:bottom w:w="60" w:type="dxa"/>
+              <w:start w:w="120" w:type="dxa"/>
+              <w:end w:w="120" w:type="dxa"/>
+            </w:tcMar>
+          </w:tcPr>
+          <w:p>
+            <w:pPr>
+              <w:spacing w:after="0"/>
+            </w:pPr>
+            <w:r>
+              <w:rPr>
+                <w:color w:val="201E19"/>
+                <w:sz w:val="19"/>
+              </w:rPr>
+              <w:t>Support staff</w:t>
+            </w:r>
+          </w:p>
+        </w:tc>
+        <w:tc>
+          <w:tcPr>
+            <w:tcW w:type="dxa" w:w="2493"/>
+            <w:tcW w:type="dxa" w:w="3600"/>
+            <w:shd w:val="clear" w:color="auto" w:fill="FFFFFF"/>
+            <w:tcMar>
+              <w:top w:w="60" w:type="dxa"/>
+              <w:bottom w:w="60" w:type="dxa"/>
+              <w:start w:w="120" w:type="dxa"/>
+              <w:end w:w="120" w:type="dxa"/>
+            </w:tcMar>
+          </w:tcPr>
+          <w:p>
+            <w:pPr>
+              <w:spacing w:after="0"/>
+            </w:pPr>
+            <w:r>
+              <w:rPr>
+                <w:color w:val="201E19"/>
+                <w:sz w:val="19"/>
+              </w:rPr>
+              <w:t>Deploying, environment variables, starting Sign Chat on Colab, backups and restore, the troubleshooting table</w:t>
+            </w:r>
+          </w:p>
+        </w:tc>
+        <w:tc>
+          <w:tcPr>
+            <w:tcW w:type="dxa" w:w="2493"/>
+            <w:tcW w:type="dxa" w:w="2172"/>
+            <w:shd w:val="clear" w:color="auto" w:fill="FFFFFF"/>
+            <w:tcMar>
+              <w:top w:w="60" w:type="dxa"/>
+              <w:bottom w:w="60" w:type="dxa"/>
+              <w:start w:w="120" w:type="dxa"/>
+              <w:end w:w="120" w:type="dxa"/>
+            </w:tcMar>
+          </w:tcPr>
+          <w:p>
+            <w:pPr>
+              <w:spacing w:after="0"/>
+            </w:pPr>
+            <w:r>
+              <w:rPr>
+                <w:color w:val="201E19"/>
+                <w:sz w:val="19"/>
+              </w:rPr>
+              <w:t>This document, Sections 3-9</w:t>
+            </w:r>
+          </w:p>
+        </w:tc>
+      </w:tr>
+      <w:tr>
+        <w:tc>
+          <w:tcPr>
+            <w:tcW w:type="dxa" w:w="2493"/>
+            <w:tcW w:type="dxa" w:w="2200"/>
+            <w:shd w:val="clear" w:color="auto" w:fill="FFFFFF"/>
+            <w:tcMar>
+              <w:top w:w="60" w:type="dxa"/>
+              <w:bottom w:w="60" w:type="dxa"/>
+              <w:start w:w="120" w:type="dxa"/>
+              <w:end w:w="120" w:type="dxa"/>
+            </w:tcMar>
+          </w:tcPr>
+          <w:p>
+            <w:pPr>
+              <w:spacing w:after="0"/>
+            </w:pPr>
+            <w:r>
+              <w:rPr>
+                <w:color w:val="201E19"/>
+                <w:sz w:val="19"/>
+              </w:rPr>
+              <w:t>3. Code walkthrough (2 hours)</w:t>
+            </w:r>
+          </w:p>
+        </w:tc>
+        <w:tc>
+          <w:tcPr>
+            <w:tcW w:type="dxa" w:w="2493"/>
+            <w:tcW w:type="dxa" w:w="2000"/>
+            <w:shd w:val="clear" w:color="auto" w:fill="FFFFFF"/>
+            <w:tcMar>
+              <w:top w:w="60" w:type="dxa"/>
+              <w:bottom w:w="60" w:type="dxa"/>
+              <w:start w:w="120" w:type="dxa"/>
+              <w:end w:w="120" w:type="dxa"/>
+            </w:tcMar>
+          </w:tcPr>
+          <w:p>
+            <w:pPr>
+              <w:spacing w:after="0"/>
+            </w:pPr>
+            <w:r>
+              <w:rPr>
+                <w:color w:val="201E19"/>
+                <w:sz w:val="19"/>
+              </w:rPr>
+              <w:t>Technical team</w:t>
+            </w:r>
+          </w:p>
+        </w:tc>
+        <w:tc>
+          <w:tcPr>
+            <w:tcW w:type="dxa" w:w="2493"/>
+            <w:tcW w:type="dxa" w:w="3600"/>
+            <w:shd w:val="clear" w:color="auto" w:fill="FFFFFF"/>
+            <w:tcMar>
+              <w:top w:w="60" w:type="dxa"/>
+              <w:bottom w:w="60" w:type="dxa"/>
+              <w:start w:w="120" w:type="dxa"/>
+              <w:end w:w="120" w:type="dxa"/>
+            </w:tcMar>
+          </w:tcPr>
+          <w:p>
+            <w:pPr>
+              <w:spacing w:after="0"/>
+            </w:pPr>
+            <w:r>
+              <w:rPr>
+                <w:color w:val="201E19"/>
+                <w:sz w:val="19"/>
+              </w:rPr>
+              <w:t>Codebase map, the recognition and avatar pipelines, the release flow, how to add signs and journeys</w:t>
+            </w:r>
+          </w:p>
+        </w:tc>
+        <w:tc>
+          <w:tcPr>
+            <w:tcW w:type="dxa" w:w="2493"/>
+            <w:tcW w:type="dxa" w:w="2172"/>
+            <w:shd w:val="clear" w:color="auto" w:fill="FFFFFF"/>
+            <w:tcMar>
+              <w:top w:w="60" w:type="dxa"/>
+              <w:bottom w:w="60" w:type="dxa"/>
+              <w:start w:w="120" w:type="dxa"/>
+              <w:end w:w="120" w:type="dxa"/>
+            </w:tcMar>
+          </w:tcPr>
+          <w:p>
+            <w:pPr>
+              <w:spacing w:after="0"/>
+            </w:pPr>
+            <w:r>
+              <w:rPr>
+                <w:color w:val="201E19"/>
+                <w:sz w:val="19"/>
+              </w:rPr>
+              <w:t>Maintenance Document; repository READMEs</w:t>
+            </w:r>
+          </w:p>
+        </w:tc>
+      </w:tr>
+      <w:tr>
+        <w:tc>
+          <w:tcPr>
+            <w:tcW w:type="dxa" w:w="2493"/>
+            <w:tcW w:type="dxa" w:w="2200"/>
+            <w:shd w:val="clear" w:color="auto" w:fill="FFFFFF"/>
+            <w:tcMar>
+              <w:top w:w="60" w:type="dxa"/>
+              <w:bottom w:w="60" w:type="dxa"/>
+              <w:start w:w="120" w:type="dxa"/>
+              <w:end w:w="120" w:type="dxa"/>
+            </w:tcMar>
+          </w:tcPr>
+          <w:p>
+            <w:pPr>
+              <w:spacing w:after="0"/>
+            </w:pPr>
+            <w:r>
+              <w:rPr>
+                <w:color w:val="201E19"/>
+                <w:sz w:val="19"/>
+              </w:rPr>
+              <w:t>4. Account transfer</w:t>
+            </w:r>
+          </w:p>
+        </w:tc>
+        <w:tc>
+          <w:tcPr>
+            <w:tcW w:type="dxa" w:w="2493"/>
+            <w:tcW w:type="dxa" w:w="2000"/>
+            <w:shd w:val="clear" w:color="auto" w:fill="FFFFFF"/>
+            <w:tcMar>
+              <w:top w:w="60" w:type="dxa"/>
+              <w:bottom w:w="60" w:type="dxa"/>
+              <w:start w:w="120" w:type="dxa"/>
+              <w:end w:w="120" w:type="dxa"/>
+            </w:tcMar>
+          </w:tcPr>
+          <w:p>
+            <w:pPr>
+              <w:spacing w:after="0"/>
+            </w:pPr>
+            <w:r>
+              <w:rPr>
+                <w:color w:val="201E19"/>
+                <w:sz w:val="19"/>
+              </w:rPr>
+              <w:t>Sponsor's administrator</w:t>
+            </w:r>
+          </w:p>
+        </w:tc>
+        <w:tc>
+          <w:tcPr>
+            <w:tcW w:type="dxa" w:w="2493"/>
+            <w:tcW w:type="dxa" w:w="3600"/>
+            <w:shd w:val="clear" w:color="auto" w:fill="FFFFFF"/>
+            <w:tcMar>
+              <w:top w:w="60" w:type="dxa"/>
+              <w:bottom w:w="60" w:type="dxa"/>
+              <w:start w:w="120" w:type="dxa"/>
+              <w:end w:w="120" w:type="dxa"/>
+            </w:tcMar>
+          </w:tcPr>
+          <w:p>
+            <w:pPr>
+              <w:spacing w:after="0"/>
+            </w:pPr>
+            <w:r>
+              <w:rPr>
+                <w:color w:val="201E19"/>
+                <w:sz w:val="19"/>
+              </w:rPr>
+              <w:t>Ownership or admin rights moved to the sponsor (list below); secrets rotated afterwards</w:t>
+            </w:r>
+          </w:p>
+        </w:tc>
+        <w:tc>
+          <w:tcPr>
+            <w:tcW w:type="dxa" w:w="2493"/>
+            <w:tcW w:type="dxa" w:w="2172"/>
+            <w:shd w:val="clear" w:color="auto" w:fill="FFFFFF"/>
+            <w:tcMar>
+              <w:top w:w="60" w:type="dxa"/>
+              <w:bottom w:w="60" w:type="dxa"/>
+              <w:start w:w="120" w:type="dxa"/>
+              <w:end w:w="120" w:type="dxa"/>
+            </w:tcMar>
+          </w:tcPr>
+          <w:p>
+            <w:pPr>
+              <w:spacing w:after="0"/>
+            </w:pPr>
+            <w:r>
+              <w:rPr>
+                <w:color w:val="201E19"/>
+                <w:sz w:val="19"/>
+              </w:rPr>
+              <w:t>Checklist below</w:t>
+            </w:r>
+          </w:p>
+        </w:tc>
+      </w:tr>
+    </w:tbl>
+    <w:p>
+      <w:pPr>
+        <w:spacing w:after="80"/>
+      </w:pPr>
+    </w:p>
+    <w:p>
+      <w:pPr>
+        <w:spacing w:after="160"/>
+      </w:pPr>
+      <w:r>
+        <w:rPr>
+          <w:i w:val="0"/>
+          <w:color w:val="201E19"/>
+          <w:sz w:val="21"/>
+        </w:rPr>
+        <w:t>Accounts and assets to transfer:</w:t>
+      </w:r>
+    </w:p>
+    <w:p>
+      <w:pPr>
+        <w:pStyle w:val="ListBullet"/>
+        <w:spacing w:after="60"/>
+      </w:pPr>
+      <w:r>
+        <w:rPr>
+          <w:color w:val="201E19"/>
+          <w:sz w:val="21"/>
+        </w:rPr>
+        <w:t>GitHub repository https://github.com/randlyoyo/FIT5120-TE38-SignLanguage (transfer ownership or add the sponsor as admin).</w:t>
+      </w:r>
+    </w:p>
+    <w:p>
+      <w:pPr>
+        <w:pStyle w:val="ListBullet"/>
+        <w:spacing w:after="60"/>
+      </w:pPr>
+      <w:r>
+        <w:rPr>
+          <w:color w:val="201E19"/>
+          <w:sz w:val="21"/>
+        </w:rPr>
+        <w:t>Vercel project “handmirror” (team te-38) and Railway project “pure-kindness” (API and MySQL).</w:t>
+      </w:r>
+    </w:p>
+    <w:p>
+      <w:pPr>
+        <w:pStyle w:val="ListBullet"/>
+        <w:spacing w:after="60"/>
+      </w:pPr>
+      <w:r>
+        <w:rPr>
+          <w:color w:val="201E19"/>
+          <w:sz w:val="21"/>
+        </w:rPr>
+        <w:t>Cloudflare R2 bucket with the demonstration videos.</w:t>
+      </w:r>
+    </w:p>
+    <w:p>
+      <w:pPr>
+        <w:pStyle w:val="ListBullet"/>
+        <w:spacing w:after="60"/>
+      </w:pPr>
+      <w:r>
+        <w:rPr>
+          <w:color w:val="201E19"/>
+          <w:sz w:val="21"/>
+        </w:rPr>
+        <w:t>Google Drive folders with the Sign Chat model weights (auslan_work/, smplx_models/) and the Colab notebook.</w:t>
+      </w:r>
+    </w:p>
+    <w:p>
+      <w:pPr>
+        <w:pStyle w:val="ListBullet"/>
+        <w:spacing w:after="60"/>
+      </w:pPr>
+      <w:r>
+        <w:rPr>
+          <w:color w:val="201E19"/>
+          <w:sz w:val="21"/>
+        </w:rPr>
+        <w:t>The Project Governance Portfolio on Google Drive (https://drive.google.com/drive/folders/1u6BIRZyPxSSnvfm3VgOKKIQmPg2BWyyp).</w:t>
+      </w:r>
+    </w:p>
+    <w:p>
+      <w:pPr>
+        <w:pStyle w:val="ListBullet"/>
+        <w:spacing w:after="60"/>
+      </w:pPr>
+      <w:r>
+        <w:rPr>
+          <w:color w:val="201E19"/>
+          <w:sz w:val="21"/>
+        </w:rPr>
+        <w:t>After transfer: rotate DB_PASSWORD and SIGNCHAT_UPDATE_TOKEN so the team's copies stop working.</w:t>
+      </w:r>
+    </w:p>
+    <w:p>
+      <w:pPr>
+        <w:keepNext/>
+        <w:spacing w:before="280" w:after="120"/>
+      </w:pPr>
+      <w:r>
+        <w:rPr>
+          <w:b/>
+          <w:color w:val="1F3D7A"/>
+          <w:sz w:val="28"/>
+        </w:rPr>
+        <w:t>11. Support contacts</w:t>
       </w:r>
     </w:p>
     <w:tbl>
@@ -3344,13 +6826,16 @@
             <w:tcW w:type="dxa" w:w="2400"/>
             <w:shd w:val="clear" w:color="auto" w:fill="1F3D7A"/>
             <w:tcMar>
-              <w:top w:w="100" w:type="dxa"/>
-              <w:bottom w:w="100" w:type="dxa"/>
-              <w:start w:w="140" w:type="dxa"/>
-              <w:end w:w="140" w:type="dxa"/>
+              <w:top w:w="60" w:type="dxa"/>
+              <w:bottom w:w="60" w:type="dxa"/>
+              <w:start w:w="120" w:type="dxa"/>
+              <w:end w:w="120" w:type="dxa"/>
             </w:tcMar>
           </w:tcPr>
           <w:p>
+            <w:pPr>
+              <w:spacing w:after="0"/>
+            </w:pPr>
             <w:r>
               <w:rPr>
                 <w:b/>
@@ -3367,13 +6852,16 @@
             <w:tcW w:type="dxa" w:w="4300"/>
             <w:shd w:val="clear" w:color="auto" w:fill="1F3D7A"/>
             <w:tcMar>
-              <w:top w:w="100" w:type="dxa"/>
-              <w:bottom w:w="100" w:type="dxa"/>
-              <w:start w:w="140" w:type="dxa"/>
-              <w:end w:w="140" w:type="dxa"/>
+              <w:top w:w="60" w:type="dxa"/>
+              <w:bottom w:w="60" w:type="dxa"/>
+              <w:start w:w="120" w:type="dxa"/>
+              <w:end w:w="120" w:type="dxa"/>
             </w:tcMar>
           </w:tcPr>
           <w:p>
+            <w:pPr>
+              <w:spacing w:after="0"/>
+            </w:pPr>
             <w:r>
               <w:rPr>
                 <w:b/>
@@ -3390,13 +6878,16 @@
             <w:tcW w:type="dxa" w:w="3272"/>
             <w:shd w:val="clear" w:color="auto" w:fill="1F3D7A"/>
             <w:tcMar>
-              <w:top w:w="100" w:type="dxa"/>
-              <w:bottom w:w="100" w:type="dxa"/>
-              <w:start w:w="140" w:type="dxa"/>
-              <w:end w:w="140" w:type="dxa"/>
+              <w:top w:w="60" w:type="dxa"/>
+              <w:bottom w:w="60" w:type="dxa"/>
+              <w:start w:w="120" w:type="dxa"/>
+              <w:end w:w="120" w:type="dxa"/>
             </w:tcMar>
           </w:tcPr>
           <w:p>
+            <w:pPr>
+              <w:spacing w:after="0"/>
+            </w:pPr>
             <w:r>
               <w:rPr>
                 <w:b/>
@@ -3415,13 +6906,16 @@
             <w:tcW w:type="dxa" w:w="2400"/>
             <w:shd w:val="clear" w:color="auto" w:fill="FFFFFF"/>
             <w:tcMar>
-              <w:top w:w="100" w:type="dxa"/>
-              <w:bottom w:w="100" w:type="dxa"/>
-              <w:start w:w="140" w:type="dxa"/>
-              <w:end w:w="140" w:type="dxa"/>
+              <w:top w:w="60" w:type="dxa"/>
+              <w:bottom w:w="60" w:type="dxa"/>
+              <w:start w:w="120" w:type="dxa"/>
+              <w:end w:w="120" w:type="dxa"/>
             </w:tcMar>
           </w:tcPr>
           <w:p>
+            <w:pPr>
+              <w:spacing w:after="0"/>
+            </w:pPr>
             <w:r>
               <w:rPr>
                 <w:color w:val="201E19"/>
@@ -3437,13 +6931,16 @@
             <w:tcW w:type="dxa" w:w="4300"/>
             <w:shd w:val="clear" w:color="auto" w:fill="FFFFFF"/>
             <w:tcMar>
-              <w:top w:w="100" w:type="dxa"/>
-              <w:bottom w:w="100" w:type="dxa"/>
-              <w:start w:w="140" w:type="dxa"/>
-              <w:end w:w="140" w:type="dxa"/>
+              <w:top w:w="60" w:type="dxa"/>
+              <w:bottom w:w="60" w:type="dxa"/>
+              <w:start w:w="120" w:type="dxa"/>
+              <w:end w:w="120" w:type="dxa"/>
             </w:tcMar>
           </w:tcPr>
           <w:p>
+            <w:pPr>
+              <w:spacing w:after="0"/>
+            </w:pPr>
             <w:r>
               <w:rPr>
                 <w:color w:val="201E19"/>
@@ -3459,13 +6956,16 @@
             <w:tcW w:type="dxa" w:w="3272"/>
             <w:shd w:val="clear" w:color="auto" w:fill="FFFFFF"/>
             <w:tcMar>
-              <w:top w:w="100" w:type="dxa"/>
-              <w:bottom w:w="100" w:type="dxa"/>
-              <w:start w:w="140" w:type="dxa"/>
-              <w:end w:w="140" w:type="dxa"/>
+              <w:top w:w="60" w:type="dxa"/>
+              <w:bottom w:w="60" w:type="dxa"/>
+              <w:start w:w="120" w:type="dxa"/>
+              <w:end w:w="120" w:type="dxa"/>
             </w:tcMar>
           </w:tcPr>
           <w:p>
+            <w:pPr>
+              <w:spacing w:after="0"/>
+            </w:pPr>
             <w:r>
               <w:rPr>
                 <w:color w:val="201E19"/>
@@ -3483,13 +6983,16 @@
             <w:tcW w:type="dxa" w:w="2400"/>
             <w:shd w:val="clear" w:color="auto" w:fill="FFFFFF"/>
             <w:tcMar>
-              <w:top w:w="100" w:type="dxa"/>
-              <w:bottom w:w="100" w:type="dxa"/>
-              <w:start w:w="140" w:type="dxa"/>
-              <w:end w:w="140" w:type="dxa"/>
+              <w:top w:w="60" w:type="dxa"/>
+              <w:bottom w:w="60" w:type="dxa"/>
+              <w:start w:w="120" w:type="dxa"/>
+              <w:end w:w="120" w:type="dxa"/>
             </w:tcMar>
           </w:tcPr>
           <w:p>
+            <w:pPr>
+              <w:spacing w:after="0"/>
+            </w:pPr>
             <w:r>
               <w:rPr>
                 <w:color w:val="201E19"/>
@@ -3505,13 +7008,16 @@
             <w:tcW w:type="dxa" w:w="4300"/>
             <w:shd w:val="clear" w:color="auto" w:fill="FFFFFF"/>
             <w:tcMar>
-              <w:top w:w="100" w:type="dxa"/>
-              <w:bottom w:w="100" w:type="dxa"/>
-              <w:start w:w="140" w:type="dxa"/>
-              <w:end w:w="140" w:type="dxa"/>
+              <w:top w:w="60" w:type="dxa"/>
+              <w:bottom w:w="60" w:type="dxa"/>
+              <w:start w:w="120" w:type="dxa"/>
+              <w:end w:w="120" w:type="dxa"/>
             </w:tcMar>
           </w:tcPr>
           <w:p>
+            <w:pPr>
+              <w:spacing w:after="0"/>
+            </w:pPr>
             <w:r>
               <w:rPr>
                 <w:color w:val="201E19"/>
@@ -3527,13 +7033,16 @@
             <w:tcW w:type="dxa" w:w="3272"/>
             <w:shd w:val="clear" w:color="auto" w:fill="FFFFFF"/>
             <w:tcMar>
-              <w:top w:w="100" w:type="dxa"/>
-              <w:bottom w:w="100" w:type="dxa"/>
-              <w:start w:w="140" w:type="dxa"/>
-              <w:end w:w="140" w:type="dxa"/>
+              <w:top w:w="60" w:type="dxa"/>
+              <w:bottom w:w="60" w:type="dxa"/>
+              <w:start w:w="120" w:type="dxa"/>
+              <w:end w:w="120" w:type="dxa"/>
             </w:tcMar>
           </w:tcPr>
           <w:p>
+            <w:pPr>
+              <w:spacing w:after="0"/>
+            </w:pPr>
             <w:r>
               <w:rPr>
                 <w:color w:val="201E19"/>
